--- a/КП_задания_1-3_ГОСТ.docx
+++ b/КП_задания_1-3_ГОСТ.docx
@@ -5,240 +5,189 @@
     <w:p>
       <w:pPr>
         <w:pStyle w:val="Normal"/>
-        <w:spacing w:lineRule="auto" w:line="300" w:before="0" w:after="0"/>
+        <w:keepNext w:val="false"/>
+        <w:spacing w:before="0" w:after="0" w:line="276" w:lineRule="auto"/>
         <w:jc w:val="center"/>
-        <w:rPr/>
-      </w:pPr>
-      <w:r>
-        <w:rPr/>
-        <w:t>Министерство науки и высшего образования Российской Федерации</w:t>
-      </w:r>
-    </w:p>
-    <w:p>
-      <w:pPr>
-        <w:pStyle w:val="Normal"/>
-        <w:spacing w:lineRule="auto" w:line="300" w:before="0" w:after="0"/>
+      </w:pPr>
+      <w:r>
+        <w:rPr/>
+        <w:t xml:space="preserve">Московский авиационный институт</w:t>
+      </w:r>
+    </w:p>
+    <w:p>
+      <w:pPr>
+        <w:pStyle w:val="Normal"/>
+        <w:keepNext w:val="false"/>
+        <w:pBdr>
+          <w:bottom w:val="single" w:sz="8" w:space="4" w:color="4472C4"/>
+        </w:pBdr>
+        <w:spacing w:before="0" w:after="0" w:line="276" w:lineRule="auto"/>
+        <w:ind w:start="-981" w:end="168"/>
         <w:jc w:val="center"/>
-        <w:rPr/>
+      </w:pPr>
+      <w:r>
+        <w:rPr/>
+        <w:t xml:space="preserve">(национальный исследовательский университет)</w:t>
+      </w:r>
+    </w:p>
+    <w:p>
+      <w:pPr>
+        <w:pStyle w:val="Normal"/>
+        <w:keepNext w:val="false"/>
+        <w:spacing w:before="700" w:after="0" w:line="276" w:lineRule="auto"/>
+        <w:jc w:val="center"/>
+      </w:pPr>
+      <w:r>
+        <w:rPr/>
+        <w:t xml:space="preserve">Институт «Компьютерные науки и прикладная математика»</w:t>
+      </w:r>
+    </w:p>
+    <w:p>
+      <w:pPr>
+        <w:pStyle w:val="Normal"/>
+        <w:keepNext w:val="false"/>
+        <w:spacing w:before="700" w:after="0" w:line="276" w:lineRule="auto"/>
+        <w:jc w:val="center"/>
       </w:pPr>
       <w:r>
         <w:rPr>
           <w:b/>
           <w:bCs/>
         </w:rPr>
-        <w:t>Московский авиационный институт</w:t>
-      </w:r>
-    </w:p>
-    <w:p>
-      <w:pPr>
-        <w:pStyle w:val="Normal"/>
-        <w:spacing w:lineRule="auto" w:line="300" w:before="0" w:after="0"/>
+        <w:t xml:space="preserve">Курсовой проект</w:t>
+      </w:r>
+    </w:p>
+    <w:p>
+      <w:pPr>
+        <w:pStyle w:val="Normal"/>
+        <w:keepNext w:val="false"/>
+        <w:spacing w:before="0" w:after="0" w:line="276" w:lineRule="auto"/>
         <w:jc w:val="center"/>
-        <w:rPr/>
-      </w:pPr>
-      <w:r>
-        <w:rPr/>
-        <w:t>(национальный исследовательский университет)</w:t>
-      </w:r>
-    </w:p>
-    <w:p>
-      <w:pPr>
-        <w:pStyle w:val="Normal"/>
-        <w:spacing w:lineRule="auto" w:line="300" w:before="0" w:after="1800"/>
-        <w:jc w:val="center"/>
-        <w:rPr/>
-      </w:pPr>
-      <w:r>
-        <w:rPr/>
-        <w:t>Институт «Компьютерные науки и прикладная математика»</w:t>
-      </w:r>
-    </w:p>
-    <w:p>
-      <w:pPr>
-        <w:pStyle w:val="Normal"/>
-        <w:spacing w:lineRule="auto" w:line="300" w:before="0" w:after="120"/>
-        <w:jc w:val="center"/>
-        <w:rPr/>
       </w:pPr>
       <w:r>
         <w:rPr>
           <w:b/>
           <w:bCs/>
-          <w:sz w:val="36"/>
-          <w:szCs w:val="36"/>
-        </w:rPr>
-        <w:t>КУРСОВОЙ ПРОЕКТ</w:t>
-      </w:r>
-    </w:p>
-    <w:p>
-      <w:pPr>
-        <w:pStyle w:val="Normal"/>
-        <w:spacing w:lineRule="auto" w:line="300" w:before="0" w:after="120"/>
+        </w:rPr>
+        <w:t xml:space="preserve">«Теория автоматов и формальных языков»</w:t>
+      </w:r>
+    </w:p>
+    <w:p>
+      <w:pPr>
+        <w:pStyle w:val="Normal"/>
+        <w:keepNext w:val="false"/>
+        <w:spacing w:before="100" w:after="0" w:line="276" w:lineRule="auto"/>
         <w:jc w:val="center"/>
-        <w:rPr/>
-      </w:pPr>
-      <w:r>
-        <w:rPr>
-          <w:sz w:val="28"/>
-          <w:szCs w:val="28"/>
-        </w:rPr>
-        <w:t>по дисциплине «Теория автоматов и формальных языков»</w:t>
-      </w:r>
-    </w:p>
-    <w:p>
-      <w:pPr>
-        <w:pStyle w:val="Normal"/>
-        <w:spacing w:lineRule="auto" w:line="300" w:before="0" w:after="120"/>
+      </w:pPr>
+      <w:r>
+        <w:rPr>
+          <w:b/>
+          <w:bCs/>
+        </w:rPr>
+        <w:t xml:space="preserve">VII семестр</w:t>
+      </w:r>
+    </w:p>
+    <w:p>
+      <w:pPr>
+        <w:pStyle w:val="Normal"/>
+        <w:keepNext w:val="false"/>
+        <w:spacing w:before="2500" w:after="0" w:line="276" w:lineRule="auto"/>
+        <w:ind w:start="3270" w:end="0" w:firstLine="0"/>
+        <w:jc w:val="left"/>
+      </w:pPr>
+      <w:r>
+        <w:rPr>
+          <w:i/>
+          <w:iCs/>
+        </w:rPr>
+        <w:t xml:space="preserve">Студент:</w:t>
+      </w:r>
+      <w:r>
+        <w:rPr/>
+        <w:t xml:space="preserve"> Гуляев А.П.</w:t>
+      </w:r>
+    </w:p>
+    <w:p>
+      <w:pPr>
+        <w:pStyle w:val="Normal"/>
+        <w:keepNext w:val="false"/>
+        <w:spacing w:before="0" w:after="0" w:line="276" w:lineRule="auto"/>
+        <w:ind w:start="3270" w:end="0" w:firstLine="0"/>
+        <w:jc w:val="left"/>
+      </w:pPr>
+      <w:r>
+        <w:rPr>
+          <w:i/>
+          <w:iCs/>
+        </w:rPr>
+        <w:t xml:space="preserve">Группа: М8О-413Б-23</w:t>
+      </w:r>
+    </w:p>
+    <w:p>
+      <w:pPr>
+        <w:pStyle w:val="Normal"/>
+        <w:keepNext w:val="false"/>
+        <w:spacing w:before="0" w:after="0" w:line="276" w:lineRule="auto"/>
+        <w:ind w:start="3270" w:end="0" w:firstLine="0"/>
+        <w:jc w:val="left"/>
+      </w:pPr>
+      <w:r>
+        <w:rPr>
+          <w:i/>
+          <w:iCs/>
+        </w:rPr>
+        <w:t xml:space="preserve">Руководитель: к.т.н, доцент ОЦ 8</w:t>
+      </w:r>
+      <w:r>
+        <w:rPr/>
+        <w:t xml:space="preserve"> Киндинова В. В.</w:t>
+      </w:r>
+    </w:p>
+    <w:p>
+      <w:pPr>
+        <w:pStyle w:val="Normal"/>
+        <w:keepNext w:val="false"/>
+        <w:spacing w:before="360" w:after="0" w:line="276" w:lineRule="auto"/>
+        <w:ind w:start="5960" w:end="0" w:firstLine="0"/>
+        <w:jc w:val="left"/>
+      </w:pPr>
+      <w:r>
+        <w:rPr>
+          <w:i/>
+          <w:iCs/>
+        </w:rPr>
+        <w:t xml:space="preserve">Оценка:</w:t>
+      </w:r>
+    </w:p>
+    <w:p>
+      <w:pPr>
+        <w:pStyle w:val="Normal"/>
+        <w:keepNext w:val="false"/>
+        <w:spacing w:before="0" w:after="0" w:line="276" w:lineRule="auto"/>
+        <w:ind w:start="6070" w:end="0" w:firstLine="0"/>
+        <w:jc w:val="left"/>
+      </w:pPr>
+      <w:r>
+        <w:rPr>
+          <w:i/>
+          <w:iCs/>
+        </w:rPr>
+        <w:t xml:space="preserve">Дата:</w:t>
+      </w:r>
+    </w:p>
+    <w:p>
+      <w:pPr>
+        <w:pStyle w:val="Normal"/>
+        <w:keepNext w:val="false"/>
+        <w:spacing w:before="4900" w:after="0" w:line="276" w:lineRule="auto"/>
         <w:jc w:val="center"/>
-        <w:rPr/>
-      </w:pPr>
-      <w:r>
-        <w:rPr/>
-        <w:t>Часть 1. Задания 1–3: регулярная грамматика, конечный автомат, минимизация ДКА</w:t>
-      </w:r>
-    </w:p>
-    <w:p>
-      <w:pPr>
-        <w:pStyle w:val="Normal"/>
-        <w:spacing w:lineRule="auto" w:line="300" w:before="0" w:after="1600"/>
-        <w:jc w:val="center"/>
-        <w:rPr/>
-      </w:pPr>
-      <w:r>
-        <w:rPr/>
-        <w:t>Вариант № _</w:t>
-      </w:r>
-      <w:r>
-        <w:rPr>
-          <w:u w:val="single"/>
-        </w:rPr>
-        <w:t>4.4</w:t>
-      </w:r>
-      <w:r>
-        <w:rPr/>
-        <w:t>_ : распознавание списка адресов электронной почты</w:t>
-      </w:r>
-    </w:p>
-    <w:p>
-      <w:pPr>
-        <w:pStyle w:val="Normal"/>
-        <w:widowControl/>
-        <w:suppressAutoHyphens w:val="true"/>
-        <w:bidi w:val="0"/>
-        <w:spacing w:before="0" w:after="60"/>
-        <w:ind w:hanging="1709" w:start="4769" w:end="0"/>
-        <w:jc w:val="start"/>
-        <w:rPr/>
-      </w:pPr>
-      <w:r>
-        <w:rPr/>
-        <w:t>Студент: __</w:t>
-      </w:r>
-      <w:r>
-        <w:rPr>
-          <w:u w:val="single"/>
-        </w:rPr>
-        <w:t>Гуляев А.П.</w:t>
-      </w:r>
-      <w:r>
-        <w:rPr/>
-        <w:t>___</w:t>
-      </w:r>
-    </w:p>
-    <w:p>
-      <w:pPr>
-        <w:pStyle w:val="Normal"/>
-        <w:widowControl/>
-        <w:suppressAutoHyphens w:val="true"/>
-        <w:bidi w:val="0"/>
-        <w:spacing w:before="0" w:after="60"/>
-        <w:ind w:hanging="1709" w:start="4769" w:end="0"/>
-        <w:jc w:val="start"/>
-        <w:rPr/>
-      </w:pPr>
-      <w:r>
-        <w:rPr/>
-        <w:t>Группа: ___</w:t>
-      </w:r>
-      <w:r>
-        <w:rPr>
-          <w:u w:val="single"/>
-        </w:rPr>
-        <w:t>М8О-413Б-23</w:t>
-      </w:r>
-      <w:r>
-        <w:rPr/>
-        <w:t>__</w:t>
-      </w:r>
-    </w:p>
-    <w:p>
-      <w:pPr>
-        <w:pStyle w:val="Normal"/>
-        <w:widowControl/>
-        <w:suppressAutoHyphens w:val="true"/>
-        <w:bidi w:val="0"/>
-        <w:spacing w:before="0" w:after="60"/>
-        <w:ind w:hanging="1709" w:start="4769" w:end="0"/>
-        <w:jc w:val="start"/>
-        <w:rPr/>
-      </w:pPr>
-      <w:r>
-        <w:rPr/>
-        <w:t>Руководитель: _</w:t>
-      </w:r>
-      <w:r>
-        <w:rPr>
-          <w:u w:val="single"/>
-        </w:rPr>
-        <w:t>к.т.н, доцент ОЦ 8 Киндинова В. В.</w:t>
-      </w:r>
-      <w:r>
-        <w:rPr/>
-        <w:t>_</w:t>
-      </w:r>
-    </w:p>
-    <w:p>
-      <w:pPr>
-        <w:pStyle w:val="Normal"/>
-        <w:widowControl/>
-        <w:suppressAutoHyphens w:val="true"/>
-        <w:bidi w:val="0"/>
-        <w:spacing w:before="0" w:after="60"/>
-        <w:ind w:hanging="1709" w:start="4769" w:end="0"/>
-        <w:jc w:val="start"/>
-        <w:rPr/>
-      </w:pPr>
-      <w:r>
-        <w:rPr/>
-        <w:t>Оценка: ____________</w:t>
-      </w:r>
-    </w:p>
-    <w:p>
-      <w:pPr>
-        <w:pStyle w:val="Normal"/>
-        <w:widowControl/>
-        <w:suppressAutoHyphens w:val="true"/>
-        <w:bidi w:val="0"/>
-        <w:spacing w:before="0" w:after="2600"/>
-        <w:ind w:hanging="1709" w:start="4769" w:end="0"/>
-        <w:jc w:val="start"/>
-        <w:rPr/>
-      </w:pPr>
-      <w:r>
-        <w:rPr/>
-        <w:t>Дата: ____________</w:t>
-      </w:r>
-    </w:p>
-    <w:p>
-      <w:pPr>
-        <w:pStyle w:val="Normal"/>
-        <w:spacing w:lineRule="auto" w:line="300" w:before="0" w:after="80"/>
-        <w:jc w:val="center"/>
-        <w:rPr/>
-      </w:pPr>
-      <w:r>
-        <w:rPr/>
-        <w:t>Москва, 2026</w:t>
+      </w:pPr>
+      <w:r>
+        <w:rPr>
+          <w:b/>
+          <w:bCs/>
+        </w:rPr>
+        <w:t xml:space="preserve">Москва - 2026</w:t>
       </w:r>
       <w:r>
         <w:br w:type="page"/>
@@ -279,13 +228,7 @@
           <w:r>
             <w:rPr/>
             <w:instrText xml:space="preserve"> TOC \z \o "1-2" \u \h</w:instrText>
-          </w:r>
-          <w:r>
-            <w:rPr/>
             <w:fldChar w:fldCharType="separate"/>
-          </w:r>
-          <w:r>
-            <w:rPr/>
           </w:r>
         </w:p>
         <w:p>
@@ -305,17 +248,7 @@
                 <w:webHidden/>
               </w:rPr>
               <w:fldChar w:fldCharType="begin"/>
-            </w:r>
-            <w:r>
-              <w:rPr>
-                <w:webHidden/>
-              </w:rPr>
               <w:instrText xml:space="preserve">PAGEREF _Toc1 \h</w:instrText>
-            </w:r>
-            <w:r>
-              <w:rPr>
-                <w:webHidden/>
-              </w:rPr>
               <w:fldChar w:fldCharType="separate"/>
             </w:r>
             <w:r>
@@ -352,17 +285,7 @@
                 <w:webHidden/>
               </w:rPr>
               <w:fldChar w:fldCharType="begin"/>
-            </w:r>
-            <w:r>
-              <w:rPr>
-                <w:webHidden/>
-              </w:rPr>
               <w:instrText xml:space="preserve">PAGEREF _Toc2 \h</w:instrText>
-            </w:r>
-            <w:r>
-              <w:rPr>
-                <w:webHidden/>
-              </w:rPr>
               <w:fldChar w:fldCharType="separate"/>
             </w:r>
             <w:r>
@@ -399,17 +322,7 @@
                 <w:webHidden/>
               </w:rPr>
               <w:fldChar w:fldCharType="begin"/>
-            </w:r>
-            <w:r>
-              <w:rPr>
-                <w:webHidden/>
-              </w:rPr>
               <w:instrText xml:space="preserve">PAGEREF _Toc3 \h</w:instrText>
-            </w:r>
-            <w:r>
-              <w:rPr>
-                <w:webHidden/>
-              </w:rPr>
               <w:fldChar w:fldCharType="separate"/>
             </w:r>
             <w:r>
@@ -446,17 +359,7 @@
                 <w:webHidden/>
               </w:rPr>
               <w:fldChar w:fldCharType="begin"/>
-            </w:r>
-            <w:r>
-              <w:rPr>
-                <w:webHidden/>
-              </w:rPr>
               <w:instrText xml:space="preserve">PAGEREF _Toc4 \h</w:instrText>
-            </w:r>
-            <w:r>
-              <w:rPr>
-                <w:webHidden/>
-              </w:rPr>
               <w:fldChar w:fldCharType="separate"/>
             </w:r>
             <w:r>
@@ -493,17 +396,7 @@
                 <w:webHidden/>
               </w:rPr>
               <w:fldChar w:fldCharType="begin"/>
-            </w:r>
-            <w:r>
-              <w:rPr>
-                <w:webHidden/>
-              </w:rPr>
               <w:instrText xml:space="preserve">PAGEREF _Toc5 \h</w:instrText>
-            </w:r>
-            <w:r>
-              <w:rPr>
-                <w:webHidden/>
-              </w:rPr>
               <w:fldChar w:fldCharType="separate"/>
             </w:r>
             <w:r>
@@ -540,17 +433,7 @@
                 <w:webHidden/>
               </w:rPr>
               <w:fldChar w:fldCharType="begin"/>
-            </w:r>
-            <w:r>
-              <w:rPr>
-                <w:webHidden/>
-              </w:rPr>
               <w:instrText xml:space="preserve">PAGEREF _Toc7 \h</w:instrText>
-            </w:r>
-            <w:r>
-              <w:rPr>
-                <w:webHidden/>
-              </w:rPr>
               <w:fldChar w:fldCharType="separate"/>
             </w:r>
             <w:r>
@@ -587,17 +470,7 @@
                 <w:webHidden/>
               </w:rPr>
               <w:fldChar w:fldCharType="begin"/>
-            </w:r>
-            <w:r>
-              <w:rPr>
-                <w:webHidden/>
-              </w:rPr>
               <w:instrText xml:space="preserve">PAGEREF _Toc8 \h</w:instrText>
-            </w:r>
-            <w:r>
-              <w:rPr>
-                <w:webHidden/>
-              </w:rPr>
               <w:fldChar w:fldCharType="separate"/>
             </w:r>
             <w:r>
@@ -634,17 +507,7 @@
                 <w:webHidden/>
               </w:rPr>
               <w:fldChar w:fldCharType="begin"/>
-            </w:r>
-            <w:r>
-              <w:rPr>
-                <w:webHidden/>
-              </w:rPr>
               <w:instrText xml:space="preserve">PAGEREF _Toc9 \h</w:instrText>
-            </w:r>
-            <w:r>
-              <w:rPr>
-                <w:webHidden/>
-              </w:rPr>
               <w:fldChar w:fldCharType="separate"/>
             </w:r>
             <w:r>
@@ -681,17 +544,7 @@
                 <w:webHidden/>
               </w:rPr>
               <w:fldChar w:fldCharType="begin"/>
-            </w:r>
-            <w:r>
-              <w:rPr>
-                <w:webHidden/>
-              </w:rPr>
               <w:instrText xml:space="preserve">PAGEREF _Toc11 \h</w:instrText>
-            </w:r>
-            <w:r>
-              <w:rPr>
-                <w:webHidden/>
-              </w:rPr>
               <w:fldChar w:fldCharType="separate"/>
             </w:r>
             <w:r>
@@ -728,17 +581,7 @@
                 <w:webHidden/>
               </w:rPr>
               <w:fldChar w:fldCharType="begin"/>
-            </w:r>
-            <w:r>
-              <w:rPr>
-                <w:webHidden/>
-              </w:rPr>
               <w:instrText xml:space="preserve">PAGEREF _Toc12 \h</w:instrText>
-            </w:r>
-            <w:r>
-              <w:rPr>
-                <w:webHidden/>
-              </w:rPr>
               <w:fldChar w:fldCharType="separate"/>
             </w:r>
             <w:r>
@@ -775,17 +618,7 @@
                 <w:webHidden/>
               </w:rPr>
               <w:fldChar w:fldCharType="begin"/>
-            </w:r>
-            <w:r>
-              <w:rPr>
-                <w:webHidden/>
-              </w:rPr>
               <w:instrText xml:space="preserve">PAGEREF _Toc13 \h</w:instrText>
-            </w:r>
-            <w:r>
-              <w:rPr>
-                <w:webHidden/>
-              </w:rPr>
               <w:fldChar w:fldCharType="separate"/>
             </w:r>
             <w:r>
@@ -822,17 +655,7 @@
                 <w:webHidden/>
               </w:rPr>
               <w:fldChar w:fldCharType="begin"/>
-            </w:r>
-            <w:r>
-              <w:rPr>
-                <w:webHidden/>
-              </w:rPr>
               <w:instrText xml:space="preserve">PAGEREF _Toc15 \h</w:instrText>
-            </w:r>
-            <w:r>
-              <w:rPr>
-                <w:webHidden/>
-              </w:rPr>
               <w:fldChar w:fldCharType="separate"/>
             </w:r>
             <w:r>
@@ -869,17 +692,7 @@
                 <w:webHidden/>
               </w:rPr>
               <w:fldChar w:fldCharType="begin"/>
-            </w:r>
-            <w:r>
-              <w:rPr>
-                <w:webHidden/>
-              </w:rPr>
               <w:instrText xml:space="preserve">PAGEREF _Toc17 \h</w:instrText>
-            </w:r>
-            <w:r>
-              <w:rPr>
-                <w:webHidden/>
-              </w:rPr>
               <w:fldChar w:fldCharType="separate"/>
             </w:r>
             <w:r>
@@ -916,17 +729,7 @@
                 <w:webHidden/>
               </w:rPr>
               <w:fldChar w:fldCharType="begin"/>
-            </w:r>
-            <w:r>
-              <w:rPr>
-                <w:webHidden/>
-              </w:rPr>
               <w:instrText xml:space="preserve">PAGEREF _Toc18 \h</w:instrText>
-            </w:r>
-            <w:r>
-              <w:rPr>
-                <w:webHidden/>
-              </w:rPr>
               <w:fldChar w:fldCharType="separate"/>
             </w:r>
             <w:r>
@@ -963,17 +766,7 @@
                 <w:webHidden/>
               </w:rPr>
               <w:fldChar w:fldCharType="begin"/>
-            </w:r>
-            <w:r>
-              <w:rPr>
-                <w:webHidden/>
-              </w:rPr>
               <w:instrText xml:space="preserve">PAGEREF _Toc19 \h</w:instrText>
-            </w:r>
-            <w:r>
-              <w:rPr>
-                <w:webHidden/>
-              </w:rPr>
               <w:fldChar w:fldCharType="separate"/>
             </w:r>
             <w:r>
@@ -1010,17 +803,7 @@
                 <w:webHidden/>
               </w:rPr>
               <w:fldChar w:fldCharType="begin"/>
-            </w:r>
-            <w:r>
-              <w:rPr>
-                <w:webHidden/>
-              </w:rPr>
               <w:instrText xml:space="preserve">PAGEREF _Toc21 \h</w:instrText>
-            </w:r>
-            <w:r>
-              <w:rPr>
-                <w:webHidden/>
-              </w:rPr>
               <w:fldChar w:fldCharType="separate"/>
             </w:r>
             <w:r>
@@ -1057,17 +840,7 @@
                 <w:webHidden/>
               </w:rPr>
               <w:fldChar w:fldCharType="begin"/>
-            </w:r>
-            <w:r>
-              <w:rPr>
-                <w:webHidden/>
-              </w:rPr>
               <w:instrText xml:space="preserve">PAGEREF _Toc22 \h</w:instrText>
-            </w:r>
-            <w:r>
-              <w:rPr>
-                <w:webHidden/>
-              </w:rPr>
               <w:fldChar w:fldCharType="separate"/>
             </w:r>
             <w:r>
@@ -1104,17 +877,7 @@
                 <w:webHidden/>
               </w:rPr>
               <w:fldChar w:fldCharType="begin"/>
-            </w:r>
-            <w:r>
-              <w:rPr>
-                <w:webHidden/>
-              </w:rPr>
               <w:instrText xml:space="preserve">PAGEREF _Toc23 \h</w:instrText>
-            </w:r>
-            <w:r>
-              <w:rPr>
-                <w:webHidden/>
-              </w:rPr>
               <w:fldChar w:fldCharType="separate"/>
             </w:r>
             <w:r>
@@ -1151,17 +914,7 @@
                 <w:webHidden/>
               </w:rPr>
               <w:fldChar w:fldCharType="begin"/>
-            </w:r>
-            <w:r>
-              <w:rPr>
-                <w:webHidden/>
-              </w:rPr>
               <w:instrText xml:space="preserve">PAGEREF _Toc24 \h</w:instrText>
-            </w:r>
-            <w:r>
-              <w:rPr>
-                <w:webHidden/>
-              </w:rPr>
               <w:fldChar w:fldCharType="separate"/>
             </w:r>
             <w:r>
@@ -1198,17 +951,7 @@
                 <w:webHidden/>
               </w:rPr>
               <w:fldChar w:fldCharType="begin"/>
-            </w:r>
-            <w:r>
-              <w:rPr>
-                <w:webHidden/>
-              </w:rPr>
               <w:instrText xml:space="preserve">PAGEREF _Toc25 \h</w:instrText>
-            </w:r>
-            <w:r>
-              <w:rPr>
-                <w:webHidden/>
-              </w:rPr>
               <w:fldChar w:fldCharType="separate"/>
             </w:r>
             <w:r>
@@ -1334,7 +1077,7 @@
       </w:pPr>
       <w:r>
         <w:rPr/>
-        <w:t>Паттерн-модель варианта (синтаксис регулярных выражений .NET):</w:t>
+        <w:t>Паттерн-модель варианта № 4.4 (синтаксис регулярных выражений .NET):</w:t>
       </w:r>
     </w:p>
     <w:p>
@@ -7051,16 +6794,7 @@
                 <w:sz w:val="19"/>
                 <w:szCs w:val="19"/>
               </w:rPr>
-              <w:t xml:space="preserve">→ </w:t>
-            </w:r>
-            <w:r>
-              <w:rPr>
-                <w:b w:val="false"/>
-                <w:bCs w:val="false"/>
-                <w:sz w:val="19"/>
-                <w:szCs w:val="19"/>
-              </w:rPr>
-              <w:t>S</w:t>
+              <w:t xml:space="preserve">→ S</w:t>
             </w:r>
             <w:r>
               <w:rPr>
@@ -15004,16 +14738,7 @@
                 <w:sz w:val="19"/>
                 <w:szCs w:val="19"/>
               </w:rPr>
-              <w:t xml:space="preserve">→ </w:t>
-            </w:r>
-            <w:r>
-              <w:rPr>
-                <w:b w:val="false"/>
-                <w:bCs w:val="false"/>
-                <w:sz w:val="19"/>
-                <w:szCs w:val="19"/>
-              </w:rPr>
-              <w:t>A</w:t>
+              <w:t xml:space="preserve">→ A</w:t>
             </w:r>
             <w:r>
               <w:rPr>
@@ -20295,14 +20020,7 @@
           <w:i w:val="false"/>
           <w:iCs w:val="false"/>
         </w:rPr>
-        <w:t xml:space="preserve">      ⊢ </w:t>
-      </w:r>
-      <w:r>
-        <w:rPr>
-          <w:i w:val="false"/>
-          <w:iCs w:val="false"/>
-        </w:rPr>
-        <w:t>(A</w:t>
+        <w:t xml:space="preserve">      ⊢ (A</w:t>
       </w:r>
       <w:r>
         <w:rPr>
@@ -20393,14 +20111,7 @@
           <w:i w:val="false"/>
           <w:iCs w:val="false"/>
         </w:rPr>
-        <w:t xml:space="preserve">      ⊢ </w:t>
-      </w:r>
-      <w:r>
-        <w:rPr>
-          <w:i w:val="false"/>
-          <w:iCs w:val="false"/>
-        </w:rPr>
-        <w:t>(A</w:t>
+        <w:t xml:space="preserve">      ⊢ (A</w:t>
       </w:r>
       <w:r>
         <w:rPr>
@@ -31087,16 +30798,7 @@
                 <w:sz w:val="19"/>
                 <w:szCs w:val="19"/>
               </w:rPr>
-              <w:t xml:space="preserve">→ </w:t>
-            </w:r>
-            <w:r>
-              <w:rPr>
-                <w:b w:val="false"/>
-                <w:bCs w:val="false"/>
-                <w:sz w:val="19"/>
-                <w:szCs w:val="19"/>
-              </w:rPr>
-              <w:t>q</w:t>
+              <w:t xml:space="preserve">→ q</w:t>
             </w:r>
             <w:r>
               <w:rPr>
@@ -37742,15 +37444,22 @@
           <w:sz w:val="17"/>
           <w:szCs w:val="17"/>
         </w:rPr>
-        <w:t xml:space="preserve">    </w:t>
-      </w:r>
+        <w:t xml:space="preserve">    "bufio"</w:t>
+      </w:r>
+    </w:p>
+    <w:p>
+      <w:pPr>
+        <w:pStyle w:val="Normal"/>
+        <w:spacing w:lineRule="auto" w:line="228" w:before="0" w:after="0"/>
+        <w:rPr/>
+      </w:pPr>
       <w:r>
         <w:rPr>
           <w:rFonts w:eastAsia="Courier New" w:cs="Courier New" w:ascii="Courier New" w:hAnsi="Courier New"/>
           <w:sz w:val="17"/>
           <w:szCs w:val="17"/>
         </w:rPr>
-        <w:t>"bufio"</w:t>
+        <w:t xml:space="preserve">    "fmt"</w:t>
       </w:r>
     </w:p>
     <w:p>
@@ -37765,15 +37474,22 @@
           <w:sz w:val="17"/>
           <w:szCs w:val="17"/>
         </w:rPr>
-        <w:t xml:space="preserve">    </w:t>
-      </w:r>
+        <w:t xml:space="preserve">    "os"</w:t>
+      </w:r>
+    </w:p>
+    <w:p>
+      <w:pPr>
+        <w:pStyle w:val="Normal"/>
+        <w:spacing w:lineRule="auto" w:line="228" w:before="0" w:after="0"/>
+        <w:rPr/>
+      </w:pPr>
       <w:r>
         <w:rPr>
           <w:rFonts w:eastAsia="Courier New" w:cs="Courier New" w:ascii="Courier New" w:hAnsi="Courier New"/>
           <w:sz w:val="17"/>
           <w:szCs w:val="17"/>
         </w:rPr>
-        <w:t>"fmt"</w:t>
+        <w:t xml:space="preserve">    "unicode"</w:t>
       </w:r>
     </w:p>
     <w:p>
@@ -37788,15 +37504,22 @@
           <w:sz w:val="17"/>
           <w:szCs w:val="17"/>
         </w:rPr>
-        <w:t xml:space="preserve">    </w:t>
-      </w:r>
+        <w:t>)</w:t>
+      </w:r>
+    </w:p>
+    <w:p>
+      <w:pPr>
+        <w:pStyle w:val="Normal"/>
+        <w:spacing w:lineRule="auto" w:line="228" w:before="0" w:after="0"/>
+        <w:rPr/>
+      </w:pPr>
       <w:r>
         <w:rPr>
           <w:rFonts w:eastAsia="Courier New" w:cs="Courier New" w:ascii="Courier New" w:hAnsi="Courier New"/>
           <w:sz w:val="17"/>
           <w:szCs w:val="17"/>
         </w:rPr>
-        <w:t>"os"</w:t>
+        <w:t xml:space="preserve"> </w:t>
       </w:r>
     </w:p>
     <w:p>
@@ -37811,15 +37534,22 @@
           <w:sz w:val="17"/>
           <w:szCs w:val="17"/>
         </w:rPr>
-        <w:t xml:space="preserve">    </w:t>
-      </w:r>
+        <w:t>// Состояния минимального ДКА. Номер константы совпадает с индексом</w:t>
+      </w:r>
+    </w:p>
+    <w:p>
+      <w:pPr>
+        <w:pStyle w:val="Normal"/>
+        <w:spacing w:lineRule="auto" w:line="228" w:before="0" w:after="0"/>
+        <w:rPr/>
+      </w:pPr>
       <w:r>
         <w:rPr>
           <w:rFonts w:eastAsia="Courier New" w:cs="Courier New" w:ascii="Courier New" w:hAnsi="Courier New"/>
           <w:sz w:val="17"/>
           <w:szCs w:val="17"/>
         </w:rPr>
-        <w:t>"unicode"</w:t>
+        <w:t>// состояния q0…q11 в отчёте (q2 = q⊥ — поглощающее состояние отказа).</w:t>
       </w:r>
     </w:p>
     <w:p>
@@ -37834,7 +37564,7 @@
           <w:sz w:val="17"/>
           <w:szCs w:val="17"/>
         </w:rPr>
-        <w:t>)</w:t>
+        <w:t>const (</w:t>
       </w:r>
     </w:p>
     <w:p>
@@ -37849,7 +37579,7 @@
           <w:sz w:val="17"/>
           <w:szCs w:val="17"/>
         </w:rPr>
-        <w:t xml:space="preserve"> </w:t>
+        <w:t xml:space="preserve">    qStart         = iota // q0  = {A0, A2}:  ждём первый символ локальной части</w:t>
       </w:r>
     </w:p>
     <w:p>
@@ -37864,7 +37594,7 @@
           <w:sz w:val="17"/>
           <w:szCs w:val="17"/>
         </w:rPr>
-        <w:t>// Состояния минимального ДКА. Номер константы совпадает с индексом</w:t>
+        <w:t xml:space="preserve">    qLocal                // q1  = {A1}:      читаем локальную часть</w:t>
       </w:r>
     </w:p>
     <w:p>
@@ -37879,7 +37609,7 @@
           <w:sz w:val="17"/>
           <w:szCs w:val="17"/>
         </w:rPr>
-        <w:t>// состояния q0…q11 в отчёте (q2 = q⊥ — поглощающее состояние отказа).</w:t>
+        <w:t xml:space="preserve">    qDead                 // q⊥  (q2):        поглощающее состояние отказа</w:t>
       </w:r>
     </w:p>
     <w:p>
@@ -37894,7 +37624,7 @@
           <w:sz w:val="17"/>
           <w:szCs w:val="17"/>
         </w:rPr>
-        <w:t>const (</w:t>
+        <w:t xml:space="preserve">    qAfterAt              // q3  = {A3, A5}:  после @ или «-» в домене ждём \w</w:t>
       </w:r>
     </w:p>
     <w:p>
@@ -37909,15 +37639,22 @@
           <w:sz w:val="17"/>
           <w:szCs w:val="17"/>
         </w:rPr>
-        <w:t xml:space="preserve">    </w:t>
-      </w:r>
+        <w:t xml:space="preserve">    qDomain               // q4  = {A4}:      читаем часть домена</w:t>
+      </w:r>
+    </w:p>
+    <w:p>
+      <w:pPr>
+        <w:pStyle w:val="Normal"/>
+        <w:spacing w:lineRule="auto" w:line="228" w:before="0" w:after="0"/>
+        <w:rPr/>
+      </w:pPr>
       <w:r>
         <w:rPr>
           <w:rFonts w:eastAsia="Courier New" w:cs="Courier New" w:ascii="Courier New" w:hAnsi="Courier New"/>
           <w:sz w:val="17"/>
           <w:szCs w:val="17"/>
         </w:rPr>
-        <w:t>qStart         = iota // q0  = {A0, A2}:  ждём первый символ локальной части</w:t>
+        <w:t xml:space="preserve">    qAfterDot             // q5  = {A6, A10}: после «.» или «-» в домене ждём \w</w:t>
       </w:r>
     </w:p>
     <w:p>
@@ -37932,15 +37669,22 @@
           <w:sz w:val="17"/>
           <w:szCs w:val="17"/>
         </w:rPr>
-        <w:t xml:space="preserve">    </w:t>
-      </w:r>
+        <w:t xml:space="preserve">    qEmailEnd             // q6  = {A7}:      адрес можно завершить (одна \w после точки)</w:t>
+      </w:r>
+    </w:p>
+    <w:p>
+      <w:pPr>
+        <w:pStyle w:val="Normal"/>
+        <w:spacing w:lineRule="auto" w:line="228" w:before="0" w:after="0"/>
+        <w:rPr/>
+      </w:pPr>
       <w:r>
         <w:rPr>
           <w:rFonts w:eastAsia="Courier New" w:cs="Courier New" w:ascii="Courier New" w:hAnsi="Courier New"/>
           <w:sz w:val="17"/>
           <w:szCs w:val="17"/>
         </w:rPr>
-        <w:t>qLocal                // q1  = {A1}:      читаем локальную часть</w:t>
+        <w:t xml:space="preserve">    qEmailWord            // q7  = {A8}:      адрес можно завершить, либо \w начала новый адрес</w:t>
       </w:r>
     </w:p>
     <w:p>
@@ -37955,15 +37699,22 @@
           <w:sz w:val="17"/>
           <w:szCs w:val="17"/>
         </w:rPr>
-        <w:t xml:space="preserve">    </w:t>
-      </w:r>
+        <w:t xml:space="preserve">    qSpaces               // q8  = {A9}:      после адреса прочитаны пробелы</w:t>
+      </w:r>
+    </w:p>
+    <w:p>
+      <w:pPr>
+        <w:pStyle w:val="Normal"/>
+        <w:spacing w:lineRule="auto" w:line="228" w:before="0" w:after="0"/>
+        <w:rPr/>
+      </w:pPr>
       <w:r>
         <w:rPr>
           <w:rFonts w:eastAsia="Courier New" w:cs="Courier New" w:ascii="Courier New" w:hAnsi="Courier New"/>
           <w:sz w:val="17"/>
           <w:szCs w:val="17"/>
         </w:rPr>
-        <w:t>qDead                 // q⊥  (q2):        поглощающее состояние отказа</w:t>
+        <w:t xml:space="preserve">    qAfterFinalDot        // q9  = {A11, A14}: точка — разделитель домена или списка</w:t>
       </w:r>
     </w:p>
     <w:p>
@@ -37978,15 +37729,22 @@
           <w:sz w:val="17"/>
           <w:szCs w:val="17"/>
         </w:rPr>
-        <w:t xml:space="preserve">    </w:t>
-      </w:r>
+        <w:t xml:space="preserve">    qAfterSep             // q10 = {A12}:     прочитан разделитель списка [;,.]</w:t>
+      </w:r>
+    </w:p>
+    <w:p>
+      <w:pPr>
+        <w:pStyle w:val="Normal"/>
+        <w:spacing w:lineRule="auto" w:line="228" w:before="0" w:after="0"/>
+        <w:rPr/>
+      </w:pPr>
       <w:r>
         <w:rPr>
           <w:rFonts w:eastAsia="Courier New" w:cs="Courier New" w:ascii="Courier New" w:hAnsi="Courier New"/>
           <w:sz w:val="17"/>
           <w:szCs w:val="17"/>
         </w:rPr>
-        <w:t>qAfterAt              // q3  = {A3, A5}:  после @ или «-» в домене ждём \w</w:t>
+        <w:t xml:space="preserve">    qAfterHyphen          // q11 = {A13}:     «-» после ≥ 2 символов \w в конце домена</w:t>
       </w:r>
     </w:p>
     <w:p>
@@ -38001,15 +37759,22 @@
           <w:sz w:val="17"/>
           <w:szCs w:val="17"/>
         </w:rPr>
-        <w:t xml:space="preserve">    </w:t>
-      </w:r>
+        <w:t>)</w:t>
+      </w:r>
+    </w:p>
+    <w:p>
+      <w:pPr>
+        <w:pStyle w:val="Normal"/>
+        <w:spacing w:lineRule="auto" w:line="228" w:before="0" w:after="0"/>
+        <w:rPr/>
+      </w:pPr>
       <w:r>
         <w:rPr>
           <w:rFonts w:eastAsia="Courier New" w:cs="Courier New" w:ascii="Courier New" w:hAnsi="Courier New"/>
           <w:sz w:val="17"/>
           <w:szCs w:val="17"/>
         </w:rPr>
-        <w:t>qDomain               // q4  = {A4}:      читаем часть домена</w:t>
+        <w:t xml:space="preserve"> </w:t>
       </w:r>
     </w:p>
     <w:p>
@@ -38024,15 +37789,22 @@
           <w:sz w:val="17"/>
           <w:szCs w:val="17"/>
         </w:rPr>
-        <w:t xml:space="preserve">    </w:t>
-      </w:r>
+        <w:t>// stateNames — имена состояний для вывода трассы, как в отчёте.</w:t>
+      </w:r>
+    </w:p>
+    <w:p>
+      <w:pPr>
+        <w:pStyle w:val="Normal"/>
+        <w:spacing w:lineRule="auto" w:line="228" w:before="0" w:after="0"/>
+        <w:rPr/>
+      </w:pPr>
       <w:r>
         <w:rPr>
           <w:rFonts w:eastAsia="Courier New" w:cs="Courier New" w:ascii="Courier New" w:hAnsi="Courier New"/>
           <w:sz w:val="17"/>
           <w:szCs w:val="17"/>
         </w:rPr>
-        <w:t>qAfterDot             // q5  = {A6, A10}: после «.» или «-» в домене ждём \w</w:t>
+        <w:t>var stateNames = [...]string{"q0", "q1", "q⊥", "q3", "q4", "q5", "q6", "q7", "q8", "q9", "q10", "q11"}</w:t>
       </w:r>
     </w:p>
     <w:p>
@@ -38047,15 +37819,22 @@
           <w:sz w:val="17"/>
           <w:szCs w:val="17"/>
         </w:rPr>
-        <w:t xml:space="preserve">    </w:t>
-      </w:r>
+        <w:t xml:space="preserve"> </w:t>
+      </w:r>
+    </w:p>
+    <w:p>
+      <w:pPr>
+        <w:pStyle w:val="Normal"/>
+        <w:spacing w:lineRule="auto" w:line="228" w:before="0" w:after="0"/>
+        <w:rPr/>
+      </w:pPr>
       <w:r>
         <w:rPr>
           <w:rFonts w:eastAsia="Courier New" w:cs="Courier New" w:ascii="Courier New" w:hAnsi="Courier New"/>
           <w:sz w:val="17"/>
           <w:szCs w:val="17"/>
         </w:rPr>
-        <w:t>qEmailEnd             // q6  = {A7}:      адрес можно завершить (одна \w после точки)</w:t>
+        <w:t>// isWord приближённо воспроизводит смысл \w в исходном .NET-паттерне:</w:t>
       </w:r>
     </w:p>
     <w:p>
@@ -38070,15 +37849,22 @@
           <w:sz w:val="17"/>
           <w:szCs w:val="17"/>
         </w:rPr>
-        <w:t xml:space="preserve">    </w:t>
-      </w:r>
+        <w:t>// буквы, десятичные цифры, комбинируемые знаки и знаки соединения (включая _).</w:t>
+      </w:r>
+    </w:p>
+    <w:p>
+      <w:pPr>
+        <w:pStyle w:val="Normal"/>
+        <w:spacing w:lineRule="auto" w:line="228" w:before="0" w:after="0"/>
+        <w:rPr/>
+      </w:pPr>
       <w:r>
         <w:rPr>
           <w:rFonts w:eastAsia="Courier New" w:cs="Courier New" w:ascii="Courier New" w:hAnsi="Courier New"/>
           <w:sz w:val="17"/>
           <w:szCs w:val="17"/>
         </w:rPr>
-        <w:t>qEmailWord            // q7  = {A8}:      адрес можно завершить, либо \w начала новый адрес</w:t>
+        <w:t>func isWord(r rune) bool {</w:t>
       </w:r>
     </w:p>
     <w:p>
@@ -38093,15 +37879,22 @@
           <w:sz w:val="17"/>
           <w:szCs w:val="17"/>
         </w:rPr>
-        <w:t xml:space="preserve">    </w:t>
-      </w:r>
+        <w:t xml:space="preserve">    return unicode.IsLetter(r) ||</w:t>
+      </w:r>
+    </w:p>
+    <w:p>
+      <w:pPr>
+        <w:pStyle w:val="Normal"/>
+        <w:spacing w:lineRule="auto" w:line="228" w:before="0" w:after="0"/>
+        <w:rPr/>
+      </w:pPr>
       <w:r>
         <w:rPr>
           <w:rFonts w:eastAsia="Courier New" w:cs="Courier New" w:ascii="Courier New" w:hAnsi="Courier New"/>
           <w:sz w:val="17"/>
           <w:szCs w:val="17"/>
         </w:rPr>
-        <w:t>qSpaces               // q8  = {A9}:      после адреса прочитаны пробелы</w:t>
+        <w:t xml:space="preserve">        unicode.IsDigit(r) ||</w:t>
       </w:r>
     </w:p>
     <w:p>
@@ -38116,15 +37909,22 @@
           <w:sz w:val="17"/>
           <w:szCs w:val="17"/>
         </w:rPr>
-        <w:t xml:space="preserve">    </w:t>
-      </w:r>
+        <w:t xml:space="preserve">        unicode.Is(unicode.Mn, r) ||</w:t>
+      </w:r>
+    </w:p>
+    <w:p>
+      <w:pPr>
+        <w:pStyle w:val="Normal"/>
+        <w:spacing w:lineRule="auto" w:line="228" w:before="0" w:after="0"/>
+        <w:rPr/>
+      </w:pPr>
       <w:r>
         <w:rPr>
           <w:rFonts w:eastAsia="Courier New" w:cs="Courier New" w:ascii="Courier New" w:hAnsi="Courier New"/>
           <w:sz w:val="17"/>
           <w:szCs w:val="17"/>
         </w:rPr>
-        <w:t>qAfterFinalDot        // q9  = {A11, A14}: точка — разделитель домена или списка</w:t>
+        <w:t xml:space="preserve">        unicode.Is(unicode.Pc, r)</w:t>
       </w:r>
     </w:p>
     <w:p>
@@ -38139,15 +37939,22 @@
           <w:sz w:val="17"/>
           <w:szCs w:val="17"/>
         </w:rPr>
-        <w:t xml:space="preserve">    </w:t>
-      </w:r>
+        <w:t>}</w:t>
+      </w:r>
+    </w:p>
+    <w:p>
+      <w:pPr>
+        <w:pStyle w:val="Normal"/>
+        <w:spacing w:lineRule="auto" w:line="228" w:before="0" w:after="0"/>
+        <w:rPr/>
+      </w:pPr>
       <w:r>
         <w:rPr>
           <w:rFonts w:eastAsia="Courier New" w:cs="Courier New" w:ascii="Courier New" w:hAnsi="Courier New"/>
           <w:sz w:val="17"/>
           <w:szCs w:val="17"/>
         </w:rPr>
-        <w:t>qAfterSep             // q10 = {A12}:     прочитан разделитель списка [;,.]</w:t>
+        <w:t xml:space="preserve"> </w:t>
       </w:r>
     </w:p>
     <w:p>
@@ -38162,15 +37969,22 @@
           <w:sz w:val="17"/>
           <w:szCs w:val="17"/>
         </w:rPr>
-        <w:t xml:space="preserve">    </w:t>
-      </w:r>
+        <w:t>// isSpace соответствует классу \s: пробельные символы.</w:t>
+      </w:r>
+    </w:p>
+    <w:p>
+      <w:pPr>
+        <w:pStyle w:val="Normal"/>
+        <w:spacing w:lineRule="auto" w:line="228" w:before="0" w:after="0"/>
+        <w:rPr/>
+      </w:pPr>
       <w:r>
         <w:rPr>
           <w:rFonts w:eastAsia="Courier New" w:cs="Courier New" w:ascii="Courier New" w:hAnsi="Courier New"/>
           <w:sz w:val="17"/>
           <w:szCs w:val="17"/>
         </w:rPr>
-        <w:t>qAfterHyphen          // q11 = {A13}:     «-» после ≥ 2 символов \w в конце домена</w:t>
+        <w:t>func isSpace(r rune) bool {</w:t>
       </w:r>
     </w:p>
     <w:p>
@@ -38185,7 +37999,7 @@
           <w:sz w:val="17"/>
           <w:szCs w:val="17"/>
         </w:rPr>
-        <w:t>)</w:t>
+        <w:t xml:space="preserve">    return unicode.IsSpace(r)</w:t>
       </w:r>
     </w:p>
     <w:p>
@@ -38200,7 +38014,7 @@
           <w:sz w:val="17"/>
           <w:szCs w:val="17"/>
         </w:rPr>
-        <w:t xml:space="preserve"> </w:t>
+        <w:t>}</w:t>
       </w:r>
     </w:p>
     <w:p>
@@ -38215,7 +38029,7 @@
           <w:sz w:val="17"/>
           <w:szCs w:val="17"/>
         </w:rPr>
-        <w:t>// stateNames — имена состояний для вывода трассы, как в отчёте.</w:t>
+        <w:t xml:space="preserve"> </w:t>
       </w:r>
     </w:p>
     <w:p>
@@ -38230,7 +38044,7 @@
           <w:sz w:val="17"/>
           <w:szCs w:val="17"/>
         </w:rPr>
-        <w:t>var stateNames = [...]string{"q0", "q1", "q⊥", "q3", "q4", "q5", "q6", "q7", "q8", "q9", "q10", "q11"}</w:t>
+        <w:t>// nextState выполняет один шаг автомата по текущему состоянию и символу.</w:t>
       </w:r>
     </w:p>
     <w:p>
@@ -38245,7 +38059,7 @@
           <w:sz w:val="17"/>
           <w:szCs w:val="17"/>
         </w:rPr>
-        <w:t xml:space="preserve"> </w:t>
+        <w:t>// Если для пары «состояние + символ» переход не предусмотрен, уходим в qDead.</w:t>
       </w:r>
     </w:p>
     <w:p>
@@ -38260,7 +38074,7 @@
           <w:sz w:val="17"/>
           <w:szCs w:val="17"/>
         </w:rPr>
-        <w:t>// isWord приближённо воспроизводит смысл \w в исходном .NET-паттерне:</w:t>
+        <w:t>func nextState(state int, r rune) int {</w:t>
       </w:r>
     </w:p>
     <w:p>
@@ -38275,7 +38089,7 @@
           <w:sz w:val="17"/>
           <w:szCs w:val="17"/>
         </w:rPr>
-        <w:t>// буквы, десятичные цифры, комбинируемые знаки и знаки соединения (включая _).</w:t>
+        <w:t xml:space="preserve">    w := isWord(r)</w:t>
       </w:r>
     </w:p>
     <w:p>
@@ -38290,7 +38104,7 @@
           <w:sz w:val="17"/>
           <w:szCs w:val="17"/>
         </w:rPr>
-        <w:t>func isWord(r rune) bool {</w:t>
+        <w:t xml:space="preserve">    s := isSpace(r)</w:t>
       </w:r>
     </w:p>
     <w:p>
@@ -38305,15 +38119,22 @@
           <w:sz w:val="17"/>
           <w:szCs w:val="17"/>
         </w:rPr>
-        <w:t xml:space="preserve">    </w:t>
-      </w:r>
+        <w:t xml:space="preserve"> </w:t>
+      </w:r>
+    </w:p>
+    <w:p>
+      <w:pPr>
+        <w:pStyle w:val="Normal"/>
+        <w:spacing w:lineRule="auto" w:line="228" w:before="0" w:after="0"/>
+        <w:rPr/>
+      </w:pPr>
       <w:r>
         <w:rPr>
           <w:rFonts w:eastAsia="Courier New" w:cs="Courier New" w:ascii="Courier New" w:hAnsi="Courier New"/>
           <w:sz w:val="17"/>
           <w:szCs w:val="17"/>
         </w:rPr>
-        <w:t>return unicode.IsLetter(r) ||</w:t>
+        <w:t xml:space="preserve">    switch state {</w:t>
       </w:r>
     </w:p>
     <w:p>
@@ -38328,15 +38149,22 @@
           <w:sz w:val="17"/>
           <w:szCs w:val="17"/>
         </w:rPr>
-        <w:t xml:space="preserve">        </w:t>
-      </w:r>
+        <w:t xml:space="preserve">    case qStart:</w:t>
+      </w:r>
+    </w:p>
+    <w:p>
+      <w:pPr>
+        <w:pStyle w:val="Normal"/>
+        <w:spacing w:lineRule="auto" w:line="228" w:before="0" w:after="0"/>
+        <w:rPr/>
+      </w:pPr>
       <w:r>
         <w:rPr>
           <w:rFonts w:eastAsia="Courier New" w:cs="Courier New" w:ascii="Courier New" w:hAnsi="Courier New"/>
           <w:sz w:val="17"/>
           <w:szCs w:val="17"/>
         </w:rPr>
-        <w:t>unicode.IsDigit(r) ||</w:t>
+        <w:t xml:space="preserve">        if w {</w:t>
       </w:r>
     </w:p>
     <w:p>
@@ -38351,15 +38179,22 @@
           <w:sz w:val="17"/>
           <w:szCs w:val="17"/>
         </w:rPr>
-        <w:t xml:space="preserve">        </w:t>
-      </w:r>
+        <w:t xml:space="preserve">            return qLocal</w:t>
+      </w:r>
+    </w:p>
+    <w:p>
+      <w:pPr>
+        <w:pStyle w:val="Normal"/>
+        <w:spacing w:lineRule="auto" w:line="228" w:before="0" w:after="0"/>
+        <w:rPr/>
+      </w:pPr>
       <w:r>
         <w:rPr>
           <w:rFonts w:eastAsia="Courier New" w:cs="Courier New" w:ascii="Courier New" w:hAnsi="Courier New"/>
           <w:sz w:val="17"/>
           <w:szCs w:val="17"/>
         </w:rPr>
-        <w:t>unicode.Is(unicode.Mn, r) ||</w:t>
+        <w:t xml:space="preserve">        }</w:t>
       </w:r>
     </w:p>
     <w:p>
@@ -38374,15 +38209,22 @@
           <w:sz w:val="17"/>
           <w:szCs w:val="17"/>
         </w:rPr>
-        <w:t xml:space="preserve">        </w:t>
-      </w:r>
+        <w:t xml:space="preserve">        return qDead</w:t>
+      </w:r>
+    </w:p>
+    <w:p>
+      <w:pPr>
+        <w:pStyle w:val="Normal"/>
+        <w:spacing w:lineRule="auto" w:line="228" w:before="0" w:after="0"/>
+        <w:rPr/>
+      </w:pPr>
       <w:r>
         <w:rPr>
           <w:rFonts w:eastAsia="Courier New" w:cs="Courier New" w:ascii="Courier New" w:hAnsi="Courier New"/>
           <w:sz w:val="17"/>
           <w:szCs w:val="17"/>
         </w:rPr>
-        <w:t>unicode.Is(unicode.Pc, r)</w:t>
+        <w:t xml:space="preserve"> </w:t>
       </w:r>
     </w:p>
     <w:p>
@@ -38397,7 +38239,7 @@
           <w:sz w:val="17"/>
           <w:szCs w:val="17"/>
         </w:rPr>
-        <w:t>}</w:t>
+        <w:t xml:space="preserve">    case qLocal:</w:t>
       </w:r>
     </w:p>
     <w:p>
@@ -38412,7 +38254,7 @@
           <w:sz w:val="17"/>
           <w:szCs w:val="17"/>
         </w:rPr>
-        <w:t xml:space="preserve"> </w:t>
+        <w:t xml:space="preserve">        if w {</w:t>
       </w:r>
     </w:p>
     <w:p>
@@ -38427,7 +38269,7 @@
           <w:sz w:val="17"/>
           <w:szCs w:val="17"/>
         </w:rPr>
-        <w:t>// isSpace соответствует классу \s: пробельные символы.</w:t>
+        <w:t xml:space="preserve">            return qLocal</w:t>
       </w:r>
     </w:p>
     <w:p>
@@ -38442,7 +38284,7 @@
           <w:sz w:val="17"/>
           <w:szCs w:val="17"/>
         </w:rPr>
-        <w:t>func isSpace(r rune) bool {</w:t>
+        <w:t xml:space="preserve">        }</w:t>
       </w:r>
     </w:p>
     <w:p>
@@ -38457,15 +38299,22 @@
           <w:sz w:val="17"/>
           <w:szCs w:val="17"/>
         </w:rPr>
-        <w:t xml:space="preserve">    </w:t>
-      </w:r>
+        <w:t xml:space="preserve">        switch r {</w:t>
+      </w:r>
+    </w:p>
+    <w:p>
+      <w:pPr>
+        <w:pStyle w:val="Normal"/>
+        <w:spacing w:lineRule="auto" w:line="228" w:before="0" w:after="0"/>
+        <w:rPr/>
+      </w:pPr>
       <w:r>
         <w:rPr>
           <w:rFonts w:eastAsia="Courier New" w:cs="Courier New" w:ascii="Courier New" w:hAnsi="Courier New"/>
           <w:sz w:val="17"/>
           <w:szCs w:val="17"/>
         </w:rPr>
-        <w:t>return unicode.IsSpace(r)</w:t>
+        <w:t xml:space="preserve">        case '+', '-', '.':</w:t>
       </w:r>
     </w:p>
     <w:p>
@@ -38480,7 +38329,7 @@
           <w:sz w:val="17"/>
           <w:szCs w:val="17"/>
         </w:rPr>
-        <w:t>}</w:t>
+        <w:t xml:space="preserve">            return qStart // после знака должна идти непустая группа \w+</w:t>
       </w:r>
     </w:p>
     <w:p>
@@ -38495,7 +38344,7 @@
           <w:sz w:val="17"/>
           <w:szCs w:val="17"/>
         </w:rPr>
-        <w:t xml:space="preserve"> </w:t>
+        <w:t xml:space="preserve">        case '@':</w:t>
       </w:r>
     </w:p>
     <w:p>
@@ -38510,7 +38359,7 @@
           <w:sz w:val="17"/>
           <w:szCs w:val="17"/>
         </w:rPr>
-        <w:t>// nextState выполняет один шаг автомата по текущему состоянию и символу.</w:t>
+        <w:t xml:space="preserve">            return qAfterAt</w:t>
       </w:r>
     </w:p>
     <w:p>
@@ -38525,7 +38374,7 @@
           <w:sz w:val="17"/>
           <w:szCs w:val="17"/>
         </w:rPr>
-        <w:t>// Если для пары «состояние + символ» переход не предусмотрен, уходим в qDead.</w:t>
+        <w:t xml:space="preserve">        default:</w:t>
       </w:r>
     </w:p>
     <w:p>
@@ -38540,7 +38389,7 @@
           <w:sz w:val="17"/>
           <w:szCs w:val="17"/>
         </w:rPr>
-        <w:t>func nextState(state int, r rune) int {</w:t>
+        <w:t xml:space="preserve">            return qDead</w:t>
       </w:r>
     </w:p>
     <w:p>
@@ -38555,15 +38404,22 @@
           <w:sz w:val="17"/>
           <w:szCs w:val="17"/>
         </w:rPr>
-        <w:t xml:space="preserve">    </w:t>
-      </w:r>
+        <w:t xml:space="preserve">        }</w:t>
+      </w:r>
+    </w:p>
+    <w:p>
+      <w:pPr>
+        <w:pStyle w:val="Normal"/>
+        <w:spacing w:lineRule="auto" w:line="228" w:before="0" w:after="0"/>
+        <w:rPr/>
+      </w:pPr>
       <w:r>
         <w:rPr>
           <w:rFonts w:eastAsia="Courier New" w:cs="Courier New" w:ascii="Courier New" w:hAnsi="Courier New"/>
           <w:sz w:val="17"/>
           <w:szCs w:val="17"/>
         </w:rPr>
-        <w:t>w := isWord(r)</w:t>
+        <w:t xml:space="preserve"> </w:t>
       </w:r>
     </w:p>
     <w:p>
@@ -38578,15 +38434,22 @@
           <w:sz w:val="17"/>
           <w:szCs w:val="17"/>
         </w:rPr>
-        <w:t xml:space="preserve">    </w:t>
-      </w:r>
+        <w:t xml:space="preserve">    case qDead:</w:t>
+      </w:r>
+    </w:p>
+    <w:p>
+      <w:pPr>
+        <w:pStyle w:val="Normal"/>
+        <w:spacing w:lineRule="auto" w:line="228" w:before="0" w:after="0"/>
+        <w:rPr/>
+      </w:pPr>
       <w:r>
         <w:rPr>
           <w:rFonts w:eastAsia="Courier New" w:cs="Courier New" w:ascii="Courier New" w:hAnsi="Courier New"/>
           <w:sz w:val="17"/>
           <w:szCs w:val="17"/>
         </w:rPr>
-        <w:t>s := isSpace(r)</w:t>
+        <w:t xml:space="preserve">        return qDead</w:t>
       </w:r>
     </w:p>
     <w:p>
@@ -38616,15 +38479,22 @@
           <w:sz w:val="17"/>
           <w:szCs w:val="17"/>
         </w:rPr>
-        <w:t xml:space="preserve">    </w:t>
-      </w:r>
+        <w:t xml:space="preserve">    case qAfterAt:</w:t>
+      </w:r>
+    </w:p>
+    <w:p>
+      <w:pPr>
+        <w:pStyle w:val="Normal"/>
+        <w:spacing w:lineRule="auto" w:line="228" w:before="0" w:after="0"/>
+        <w:rPr/>
+      </w:pPr>
       <w:r>
         <w:rPr>
           <w:rFonts w:eastAsia="Courier New" w:cs="Courier New" w:ascii="Courier New" w:hAnsi="Courier New"/>
           <w:sz w:val="17"/>
           <w:szCs w:val="17"/>
         </w:rPr>
-        <w:t>switch state {</w:t>
+        <w:t xml:space="preserve">        if w {</w:t>
       </w:r>
     </w:p>
     <w:p>
@@ -38639,15 +38509,22 @@
           <w:sz w:val="17"/>
           <w:szCs w:val="17"/>
         </w:rPr>
-        <w:t xml:space="preserve">    </w:t>
-      </w:r>
+        <w:t xml:space="preserve">            return qDomain</w:t>
+      </w:r>
+    </w:p>
+    <w:p>
+      <w:pPr>
+        <w:pStyle w:val="Normal"/>
+        <w:spacing w:lineRule="auto" w:line="228" w:before="0" w:after="0"/>
+        <w:rPr/>
+      </w:pPr>
       <w:r>
         <w:rPr>
           <w:rFonts w:eastAsia="Courier New" w:cs="Courier New" w:ascii="Courier New" w:hAnsi="Courier New"/>
           <w:sz w:val="17"/>
           <w:szCs w:val="17"/>
         </w:rPr>
-        <w:t>case qStart:</w:t>
+        <w:t xml:space="preserve">        }</w:t>
       </w:r>
     </w:p>
     <w:p>
@@ -38662,15 +38539,22 @@
           <w:sz w:val="17"/>
           <w:szCs w:val="17"/>
         </w:rPr>
-        <w:t xml:space="preserve">        </w:t>
-      </w:r>
+        <w:t xml:space="preserve">        return qDead</w:t>
+      </w:r>
+    </w:p>
+    <w:p>
+      <w:pPr>
+        <w:pStyle w:val="Normal"/>
+        <w:spacing w:lineRule="auto" w:line="228" w:before="0" w:after="0"/>
+        <w:rPr/>
+      </w:pPr>
       <w:r>
         <w:rPr>
           <w:rFonts w:eastAsia="Courier New" w:cs="Courier New" w:ascii="Courier New" w:hAnsi="Courier New"/>
           <w:sz w:val="17"/>
           <w:szCs w:val="17"/>
         </w:rPr>
-        <w:t>if w {</w:t>
+        <w:t xml:space="preserve"> </w:t>
       </w:r>
     </w:p>
     <w:p>
@@ -38685,15 +38569,22 @@
           <w:sz w:val="17"/>
           <w:szCs w:val="17"/>
         </w:rPr>
-        <w:t xml:space="preserve">            </w:t>
-      </w:r>
+        <w:t xml:space="preserve">    case qDomain:</w:t>
+      </w:r>
+    </w:p>
+    <w:p>
+      <w:pPr>
+        <w:pStyle w:val="Normal"/>
+        <w:spacing w:lineRule="auto" w:line="228" w:before="0" w:after="0"/>
+        <w:rPr/>
+      </w:pPr>
       <w:r>
         <w:rPr>
           <w:rFonts w:eastAsia="Courier New" w:cs="Courier New" w:ascii="Courier New" w:hAnsi="Courier New"/>
           <w:sz w:val="17"/>
           <w:szCs w:val="17"/>
         </w:rPr>
-        <w:t>return qLocal</w:t>
+        <w:t xml:space="preserve">        if w {</w:t>
       </w:r>
     </w:p>
     <w:p>
@@ -38708,15 +38599,22 @@
           <w:sz w:val="17"/>
           <w:szCs w:val="17"/>
         </w:rPr>
-        <w:t xml:space="preserve">        </w:t>
-      </w:r>
+        <w:t xml:space="preserve">            return qDomain</w:t>
+      </w:r>
+    </w:p>
+    <w:p>
+      <w:pPr>
+        <w:pStyle w:val="Normal"/>
+        <w:spacing w:lineRule="auto" w:line="228" w:before="0" w:after="0"/>
+        <w:rPr/>
+      </w:pPr>
       <w:r>
         <w:rPr>
           <w:rFonts w:eastAsia="Courier New" w:cs="Courier New" w:ascii="Courier New" w:hAnsi="Courier New"/>
           <w:sz w:val="17"/>
           <w:szCs w:val="17"/>
         </w:rPr>
-        <w:t>}</w:t>
+        <w:t xml:space="preserve">        }</w:t>
       </w:r>
     </w:p>
     <w:p>
@@ -38731,15 +38629,22 @@
           <w:sz w:val="17"/>
           <w:szCs w:val="17"/>
         </w:rPr>
-        <w:t xml:space="preserve">        </w:t>
-      </w:r>
+        <w:t xml:space="preserve">        switch r {</w:t>
+      </w:r>
+    </w:p>
+    <w:p>
+      <w:pPr>
+        <w:pStyle w:val="Normal"/>
+        <w:spacing w:lineRule="auto" w:line="228" w:before="0" w:after="0"/>
+        <w:rPr/>
+      </w:pPr>
       <w:r>
         <w:rPr>
           <w:rFonts w:eastAsia="Courier New" w:cs="Courier New" w:ascii="Courier New" w:hAnsi="Courier New"/>
           <w:sz w:val="17"/>
           <w:szCs w:val="17"/>
         </w:rPr>
-        <w:t>return qDead</w:t>
+        <w:t xml:space="preserve">        case '-':</w:t>
       </w:r>
     </w:p>
     <w:p>
@@ -38754,7 +38659,7 @@
           <w:sz w:val="17"/>
           <w:szCs w:val="17"/>
         </w:rPr>
-        <w:t xml:space="preserve"> </w:t>
+        <w:t xml:space="preserve">            return qAfterAt</w:t>
       </w:r>
     </w:p>
     <w:p>
@@ -38769,15 +38674,22 @@
           <w:sz w:val="17"/>
           <w:szCs w:val="17"/>
         </w:rPr>
-        <w:t xml:space="preserve">    </w:t>
-      </w:r>
+        <w:t xml:space="preserve">        case '.':</w:t>
+      </w:r>
+    </w:p>
+    <w:p>
+      <w:pPr>
+        <w:pStyle w:val="Normal"/>
+        <w:spacing w:lineRule="auto" w:line="228" w:before="0" w:after="0"/>
+        <w:rPr/>
+      </w:pPr>
       <w:r>
         <w:rPr>
           <w:rFonts w:eastAsia="Courier New" w:cs="Courier New" w:ascii="Courier New" w:hAnsi="Courier New"/>
           <w:sz w:val="17"/>
           <w:szCs w:val="17"/>
         </w:rPr>
-        <w:t>case qLocal:</w:t>
+        <w:t xml:space="preserve">            return qAfterDot</w:t>
       </w:r>
     </w:p>
     <w:p>
@@ -38792,15 +38704,22 @@
           <w:sz w:val="17"/>
           <w:szCs w:val="17"/>
         </w:rPr>
-        <w:t xml:space="preserve">        </w:t>
-      </w:r>
+        <w:t xml:space="preserve">        default:</w:t>
+      </w:r>
+    </w:p>
+    <w:p>
+      <w:pPr>
+        <w:pStyle w:val="Normal"/>
+        <w:spacing w:lineRule="auto" w:line="228" w:before="0" w:after="0"/>
+        <w:rPr/>
+      </w:pPr>
       <w:r>
         <w:rPr>
           <w:rFonts w:eastAsia="Courier New" w:cs="Courier New" w:ascii="Courier New" w:hAnsi="Courier New"/>
           <w:sz w:val="17"/>
           <w:szCs w:val="17"/>
         </w:rPr>
-        <w:t>if w {</w:t>
+        <w:t xml:space="preserve">            return qDead</w:t>
       </w:r>
     </w:p>
     <w:p>
@@ -38815,15 +38734,22 @@
           <w:sz w:val="17"/>
           <w:szCs w:val="17"/>
         </w:rPr>
-        <w:t xml:space="preserve">            </w:t>
-      </w:r>
+        <w:t xml:space="preserve">        }</w:t>
+      </w:r>
+    </w:p>
+    <w:p>
+      <w:pPr>
+        <w:pStyle w:val="Normal"/>
+        <w:spacing w:lineRule="auto" w:line="228" w:before="0" w:after="0"/>
+        <w:rPr/>
+      </w:pPr>
       <w:r>
         <w:rPr>
           <w:rFonts w:eastAsia="Courier New" w:cs="Courier New" w:ascii="Courier New" w:hAnsi="Courier New"/>
           <w:sz w:val="17"/>
           <w:szCs w:val="17"/>
         </w:rPr>
-        <w:t>return qLocal</w:t>
+        <w:t xml:space="preserve"> </w:t>
       </w:r>
     </w:p>
     <w:p>
@@ -38838,15 +38764,22 @@
           <w:sz w:val="17"/>
           <w:szCs w:val="17"/>
         </w:rPr>
-        <w:t xml:space="preserve">        </w:t>
-      </w:r>
+        <w:t xml:space="preserve">    case qAfterDot:</w:t>
+      </w:r>
+    </w:p>
+    <w:p>
+      <w:pPr>
+        <w:pStyle w:val="Normal"/>
+        <w:spacing w:lineRule="auto" w:line="228" w:before="0" w:after="0"/>
+        <w:rPr/>
+      </w:pPr>
       <w:r>
         <w:rPr>
           <w:rFonts w:eastAsia="Courier New" w:cs="Courier New" w:ascii="Courier New" w:hAnsi="Courier New"/>
           <w:sz w:val="17"/>
           <w:szCs w:val="17"/>
         </w:rPr>
-        <w:t>}</w:t>
+        <w:t xml:space="preserve">        if w {</w:t>
       </w:r>
     </w:p>
     <w:p>
@@ -38861,15 +38794,22 @@
           <w:sz w:val="17"/>
           <w:szCs w:val="17"/>
         </w:rPr>
-        <w:t xml:space="preserve">        </w:t>
-      </w:r>
+        <w:t xml:space="preserve">            return qEmailEnd</w:t>
+      </w:r>
+    </w:p>
+    <w:p>
+      <w:pPr>
+        <w:pStyle w:val="Normal"/>
+        <w:spacing w:lineRule="auto" w:line="228" w:before="0" w:after="0"/>
+        <w:rPr/>
+      </w:pPr>
       <w:r>
         <w:rPr>
           <w:rFonts w:eastAsia="Courier New" w:cs="Courier New" w:ascii="Courier New" w:hAnsi="Courier New"/>
           <w:sz w:val="17"/>
           <w:szCs w:val="17"/>
         </w:rPr>
-        <w:t>switch r {</w:t>
+        <w:t xml:space="preserve">        }</w:t>
       </w:r>
     </w:p>
     <w:p>
@@ -38884,15 +38824,22 @@
           <w:sz w:val="17"/>
           <w:szCs w:val="17"/>
         </w:rPr>
-        <w:t xml:space="preserve">        </w:t>
-      </w:r>
+        <w:t xml:space="preserve">        return qDead</w:t>
+      </w:r>
+    </w:p>
+    <w:p>
+      <w:pPr>
+        <w:pStyle w:val="Normal"/>
+        <w:spacing w:lineRule="auto" w:line="228" w:before="0" w:after="0"/>
+        <w:rPr/>
+      </w:pPr>
       <w:r>
         <w:rPr>
           <w:rFonts w:eastAsia="Courier New" w:cs="Courier New" w:ascii="Courier New" w:hAnsi="Courier New"/>
           <w:sz w:val="17"/>
           <w:szCs w:val="17"/>
         </w:rPr>
-        <w:t>case '+', '-', '.':</w:t>
+        <w:t xml:space="preserve"> </w:t>
       </w:r>
     </w:p>
     <w:p>
@@ -38907,15 +38854,22 @@
           <w:sz w:val="17"/>
           <w:szCs w:val="17"/>
         </w:rPr>
-        <w:t xml:space="preserve">            </w:t>
-      </w:r>
+        <w:t xml:space="preserve">    case qEmailEnd:</w:t>
+      </w:r>
+    </w:p>
+    <w:p>
+      <w:pPr>
+        <w:pStyle w:val="Normal"/>
+        <w:spacing w:lineRule="auto" w:line="228" w:before="0" w:after="0"/>
+        <w:rPr/>
+      </w:pPr>
       <w:r>
         <w:rPr>
           <w:rFonts w:eastAsia="Courier New" w:cs="Courier New" w:ascii="Courier New" w:hAnsi="Courier New"/>
           <w:sz w:val="17"/>
           <w:szCs w:val="17"/>
         </w:rPr>
-        <w:t>return qStart // после знака должна идти непустая группа \w+</w:t>
+        <w:t xml:space="preserve">        if w {</w:t>
       </w:r>
     </w:p>
     <w:p>
@@ -38930,15 +38884,22 @@
           <w:sz w:val="17"/>
           <w:szCs w:val="17"/>
         </w:rPr>
-        <w:t xml:space="preserve">        </w:t>
-      </w:r>
+        <w:t xml:space="preserve">            return qEmailWord</w:t>
+      </w:r>
+    </w:p>
+    <w:p>
+      <w:pPr>
+        <w:pStyle w:val="Normal"/>
+        <w:spacing w:lineRule="auto" w:line="228" w:before="0" w:after="0"/>
+        <w:rPr/>
+      </w:pPr>
       <w:r>
         <w:rPr>
           <w:rFonts w:eastAsia="Courier New" w:cs="Courier New" w:ascii="Courier New" w:hAnsi="Courier New"/>
           <w:sz w:val="17"/>
           <w:szCs w:val="17"/>
         </w:rPr>
-        <w:t>case '@':</w:t>
+        <w:t xml:space="preserve">        }</w:t>
       </w:r>
     </w:p>
     <w:p>
@@ -38953,15 +38914,22 @@
           <w:sz w:val="17"/>
           <w:szCs w:val="17"/>
         </w:rPr>
-        <w:t xml:space="preserve">            </w:t>
-      </w:r>
+        <w:t xml:space="preserve">        if s {</w:t>
+      </w:r>
+    </w:p>
+    <w:p>
+      <w:pPr>
+        <w:pStyle w:val="Normal"/>
+        <w:spacing w:lineRule="auto" w:line="228" w:before="0" w:after="0"/>
+        <w:rPr/>
+      </w:pPr>
       <w:r>
         <w:rPr>
           <w:rFonts w:eastAsia="Courier New" w:cs="Courier New" w:ascii="Courier New" w:hAnsi="Courier New"/>
           <w:sz w:val="17"/>
           <w:szCs w:val="17"/>
         </w:rPr>
-        <w:t>return qAfterAt</w:t>
+        <w:t xml:space="preserve">            return qSpaces</w:t>
       </w:r>
     </w:p>
     <w:p>
@@ -38976,15 +38944,22 @@
           <w:sz w:val="17"/>
           <w:szCs w:val="17"/>
         </w:rPr>
-        <w:t xml:space="preserve">        </w:t>
-      </w:r>
+        <w:t xml:space="preserve">        }</w:t>
+      </w:r>
+    </w:p>
+    <w:p>
+      <w:pPr>
+        <w:pStyle w:val="Normal"/>
+        <w:spacing w:lineRule="auto" w:line="228" w:before="0" w:after="0"/>
+        <w:rPr/>
+      </w:pPr>
       <w:r>
         <w:rPr>
           <w:rFonts w:eastAsia="Courier New" w:cs="Courier New" w:ascii="Courier New" w:hAnsi="Courier New"/>
           <w:sz w:val="17"/>
           <w:szCs w:val="17"/>
         </w:rPr>
-        <w:t>default:</w:t>
+        <w:t xml:space="preserve">        switch r {</w:t>
       </w:r>
     </w:p>
     <w:p>
@@ -38999,15 +38974,22 @@
           <w:sz w:val="17"/>
           <w:szCs w:val="17"/>
         </w:rPr>
-        <w:t xml:space="preserve">            </w:t>
-      </w:r>
+        <w:t xml:space="preserve">        case '-':</w:t>
+      </w:r>
+    </w:p>
+    <w:p>
+      <w:pPr>
+        <w:pStyle w:val="Normal"/>
+        <w:spacing w:lineRule="auto" w:line="228" w:before="0" w:after="0"/>
+        <w:rPr/>
+      </w:pPr>
       <w:r>
         <w:rPr>
           <w:rFonts w:eastAsia="Courier New" w:cs="Courier New" w:ascii="Courier New" w:hAnsi="Courier New"/>
           <w:sz w:val="17"/>
           <w:szCs w:val="17"/>
         </w:rPr>
-        <w:t>return qDead</w:t>
+        <w:t xml:space="preserve">            return qAfterDot</w:t>
       </w:r>
     </w:p>
     <w:p>
@@ -39022,15 +39004,22 @@
           <w:sz w:val="17"/>
           <w:szCs w:val="17"/>
         </w:rPr>
-        <w:t xml:space="preserve">        </w:t>
-      </w:r>
+        <w:t xml:space="preserve">        case '.':</w:t>
+      </w:r>
+    </w:p>
+    <w:p>
+      <w:pPr>
+        <w:pStyle w:val="Normal"/>
+        <w:spacing w:lineRule="auto" w:line="228" w:before="0" w:after="0"/>
+        <w:rPr/>
+      </w:pPr>
       <w:r>
         <w:rPr>
           <w:rFonts w:eastAsia="Courier New" w:cs="Courier New" w:ascii="Courier New" w:hAnsi="Courier New"/>
           <w:sz w:val="17"/>
           <w:szCs w:val="17"/>
         </w:rPr>
-        <w:t>}</w:t>
+        <w:t xml:space="preserve">            return qAfterFinalDot</w:t>
       </w:r>
     </w:p>
     <w:p>
@@ -39045,7 +39034,7 @@
           <w:sz w:val="17"/>
           <w:szCs w:val="17"/>
         </w:rPr>
-        <w:t xml:space="preserve"> </w:t>
+        <w:t xml:space="preserve">        case ';', ',':</w:t>
       </w:r>
     </w:p>
     <w:p>
@@ -39060,15 +39049,22 @@
           <w:sz w:val="17"/>
           <w:szCs w:val="17"/>
         </w:rPr>
-        <w:t xml:space="preserve">    </w:t>
-      </w:r>
+        <w:t xml:space="preserve">            return qAfterSep</w:t>
+      </w:r>
+    </w:p>
+    <w:p>
+      <w:pPr>
+        <w:pStyle w:val="Normal"/>
+        <w:spacing w:lineRule="auto" w:line="228" w:before="0" w:after="0"/>
+        <w:rPr/>
+      </w:pPr>
       <w:r>
         <w:rPr>
           <w:rFonts w:eastAsia="Courier New" w:cs="Courier New" w:ascii="Courier New" w:hAnsi="Courier New"/>
           <w:sz w:val="17"/>
           <w:szCs w:val="17"/>
         </w:rPr>
-        <w:t>case qDead:</w:t>
+        <w:t xml:space="preserve">        default:</w:t>
       </w:r>
     </w:p>
     <w:p>
@@ -39083,15 +39079,22 @@
           <w:sz w:val="17"/>
           <w:szCs w:val="17"/>
         </w:rPr>
-        <w:t xml:space="preserve">        </w:t>
-      </w:r>
+        <w:t xml:space="preserve">            return qDead</w:t>
+      </w:r>
+    </w:p>
+    <w:p>
+      <w:pPr>
+        <w:pStyle w:val="Normal"/>
+        <w:spacing w:lineRule="auto" w:line="228" w:before="0" w:after="0"/>
+        <w:rPr/>
+      </w:pPr>
       <w:r>
         <w:rPr>
           <w:rFonts w:eastAsia="Courier New" w:cs="Courier New" w:ascii="Courier New" w:hAnsi="Courier New"/>
           <w:sz w:val="17"/>
           <w:szCs w:val="17"/>
         </w:rPr>
-        <w:t>return qDead</w:t>
+        <w:t xml:space="preserve">        }</w:t>
       </w:r>
     </w:p>
     <w:p>
@@ -39121,15 +39124,22 @@
           <w:sz w:val="17"/>
           <w:szCs w:val="17"/>
         </w:rPr>
-        <w:t xml:space="preserve">    </w:t>
-      </w:r>
+        <w:t xml:space="preserve">    case qEmailWord:</w:t>
+      </w:r>
+    </w:p>
+    <w:p>
+      <w:pPr>
+        <w:pStyle w:val="Normal"/>
+        <w:spacing w:lineRule="auto" w:line="228" w:before="0" w:after="0"/>
+        <w:rPr/>
+      </w:pPr>
       <w:r>
         <w:rPr>
           <w:rFonts w:eastAsia="Courier New" w:cs="Courier New" w:ascii="Courier New" w:hAnsi="Courier New"/>
           <w:sz w:val="17"/>
           <w:szCs w:val="17"/>
         </w:rPr>
-        <w:t>case qAfterAt:</w:t>
+        <w:t xml:space="preserve">        if w {</w:t>
       </w:r>
     </w:p>
     <w:p>
@@ -39144,15 +39154,22 @@
           <w:sz w:val="17"/>
           <w:szCs w:val="17"/>
         </w:rPr>
-        <w:t xml:space="preserve">        </w:t>
-      </w:r>
+        <w:t xml:space="preserve">            return qEmailWord</w:t>
+      </w:r>
+    </w:p>
+    <w:p>
+      <w:pPr>
+        <w:pStyle w:val="Normal"/>
+        <w:spacing w:lineRule="auto" w:line="228" w:before="0" w:after="0"/>
+        <w:rPr/>
+      </w:pPr>
       <w:r>
         <w:rPr>
           <w:rFonts w:eastAsia="Courier New" w:cs="Courier New" w:ascii="Courier New" w:hAnsi="Courier New"/>
           <w:sz w:val="17"/>
           <w:szCs w:val="17"/>
         </w:rPr>
-        <w:t>if w {</w:t>
+        <w:t xml:space="preserve">        }</w:t>
       </w:r>
     </w:p>
     <w:p>
@@ -39167,15 +39184,22 @@
           <w:sz w:val="17"/>
           <w:szCs w:val="17"/>
         </w:rPr>
-        <w:t xml:space="preserve">            </w:t>
-      </w:r>
+        <w:t xml:space="preserve">        if s {</w:t>
+      </w:r>
+    </w:p>
+    <w:p>
+      <w:pPr>
+        <w:pStyle w:val="Normal"/>
+        <w:spacing w:lineRule="auto" w:line="228" w:before="0" w:after="0"/>
+        <w:rPr/>
+      </w:pPr>
       <w:r>
         <w:rPr>
           <w:rFonts w:eastAsia="Courier New" w:cs="Courier New" w:ascii="Courier New" w:hAnsi="Courier New"/>
           <w:sz w:val="17"/>
           <w:szCs w:val="17"/>
         </w:rPr>
-        <w:t>return qDomain</w:t>
+        <w:t xml:space="preserve">            return qSpaces</w:t>
       </w:r>
     </w:p>
     <w:p>
@@ -39190,15 +39214,22 @@
           <w:sz w:val="17"/>
           <w:szCs w:val="17"/>
         </w:rPr>
-        <w:t xml:space="preserve">        </w:t>
-      </w:r>
+        <w:t xml:space="preserve">        }</w:t>
+      </w:r>
+    </w:p>
+    <w:p>
+      <w:pPr>
+        <w:pStyle w:val="Normal"/>
+        <w:spacing w:lineRule="auto" w:line="228" w:before="0" w:after="0"/>
+        <w:rPr/>
+      </w:pPr>
       <w:r>
         <w:rPr>
           <w:rFonts w:eastAsia="Courier New" w:cs="Courier New" w:ascii="Courier New" w:hAnsi="Courier New"/>
           <w:sz w:val="17"/>
           <w:szCs w:val="17"/>
         </w:rPr>
-        <w:t>}</w:t>
+        <w:t xml:space="preserve">        switch r {</w:t>
       </w:r>
     </w:p>
     <w:p>
@@ -39213,15 +39244,22 @@
           <w:sz w:val="17"/>
           <w:szCs w:val="17"/>
         </w:rPr>
-        <w:t xml:space="preserve">        </w:t>
-      </w:r>
+        <w:t xml:space="preserve">        case '+':</w:t>
+      </w:r>
+    </w:p>
+    <w:p>
+      <w:pPr>
+        <w:pStyle w:val="Normal"/>
+        <w:spacing w:lineRule="auto" w:line="228" w:before="0" w:after="0"/>
+        <w:rPr/>
+      </w:pPr>
       <w:r>
         <w:rPr>
           <w:rFonts w:eastAsia="Courier New" w:cs="Courier New" w:ascii="Courier New" w:hAnsi="Courier New"/>
           <w:sz w:val="17"/>
           <w:szCs w:val="17"/>
         </w:rPr>
-        <w:t>return qDead</w:t>
+        <w:t xml:space="preserve">            return qStart</w:t>
       </w:r>
     </w:p>
     <w:p>
@@ -39236,7 +39274,7 @@
           <w:sz w:val="17"/>
           <w:szCs w:val="17"/>
         </w:rPr>
-        <w:t xml:space="preserve"> </w:t>
+        <w:t xml:space="preserve">        case '-':</w:t>
       </w:r>
     </w:p>
     <w:p>
@@ -39251,15 +39289,22 @@
           <w:sz w:val="17"/>
           <w:szCs w:val="17"/>
         </w:rPr>
-        <w:t xml:space="preserve">    </w:t>
-      </w:r>
+        <w:t xml:space="preserve">            return qAfterHyphen</w:t>
+      </w:r>
+    </w:p>
+    <w:p>
+      <w:pPr>
+        <w:pStyle w:val="Normal"/>
+        <w:spacing w:lineRule="auto" w:line="228" w:before="0" w:after="0"/>
+        <w:rPr/>
+      </w:pPr>
       <w:r>
         <w:rPr>
           <w:rFonts w:eastAsia="Courier New" w:cs="Courier New" w:ascii="Courier New" w:hAnsi="Courier New"/>
           <w:sz w:val="17"/>
           <w:szCs w:val="17"/>
         </w:rPr>
-        <w:t>case qDomain:</w:t>
+        <w:t xml:space="preserve">        case '.':</w:t>
       </w:r>
     </w:p>
     <w:p>
@@ -39274,15 +39319,22 @@
           <w:sz w:val="17"/>
           <w:szCs w:val="17"/>
         </w:rPr>
-        <w:t xml:space="preserve">        </w:t>
-      </w:r>
+        <w:t xml:space="preserve">            return qAfterFinalDot</w:t>
+      </w:r>
+    </w:p>
+    <w:p>
+      <w:pPr>
+        <w:pStyle w:val="Normal"/>
+        <w:spacing w:lineRule="auto" w:line="228" w:before="0" w:after="0"/>
+        <w:rPr/>
+      </w:pPr>
       <w:r>
         <w:rPr>
           <w:rFonts w:eastAsia="Courier New" w:cs="Courier New" w:ascii="Courier New" w:hAnsi="Courier New"/>
           <w:sz w:val="17"/>
           <w:szCs w:val="17"/>
         </w:rPr>
-        <w:t>if w {</w:t>
+        <w:t xml:space="preserve">        case '@':</w:t>
       </w:r>
     </w:p>
     <w:p>
@@ -39297,15 +39349,22 @@
           <w:sz w:val="17"/>
           <w:szCs w:val="17"/>
         </w:rPr>
-        <w:t xml:space="preserve">            </w:t>
-      </w:r>
+        <w:t xml:space="preserve">            return qAfterAt</w:t>
+      </w:r>
+    </w:p>
+    <w:p>
+      <w:pPr>
+        <w:pStyle w:val="Normal"/>
+        <w:spacing w:lineRule="auto" w:line="228" w:before="0" w:after="0"/>
+        <w:rPr/>
+      </w:pPr>
       <w:r>
         <w:rPr>
           <w:rFonts w:eastAsia="Courier New" w:cs="Courier New" w:ascii="Courier New" w:hAnsi="Courier New"/>
           <w:sz w:val="17"/>
           <w:szCs w:val="17"/>
         </w:rPr>
-        <w:t>return qDomain</w:t>
+        <w:t xml:space="preserve">        case ';', ',':</w:t>
       </w:r>
     </w:p>
     <w:p>
@@ -39320,15 +39379,22 @@
           <w:sz w:val="17"/>
           <w:szCs w:val="17"/>
         </w:rPr>
-        <w:t xml:space="preserve">        </w:t>
-      </w:r>
+        <w:t xml:space="preserve">            return qAfterSep</w:t>
+      </w:r>
+    </w:p>
+    <w:p>
+      <w:pPr>
+        <w:pStyle w:val="Normal"/>
+        <w:spacing w:lineRule="auto" w:line="228" w:before="0" w:after="0"/>
+        <w:rPr/>
+      </w:pPr>
       <w:r>
         <w:rPr>
           <w:rFonts w:eastAsia="Courier New" w:cs="Courier New" w:ascii="Courier New" w:hAnsi="Courier New"/>
           <w:sz w:val="17"/>
           <w:szCs w:val="17"/>
         </w:rPr>
-        <w:t>}</w:t>
+        <w:t xml:space="preserve">        default:</w:t>
       </w:r>
     </w:p>
     <w:p>
@@ -39343,15 +39409,22 @@
           <w:sz w:val="17"/>
           <w:szCs w:val="17"/>
         </w:rPr>
-        <w:t xml:space="preserve">        </w:t>
-      </w:r>
+        <w:t xml:space="preserve">            return qDead</w:t>
+      </w:r>
+    </w:p>
+    <w:p>
+      <w:pPr>
+        <w:pStyle w:val="Normal"/>
+        <w:spacing w:lineRule="auto" w:line="228" w:before="0" w:after="0"/>
+        <w:rPr/>
+      </w:pPr>
       <w:r>
         <w:rPr>
           <w:rFonts w:eastAsia="Courier New" w:cs="Courier New" w:ascii="Courier New" w:hAnsi="Courier New"/>
           <w:sz w:val="17"/>
           <w:szCs w:val="17"/>
         </w:rPr>
-        <w:t>switch r {</w:t>
+        <w:t xml:space="preserve">        }</w:t>
       </w:r>
     </w:p>
     <w:p>
@@ -39366,15 +39439,22 @@
           <w:sz w:val="17"/>
           <w:szCs w:val="17"/>
         </w:rPr>
-        <w:t xml:space="preserve">        </w:t>
-      </w:r>
+        <w:t xml:space="preserve"> </w:t>
+      </w:r>
+    </w:p>
+    <w:p>
+      <w:pPr>
+        <w:pStyle w:val="Normal"/>
+        <w:spacing w:lineRule="auto" w:line="228" w:before="0" w:after="0"/>
+        <w:rPr/>
+      </w:pPr>
       <w:r>
         <w:rPr>
           <w:rFonts w:eastAsia="Courier New" w:cs="Courier New" w:ascii="Courier New" w:hAnsi="Courier New"/>
           <w:sz w:val="17"/>
           <w:szCs w:val="17"/>
         </w:rPr>
-        <w:t>case '-':</w:t>
+        <w:t xml:space="preserve">    case qSpaces:</w:t>
       </w:r>
     </w:p>
     <w:p>
@@ -39389,15 +39469,22 @@
           <w:sz w:val="17"/>
           <w:szCs w:val="17"/>
         </w:rPr>
-        <w:t xml:space="preserve">            </w:t>
-      </w:r>
+        <w:t xml:space="preserve">        if w {</w:t>
+      </w:r>
+    </w:p>
+    <w:p>
+      <w:pPr>
+        <w:pStyle w:val="Normal"/>
+        <w:spacing w:lineRule="auto" w:line="228" w:before="0" w:after="0"/>
+        <w:rPr/>
+      </w:pPr>
       <w:r>
         <w:rPr>
           <w:rFonts w:eastAsia="Courier New" w:cs="Courier New" w:ascii="Courier New" w:hAnsi="Courier New"/>
           <w:sz w:val="17"/>
           <w:szCs w:val="17"/>
         </w:rPr>
-        <w:t>return qAfterAt</w:t>
+        <w:t xml:space="preserve">            return qLocal</w:t>
       </w:r>
     </w:p>
     <w:p>
@@ -39412,15 +39499,22 @@
           <w:sz w:val="17"/>
           <w:szCs w:val="17"/>
         </w:rPr>
-        <w:t xml:space="preserve">        </w:t>
-      </w:r>
+        <w:t xml:space="preserve">        }</w:t>
+      </w:r>
+    </w:p>
+    <w:p>
+      <w:pPr>
+        <w:pStyle w:val="Normal"/>
+        <w:spacing w:lineRule="auto" w:line="228" w:before="0" w:after="0"/>
+        <w:rPr/>
+      </w:pPr>
       <w:r>
         <w:rPr>
           <w:rFonts w:eastAsia="Courier New" w:cs="Courier New" w:ascii="Courier New" w:hAnsi="Courier New"/>
           <w:sz w:val="17"/>
           <w:szCs w:val="17"/>
         </w:rPr>
-        <w:t>case '.':</w:t>
+        <w:t xml:space="preserve">        if s {</w:t>
       </w:r>
     </w:p>
     <w:p>
@@ -39435,15 +39529,22 @@
           <w:sz w:val="17"/>
           <w:szCs w:val="17"/>
         </w:rPr>
-        <w:t xml:space="preserve">            </w:t>
-      </w:r>
+        <w:t xml:space="preserve">            return qSpaces</w:t>
+      </w:r>
+    </w:p>
+    <w:p>
+      <w:pPr>
+        <w:pStyle w:val="Normal"/>
+        <w:spacing w:lineRule="auto" w:line="228" w:before="0" w:after="0"/>
+        <w:rPr/>
+      </w:pPr>
       <w:r>
         <w:rPr>
           <w:rFonts w:eastAsia="Courier New" w:cs="Courier New" w:ascii="Courier New" w:hAnsi="Courier New"/>
           <w:sz w:val="17"/>
           <w:szCs w:val="17"/>
         </w:rPr>
-        <w:t>return qAfterDot</w:t>
+        <w:t xml:space="preserve">        }</w:t>
       </w:r>
     </w:p>
     <w:p>
@@ -39458,15 +39559,22 @@
           <w:sz w:val="17"/>
           <w:szCs w:val="17"/>
         </w:rPr>
-        <w:t xml:space="preserve">        </w:t>
-      </w:r>
+        <w:t xml:space="preserve">        if r == '.' || r == ';' || r == ',' {</w:t>
+      </w:r>
+    </w:p>
+    <w:p>
+      <w:pPr>
+        <w:pStyle w:val="Normal"/>
+        <w:spacing w:lineRule="auto" w:line="228" w:before="0" w:after="0"/>
+        <w:rPr/>
+      </w:pPr>
       <w:r>
         <w:rPr>
           <w:rFonts w:eastAsia="Courier New" w:cs="Courier New" w:ascii="Courier New" w:hAnsi="Courier New"/>
           <w:sz w:val="17"/>
           <w:szCs w:val="17"/>
         </w:rPr>
-        <w:t>default:</w:t>
+        <w:t xml:space="preserve">            return qAfterSep</w:t>
       </w:r>
     </w:p>
     <w:p>
@@ -39481,15 +39589,22 @@
           <w:sz w:val="17"/>
           <w:szCs w:val="17"/>
         </w:rPr>
-        <w:t xml:space="preserve">            </w:t>
-      </w:r>
+        <w:t xml:space="preserve">        }</w:t>
+      </w:r>
+    </w:p>
+    <w:p>
+      <w:pPr>
+        <w:pStyle w:val="Normal"/>
+        <w:spacing w:lineRule="auto" w:line="228" w:before="0" w:after="0"/>
+        <w:rPr/>
+      </w:pPr>
       <w:r>
         <w:rPr>
           <w:rFonts w:eastAsia="Courier New" w:cs="Courier New" w:ascii="Courier New" w:hAnsi="Courier New"/>
           <w:sz w:val="17"/>
           <w:szCs w:val="17"/>
         </w:rPr>
-        <w:t>return qDead</w:t>
+        <w:t xml:space="preserve">        return qDead</w:t>
       </w:r>
     </w:p>
     <w:p>
@@ -39504,15 +39619,22 @@
           <w:sz w:val="17"/>
           <w:szCs w:val="17"/>
         </w:rPr>
-        <w:t xml:space="preserve">        </w:t>
-      </w:r>
+        <w:t xml:space="preserve"> </w:t>
+      </w:r>
+    </w:p>
+    <w:p>
+      <w:pPr>
+        <w:pStyle w:val="Normal"/>
+        <w:spacing w:lineRule="auto" w:line="228" w:before="0" w:after="0"/>
+        <w:rPr/>
+      </w:pPr>
       <w:r>
         <w:rPr>
           <w:rFonts w:eastAsia="Courier New" w:cs="Courier New" w:ascii="Courier New" w:hAnsi="Courier New"/>
           <w:sz w:val="17"/>
           <w:szCs w:val="17"/>
         </w:rPr>
-        <w:t>}</w:t>
+        <w:t xml:space="preserve">    case qAfterFinalDot:</w:t>
       </w:r>
     </w:p>
     <w:p>
@@ -39527,7 +39649,7 @@
           <w:sz w:val="17"/>
           <w:szCs w:val="17"/>
         </w:rPr>
-        <w:t xml:space="preserve"> </w:t>
+        <w:t xml:space="preserve">        if w {</w:t>
       </w:r>
     </w:p>
     <w:p>
@@ -39542,15 +39664,22 @@
           <w:sz w:val="17"/>
           <w:szCs w:val="17"/>
         </w:rPr>
-        <w:t xml:space="preserve">    </w:t>
-      </w:r>
+        <w:t xml:space="preserve">            return qEmailWord</w:t>
+      </w:r>
+    </w:p>
+    <w:p>
+      <w:pPr>
+        <w:pStyle w:val="Normal"/>
+        <w:spacing w:lineRule="auto" w:line="228" w:before="0" w:after="0"/>
+        <w:rPr/>
+      </w:pPr>
       <w:r>
         <w:rPr>
           <w:rFonts w:eastAsia="Courier New" w:cs="Courier New" w:ascii="Courier New" w:hAnsi="Courier New"/>
           <w:sz w:val="17"/>
           <w:szCs w:val="17"/>
         </w:rPr>
-        <w:t>case qAfterDot:</w:t>
+        <w:t xml:space="preserve">        }</w:t>
       </w:r>
     </w:p>
     <w:p>
@@ -39565,15 +39694,22 @@
           <w:sz w:val="17"/>
           <w:szCs w:val="17"/>
         </w:rPr>
-        <w:t xml:space="preserve">        </w:t>
-      </w:r>
+        <w:t xml:space="preserve">        if s {</w:t>
+      </w:r>
+    </w:p>
+    <w:p>
+      <w:pPr>
+        <w:pStyle w:val="Normal"/>
+        <w:spacing w:lineRule="auto" w:line="228" w:before="0" w:after="0"/>
+        <w:rPr/>
+      </w:pPr>
       <w:r>
         <w:rPr>
           <w:rFonts w:eastAsia="Courier New" w:cs="Courier New" w:ascii="Courier New" w:hAnsi="Courier New"/>
           <w:sz w:val="17"/>
           <w:szCs w:val="17"/>
         </w:rPr>
-        <w:t>if w {</w:t>
+        <w:t xml:space="preserve">            return qAfterSep</w:t>
       </w:r>
     </w:p>
     <w:p>
@@ -39588,15 +39724,22 @@
           <w:sz w:val="17"/>
           <w:szCs w:val="17"/>
         </w:rPr>
-        <w:t xml:space="preserve">            </w:t>
-      </w:r>
+        <w:t xml:space="preserve">        }</w:t>
+      </w:r>
+    </w:p>
+    <w:p>
+      <w:pPr>
+        <w:pStyle w:val="Normal"/>
+        <w:spacing w:lineRule="auto" w:line="228" w:before="0" w:after="0"/>
+        <w:rPr/>
+      </w:pPr>
       <w:r>
         <w:rPr>
           <w:rFonts w:eastAsia="Courier New" w:cs="Courier New" w:ascii="Courier New" w:hAnsi="Courier New"/>
           <w:sz w:val="17"/>
           <w:szCs w:val="17"/>
         </w:rPr>
-        <w:t>return qEmailEnd</w:t>
+        <w:t xml:space="preserve">        return qDead</w:t>
       </w:r>
     </w:p>
     <w:p>
@@ -39611,15 +39754,22 @@
           <w:sz w:val="17"/>
           <w:szCs w:val="17"/>
         </w:rPr>
-        <w:t xml:space="preserve">        </w:t>
-      </w:r>
+        <w:t xml:space="preserve"> </w:t>
+      </w:r>
+    </w:p>
+    <w:p>
+      <w:pPr>
+        <w:pStyle w:val="Normal"/>
+        <w:spacing w:lineRule="auto" w:line="228" w:before="0" w:after="0"/>
+        <w:rPr/>
+      </w:pPr>
       <w:r>
         <w:rPr>
           <w:rFonts w:eastAsia="Courier New" w:cs="Courier New" w:ascii="Courier New" w:hAnsi="Courier New"/>
           <w:sz w:val="17"/>
           <w:szCs w:val="17"/>
         </w:rPr>
-        <w:t>}</w:t>
+        <w:t xml:space="preserve">    case qAfterSep:</w:t>
       </w:r>
     </w:p>
     <w:p>
@@ -39634,15 +39784,22 @@
           <w:sz w:val="17"/>
           <w:szCs w:val="17"/>
         </w:rPr>
-        <w:t xml:space="preserve">        </w:t>
-      </w:r>
+        <w:t xml:space="preserve">        if w {</w:t>
+      </w:r>
+    </w:p>
+    <w:p>
+      <w:pPr>
+        <w:pStyle w:val="Normal"/>
+        <w:spacing w:lineRule="auto" w:line="228" w:before="0" w:after="0"/>
+        <w:rPr/>
+      </w:pPr>
       <w:r>
         <w:rPr>
           <w:rFonts w:eastAsia="Courier New" w:cs="Courier New" w:ascii="Courier New" w:hAnsi="Courier New"/>
           <w:sz w:val="17"/>
           <w:szCs w:val="17"/>
         </w:rPr>
-        <w:t>return qDead</w:t>
+        <w:t xml:space="preserve">            return qLocal</w:t>
       </w:r>
     </w:p>
     <w:p>
@@ -39657,7 +39814,7 @@
           <w:sz w:val="17"/>
           <w:szCs w:val="17"/>
         </w:rPr>
-        <w:t xml:space="preserve"> </w:t>
+        <w:t xml:space="preserve">        }</w:t>
       </w:r>
     </w:p>
     <w:p>
@@ -39672,15 +39829,22 @@
           <w:sz w:val="17"/>
           <w:szCs w:val="17"/>
         </w:rPr>
-        <w:t xml:space="preserve">    </w:t>
-      </w:r>
+        <w:t xml:space="preserve">        if s {</w:t>
+      </w:r>
+    </w:p>
+    <w:p>
+      <w:pPr>
+        <w:pStyle w:val="Normal"/>
+        <w:spacing w:lineRule="auto" w:line="228" w:before="0" w:after="0"/>
+        <w:rPr/>
+      </w:pPr>
       <w:r>
         <w:rPr>
           <w:rFonts w:eastAsia="Courier New" w:cs="Courier New" w:ascii="Courier New" w:hAnsi="Courier New"/>
           <w:sz w:val="17"/>
           <w:szCs w:val="17"/>
         </w:rPr>
-        <w:t>case qEmailEnd:</w:t>
+        <w:t xml:space="preserve">            return qAfterSep</w:t>
       </w:r>
     </w:p>
     <w:p>
@@ -39695,15 +39859,22 @@
           <w:sz w:val="17"/>
           <w:szCs w:val="17"/>
         </w:rPr>
-        <w:t xml:space="preserve">        </w:t>
-      </w:r>
+        <w:t xml:space="preserve">        }</w:t>
+      </w:r>
+    </w:p>
+    <w:p>
+      <w:pPr>
+        <w:pStyle w:val="Normal"/>
+        <w:spacing w:lineRule="auto" w:line="228" w:before="0" w:after="0"/>
+        <w:rPr/>
+      </w:pPr>
       <w:r>
         <w:rPr>
           <w:rFonts w:eastAsia="Courier New" w:cs="Courier New" w:ascii="Courier New" w:hAnsi="Courier New"/>
           <w:sz w:val="17"/>
           <w:szCs w:val="17"/>
         </w:rPr>
-        <w:t>if w {</w:t>
+        <w:t xml:space="preserve">        return qDead</w:t>
       </w:r>
     </w:p>
     <w:p>
@@ -39718,15 +39889,22 @@
           <w:sz w:val="17"/>
           <w:szCs w:val="17"/>
         </w:rPr>
-        <w:t xml:space="preserve">            </w:t>
-      </w:r>
+        <w:t xml:space="preserve"> </w:t>
+      </w:r>
+    </w:p>
+    <w:p>
+      <w:pPr>
+        <w:pStyle w:val="Normal"/>
+        <w:spacing w:lineRule="auto" w:line="228" w:before="0" w:after="0"/>
+        <w:rPr/>
+      </w:pPr>
       <w:r>
         <w:rPr>
           <w:rFonts w:eastAsia="Courier New" w:cs="Courier New" w:ascii="Courier New" w:hAnsi="Courier New"/>
           <w:sz w:val="17"/>
           <w:szCs w:val="17"/>
         </w:rPr>
-        <w:t>return qEmailWord</w:t>
+        <w:t xml:space="preserve">    case qAfterHyphen:</w:t>
       </w:r>
     </w:p>
     <w:p>
@@ -39741,15 +39919,22 @@
           <w:sz w:val="17"/>
           <w:szCs w:val="17"/>
         </w:rPr>
-        <w:t xml:space="preserve">        </w:t>
-      </w:r>
+        <w:t xml:space="preserve">        if w {</w:t>
+      </w:r>
+    </w:p>
+    <w:p>
+      <w:pPr>
+        <w:pStyle w:val="Normal"/>
+        <w:spacing w:lineRule="auto" w:line="228" w:before="0" w:after="0"/>
+        <w:rPr/>
+      </w:pPr>
       <w:r>
         <w:rPr>
           <w:rFonts w:eastAsia="Courier New" w:cs="Courier New" w:ascii="Courier New" w:hAnsi="Courier New"/>
           <w:sz w:val="17"/>
           <w:szCs w:val="17"/>
         </w:rPr>
-        <w:t>}</w:t>
+        <w:t xml:space="preserve">            return qEmailWord</w:t>
       </w:r>
     </w:p>
     <w:p>
@@ -39764,15 +39949,22 @@
           <w:sz w:val="17"/>
           <w:szCs w:val="17"/>
         </w:rPr>
-        <w:t xml:space="preserve">        </w:t>
-      </w:r>
+        <w:t xml:space="preserve">        }</w:t>
+      </w:r>
+    </w:p>
+    <w:p>
+      <w:pPr>
+        <w:pStyle w:val="Normal"/>
+        <w:spacing w:lineRule="auto" w:line="228" w:before="0" w:after="0"/>
+        <w:rPr/>
+      </w:pPr>
       <w:r>
         <w:rPr>
           <w:rFonts w:eastAsia="Courier New" w:cs="Courier New" w:ascii="Courier New" w:hAnsi="Courier New"/>
           <w:sz w:val="17"/>
           <w:szCs w:val="17"/>
         </w:rPr>
-        <w:t>if s {</w:t>
+        <w:t xml:space="preserve">        return qDead</w:t>
       </w:r>
     </w:p>
     <w:p>
@@ -39787,15 +39979,22 @@
           <w:sz w:val="17"/>
           <w:szCs w:val="17"/>
         </w:rPr>
-        <w:t xml:space="preserve">            </w:t>
-      </w:r>
+        <w:t xml:space="preserve"> </w:t>
+      </w:r>
+    </w:p>
+    <w:p>
+      <w:pPr>
+        <w:pStyle w:val="Normal"/>
+        <w:spacing w:lineRule="auto" w:line="228" w:before="0" w:after="0"/>
+        <w:rPr/>
+      </w:pPr>
       <w:r>
         <w:rPr>
           <w:rFonts w:eastAsia="Courier New" w:cs="Courier New" w:ascii="Courier New" w:hAnsi="Courier New"/>
           <w:sz w:val="17"/>
           <w:szCs w:val="17"/>
         </w:rPr>
-        <w:t>return qSpaces</w:t>
+        <w:t xml:space="preserve">    default:</w:t>
       </w:r>
     </w:p>
     <w:p>
@@ -39810,15 +40009,22 @@
           <w:sz w:val="17"/>
           <w:szCs w:val="17"/>
         </w:rPr>
-        <w:t xml:space="preserve">        </w:t>
-      </w:r>
+        <w:t xml:space="preserve">        return qDead</w:t>
+      </w:r>
+    </w:p>
+    <w:p>
+      <w:pPr>
+        <w:pStyle w:val="Normal"/>
+        <w:spacing w:lineRule="auto" w:line="228" w:before="0" w:after="0"/>
+        <w:rPr/>
+      </w:pPr>
       <w:r>
         <w:rPr>
           <w:rFonts w:eastAsia="Courier New" w:cs="Courier New" w:ascii="Courier New" w:hAnsi="Courier New"/>
           <w:sz w:val="17"/>
           <w:szCs w:val="17"/>
         </w:rPr>
-        <w:t>}</w:t>
+        <w:t xml:space="preserve">    }</w:t>
       </w:r>
     </w:p>
     <w:p>
@@ -39833,15 +40039,22 @@
           <w:sz w:val="17"/>
           <w:szCs w:val="17"/>
         </w:rPr>
-        <w:t xml:space="preserve">        </w:t>
-      </w:r>
+        <w:t>}</w:t>
+      </w:r>
+    </w:p>
+    <w:p>
+      <w:pPr>
+        <w:pStyle w:val="Normal"/>
+        <w:spacing w:lineRule="auto" w:line="228" w:before="0" w:after="0"/>
+        <w:rPr/>
+      </w:pPr>
       <w:r>
         <w:rPr>
           <w:rFonts w:eastAsia="Courier New" w:cs="Courier New" w:ascii="Courier New" w:hAnsi="Courier New"/>
           <w:sz w:val="17"/>
           <w:szCs w:val="17"/>
         </w:rPr>
-        <w:t>switch r {</w:t>
+        <w:t xml:space="preserve"> </w:t>
       </w:r>
     </w:p>
     <w:p>
@@ -39856,15 +40069,22 @@
           <w:sz w:val="17"/>
           <w:szCs w:val="17"/>
         </w:rPr>
-        <w:t xml:space="preserve">        </w:t>
-      </w:r>
+        <w:t>// isFinal проверяет, является ли состояние заключительным (q6–q10).</w:t>
+      </w:r>
+    </w:p>
+    <w:p>
+      <w:pPr>
+        <w:pStyle w:val="Normal"/>
+        <w:spacing w:lineRule="auto" w:line="228" w:before="0" w:after="0"/>
+        <w:rPr/>
+      </w:pPr>
       <w:r>
         <w:rPr>
           <w:rFonts w:eastAsia="Courier New" w:cs="Courier New" w:ascii="Courier New" w:hAnsi="Courier New"/>
           <w:sz w:val="17"/>
           <w:szCs w:val="17"/>
         </w:rPr>
-        <w:t>case '-':</w:t>
+        <w:t>func isFinal(state int) bool {</w:t>
       </w:r>
     </w:p>
     <w:p>
@@ -39879,15 +40099,22 @@
           <w:sz w:val="17"/>
           <w:szCs w:val="17"/>
         </w:rPr>
-        <w:t xml:space="preserve">            </w:t>
-      </w:r>
+        <w:t xml:space="preserve">    switch state {</w:t>
+      </w:r>
+    </w:p>
+    <w:p>
+      <w:pPr>
+        <w:pStyle w:val="Normal"/>
+        <w:spacing w:lineRule="auto" w:line="228" w:before="0" w:after="0"/>
+        <w:rPr/>
+      </w:pPr>
       <w:r>
         <w:rPr>
           <w:rFonts w:eastAsia="Courier New" w:cs="Courier New" w:ascii="Courier New" w:hAnsi="Courier New"/>
           <w:sz w:val="17"/>
           <w:szCs w:val="17"/>
         </w:rPr>
-        <w:t>return qAfterDot</w:t>
+        <w:t xml:space="preserve">    case qEmailEnd, qEmailWord, qSpaces, qAfterFinalDot, qAfterSep:</w:t>
       </w:r>
     </w:p>
     <w:p>
@@ -39902,15 +40129,22 @@
           <w:sz w:val="17"/>
           <w:szCs w:val="17"/>
         </w:rPr>
-        <w:t xml:space="preserve">        </w:t>
-      </w:r>
+        <w:t xml:space="preserve">        return true</w:t>
+      </w:r>
+    </w:p>
+    <w:p>
+      <w:pPr>
+        <w:pStyle w:val="Normal"/>
+        <w:spacing w:lineRule="auto" w:line="228" w:before="0" w:after="0"/>
+        <w:rPr/>
+      </w:pPr>
       <w:r>
         <w:rPr>
           <w:rFonts w:eastAsia="Courier New" w:cs="Courier New" w:ascii="Courier New" w:hAnsi="Courier New"/>
           <w:sz w:val="17"/>
           <w:szCs w:val="17"/>
         </w:rPr>
-        <w:t>case '.':</w:t>
+        <w:t xml:space="preserve">    default:</w:t>
       </w:r>
     </w:p>
     <w:p>
@@ -39925,15 +40159,22 @@
           <w:sz w:val="17"/>
           <w:szCs w:val="17"/>
         </w:rPr>
-        <w:t xml:space="preserve">            </w:t>
-      </w:r>
+        <w:t xml:space="preserve">        return false</w:t>
+      </w:r>
+    </w:p>
+    <w:p>
+      <w:pPr>
+        <w:pStyle w:val="Normal"/>
+        <w:spacing w:lineRule="auto" w:line="228" w:before="0" w:after="0"/>
+        <w:rPr/>
+      </w:pPr>
       <w:r>
         <w:rPr>
           <w:rFonts w:eastAsia="Courier New" w:cs="Courier New" w:ascii="Courier New" w:hAnsi="Courier New"/>
           <w:sz w:val="17"/>
           <w:szCs w:val="17"/>
         </w:rPr>
-        <w:t>return qAfterFinalDot</w:t>
+        <w:t xml:space="preserve">    }</w:t>
       </w:r>
     </w:p>
     <w:p>
@@ -39948,15 +40189,22 @@
           <w:sz w:val="17"/>
           <w:szCs w:val="17"/>
         </w:rPr>
-        <w:t xml:space="preserve">        </w:t>
-      </w:r>
+        <w:t>}</w:t>
+      </w:r>
+    </w:p>
+    <w:p>
+      <w:pPr>
+        <w:pStyle w:val="Normal"/>
+        <w:spacing w:lineRule="auto" w:line="228" w:before="0" w:after="0"/>
+        <w:rPr/>
+      </w:pPr>
       <w:r>
         <w:rPr>
           <w:rFonts w:eastAsia="Courier New" w:cs="Courier New" w:ascii="Courier New" w:hAnsi="Courier New"/>
           <w:sz w:val="17"/>
           <w:szCs w:val="17"/>
         </w:rPr>
-        <w:t>case ';', ',':</w:t>
+        <w:t xml:space="preserve"> </w:t>
       </w:r>
     </w:p>
     <w:p>
@@ -39971,15 +40219,22 @@
           <w:sz w:val="17"/>
           <w:szCs w:val="17"/>
         </w:rPr>
-        <w:t xml:space="preserve">            </w:t>
-      </w:r>
+        <w:t>// Run обрабатывает всю цепочку и возвращает последовательность</w:t>
+      </w:r>
+    </w:p>
+    <w:p>
+      <w:pPr>
+        <w:pStyle w:val="Normal"/>
+        <w:spacing w:lineRule="auto" w:line="228" w:before="0" w:after="0"/>
+        <w:rPr/>
+      </w:pPr>
       <w:r>
         <w:rPr>
           <w:rFonts w:eastAsia="Courier New" w:cs="Courier New" w:ascii="Courier New" w:hAnsi="Courier New"/>
           <w:sz w:val="17"/>
           <w:szCs w:val="17"/>
         </w:rPr>
-        <w:t>return qAfterSep</w:t>
+        <w:t>// пройденных состояний (трассу) и результат распознавания.</w:t>
       </w:r>
     </w:p>
     <w:p>
@@ -39994,15 +40249,22 @@
           <w:sz w:val="17"/>
           <w:szCs w:val="17"/>
         </w:rPr>
-        <w:t xml:space="preserve">        </w:t>
-      </w:r>
+        <w:t>func Run(input string) ([]int, bool) {</w:t>
+      </w:r>
+    </w:p>
+    <w:p>
+      <w:pPr>
+        <w:pStyle w:val="Normal"/>
+        <w:spacing w:lineRule="auto" w:line="228" w:before="0" w:after="0"/>
+        <w:rPr/>
+      </w:pPr>
       <w:r>
         <w:rPr>
           <w:rFonts w:eastAsia="Courier New" w:cs="Courier New" w:ascii="Courier New" w:hAnsi="Courier New"/>
           <w:sz w:val="17"/>
           <w:szCs w:val="17"/>
         </w:rPr>
-        <w:t>default:</w:t>
+        <w:t xml:space="preserve">    state := qStart</w:t>
       </w:r>
     </w:p>
     <w:p>
@@ -40017,15 +40279,22 @@
           <w:sz w:val="17"/>
           <w:szCs w:val="17"/>
         </w:rPr>
-        <w:t xml:space="preserve">            </w:t>
-      </w:r>
+        <w:t xml:space="preserve">    trace := []int{state}</w:t>
+      </w:r>
+    </w:p>
+    <w:p>
+      <w:pPr>
+        <w:pStyle w:val="Normal"/>
+        <w:spacing w:lineRule="auto" w:line="228" w:before="0" w:after="0"/>
+        <w:rPr/>
+      </w:pPr>
       <w:r>
         <w:rPr>
           <w:rFonts w:eastAsia="Courier New" w:cs="Courier New" w:ascii="Courier New" w:hAnsi="Courier New"/>
           <w:sz w:val="17"/>
           <w:szCs w:val="17"/>
         </w:rPr>
-        <w:t>return qDead</w:t>
+        <w:t xml:space="preserve">    for _, r := range input {</w:t>
       </w:r>
     </w:p>
     <w:p>
@@ -40040,15 +40309,22 @@
           <w:sz w:val="17"/>
           <w:szCs w:val="17"/>
         </w:rPr>
-        <w:t xml:space="preserve">        </w:t>
-      </w:r>
+        <w:t xml:space="preserve">        state = nextState(state, r)</w:t>
+      </w:r>
+    </w:p>
+    <w:p>
+      <w:pPr>
+        <w:pStyle w:val="Normal"/>
+        <w:spacing w:lineRule="auto" w:line="228" w:before="0" w:after="0"/>
+        <w:rPr/>
+      </w:pPr>
       <w:r>
         <w:rPr>
           <w:rFonts w:eastAsia="Courier New" w:cs="Courier New" w:ascii="Courier New" w:hAnsi="Courier New"/>
           <w:sz w:val="17"/>
           <w:szCs w:val="17"/>
         </w:rPr>
-        <w:t>}</w:t>
+        <w:t xml:space="preserve">        trace = append(trace, state)</w:t>
       </w:r>
     </w:p>
     <w:p>
@@ -40063,7 +40339,7 @@
           <w:sz w:val="17"/>
           <w:szCs w:val="17"/>
         </w:rPr>
-        <w:t xml:space="preserve"> </w:t>
+        <w:t xml:space="preserve">        if state == qDead {</w:t>
       </w:r>
     </w:p>
     <w:p>
@@ -40078,15 +40354,22 @@
           <w:sz w:val="17"/>
           <w:szCs w:val="17"/>
         </w:rPr>
-        <w:t xml:space="preserve">    </w:t>
-      </w:r>
+        <w:t xml:space="preserve">            break // из q⊥ выхода нет, дальше читать бессмысленно</w:t>
+      </w:r>
+    </w:p>
+    <w:p>
+      <w:pPr>
+        <w:pStyle w:val="Normal"/>
+        <w:spacing w:lineRule="auto" w:line="228" w:before="0" w:after="0"/>
+        <w:rPr/>
+      </w:pPr>
       <w:r>
         <w:rPr>
           <w:rFonts w:eastAsia="Courier New" w:cs="Courier New" w:ascii="Courier New" w:hAnsi="Courier New"/>
           <w:sz w:val="17"/>
           <w:szCs w:val="17"/>
         </w:rPr>
-        <w:t>case qEmailWord:</w:t>
+        <w:t xml:space="preserve">        }</w:t>
       </w:r>
     </w:p>
     <w:p>
@@ -40101,15 +40384,22 @@
           <w:sz w:val="17"/>
           <w:szCs w:val="17"/>
         </w:rPr>
-        <w:t xml:space="preserve">        </w:t>
-      </w:r>
+        <w:t xml:space="preserve">    }</w:t>
+      </w:r>
+    </w:p>
+    <w:p>
+      <w:pPr>
+        <w:pStyle w:val="Normal"/>
+        <w:spacing w:lineRule="auto" w:line="228" w:before="0" w:after="0"/>
+        <w:rPr/>
+      </w:pPr>
       <w:r>
         <w:rPr>
           <w:rFonts w:eastAsia="Courier New" w:cs="Courier New" w:ascii="Courier New" w:hAnsi="Courier New"/>
           <w:sz w:val="17"/>
           <w:szCs w:val="17"/>
         </w:rPr>
-        <w:t>if w {</w:t>
+        <w:t xml:space="preserve">    return trace, isFinal(state)</w:t>
       </w:r>
     </w:p>
     <w:p>
@@ -40124,15 +40414,22 @@
           <w:sz w:val="17"/>
           <w:szCs w:val="17"/>
         </w:rPr>
-        <w:t xml:space="preserve">            </w:t>
-      </w:r>
+        <w:t>}</w:t>
+      </w:r>
+    </w:p>
+    <w:p>
+      <w:pPr>
+        <w:pStyle w:val="Normal"/>
+        <w:spacing w:lineRule="auto" w:line="228" w:before="0" w:after="0"/>
+        <w:rPr/>
+      </w:pPr>
       <w:r>
         <w:rPr>
           <w:rFonts w:eastAsia="Courier New" w:cs="Courier New" w:ascii="Courier New" w:hAnsi="Courier New"/>
           <w:sz w:val="17"/>
           <w:szCs w:val="17"/>
         </w:rPr>
-        <w:t>return qEmailWord</w:t>
+        <w:t xml:space="preserve"> </w:t>
       </w:r>
     </w:p>
     <w:p>
@@ -40147,15 +40444,22 @@
           <w:sz w:val="17"/>
           <w:szCs w:val="17"/>
         </w:rPr>
-        <w:t xml:space="preserve">        </w:t>
-      </w:r>
+        <w:t>// Accepts возвращает true, если цепочка принадлежит языку.</w:t>
+      </w:r>
+    </w:p>
+    <w:p>
+      <w:pPr>
+        <w:pStyle w:val="Normal"/>
+        <w:spacing w:lineRule="auto" w:line="228" w:before="0" w:after="0"/>
+        <w:rPr/>
+      </w:pPr>
       <w:r>
         <w:rPr>
           <w:rFonts w:eastAsia="Courier New" w:cs="Courier New" w:ascii="Courier New" w:hAnsi="Courier New"/>
           <w:sz w:val="17"/>
           <w:szCs w:val="17"/>
         </w:rPr>
-        <w:t>}</w:t>
+        <w:t>func Accepts(input string) bool {</w:t>
       </w:r>
     </w:p>
     <w:p>
@@ -40170,15 +40474,22 @@
           <w:sz w:val="17"/>
           <w:szCs w:val="17"/>
         </w:rPr>
-        <w:t xml:space="preserve">        </w:t>
-      </w:r>
+        <w:t xml:space="preserve">    _, ok := Run(input)</w:t>
+      </w:r>
+    </w:p>
+    <w:p>
+      <w:pPr>
+        <w:pStyle w:val="Normal"/>
+        <w:spacing w:lineRule="auto" w:line="228" w:before="0" w:after="0"/>
+        <w:rPr/>
+      </w:pPr>
       <w:r>
         <w:rPr>
           <w:rFonts w:eastAsia="Courier New" w:cs="Courier New" w:ascii="Courier New" w:hAnsi="Courier New"/>
           <w:sz w:val="17"/>
           <w:szCs w:val="17"/>
         </w:rPr>
-        <w:t>if s {</w:t>
+        <w:t xml:space="preserve">    return ok</w:t>
       </w:r>
     </w:p>
     <w:p>
@@ -40193,15 +40504,22 @@
           <w:sz w:val="17"/>
           <w:szCs w:val="17"/>
         </w:rPr>
-        <w:t xml:space="preserve">            </w:t>
-      </w:r>
+        <w:t>}</w:t>
+      </w:r>
+    </w:p>
+    <w:p>
+      <w:pPr>
+        <w:pStyle w:val="Normal"/>
+        <w:spacing w:lineRule="auto" w:line="228" w:before="0" w:after="0"/>
+        <w:rPr/>
+      </w:pPr>
       <w:r>
         <w:rPr>
           <w:rFonts w:eastAsia="Courier New" w:cs="Courier New" w:ascii="Courier New" w:hAnsi="Courier New"/>
           <w:sz w:val="17"/>
           <w:szCs w:val="17"/>
         </w:rPr>
-        <w:t>return qSpaces</w:t>
+        <w:t xml:space="preserve"> </w:t>
       </w:r>
     </w:p>
     <w:p>
@@ -40216,15 +40534,22 @@
           <w:sz w:val="17"/>
           <w:szCs w:val="17"/>
         </w:rPr>
-        <w:t xml:space="preserve">        </w:t>
-      </w:r>
+        <w:t>func main() {</w:t>
+      </w:r>
+    </w:p>
+    <w:p>
+      <w:pPr>
+        <w:pStyle w:val="Normal"/>
+        <w:spacing w:lineRule="auto" w:line="228" w:before="0" w:after="0"/>
+        <w:rPr/>
+      </w:pPr>
       <w:r>
         <w:rPr>
           <w:rFonts w:eastAsia="Courier New" w:cs="Courier New" w:ascii="Courier New" w:hAnsi="Courier New"/>
           <w:sz w:val="17"/>
           <w:szCs w:val="17"/>
         </w:rPr>
-        <w:t>}</w:t>
+        <w:t xml:space="preserve">    scanner := bufio.NewScanner(os.Stdin)</w:t>
       </w:r>
     </w:p>
     <w:p>
@@ -40239,15 +40564,22 @@
           <w:sz w:val="17"/>
           <w:szCs w:val="17"/>
         </w:rPr>
-        <w:t xml:space="preserve">        </w:t>
-      </w:r>
+        <w:t xml:space="preserve">    // Увеличиваем стандартный лимит длины строки для длинных списков адресов.</w:t>
+      </w:r>
+    </w:p>
+    <w:p>
+      <w:pPr>
+        <w:pStyle w:val="Normal"/>
+        <w:spacing w:lineRule="auto" w:line="228" w:before="0" w:after="0"/>
+        <w:rPr/>
+      </w:pPr>
       <w:r>
         <w:rPr>
           <w:rFonts w:eastAsia="Courier New" w:cs="Courier New" w:ascii="Courier New" w:hAnsi="Courier New"/>
           <w:sz w:val="17"/>
           <w:szCs w:val="17"/>
         </w:rPr>
-        <w:t>switch r {</w:t>
+        <w:t xml:space="preserve">    scanner.Buffer(make([]byte, 64*1024), 1024*1024)</w:t>
       </w:r>
     </w:p>
     <w:p>
@@ -40262,15 +40594,22 @@
           <w:sz w:val="17"/>
           <w:szCs w:val="17"/>
         </w:rPr>
-        <w:t xml:space="preserve">        </w:t>
-      </w:r>
+        <w:t xml:space="preserve"> </w:t>
+      </w:r>
+    </w:p>
+    <w:p>
+      <w:pPr>
+        <w:pStyle w:val="Normal"/>
+        <w:spacing w:lineRule="auto" w:line="228" w:before="0" w:after="0"/>
+        <w:rPr/>
+      </w:pPr>
       <w:r>
         <w:rPr>
           <w:rFonts w:eastAsia="Courier New" w:cs="Courier New" w:ascii="Courier New" w:hAnsi="Courier New"/>
           <w:sz w:val="17"/>
           <w:szCs w:val="17"/>
         </w:rPr>
-        <w:t>case '+':</w:t>
+        <w:t xml:space="preserve">    fmt.Println("Проверка строк конечным автоматом. Для выхода введите exit.")</w:t>
       </w:r>
     </w:p>
     <w:p>
@@ -40285,15 +40624,22 @@
           <w:sz w:val="17"/>
           <w:szCs w:val="17"/>
         </w:rPr>
-        <w:t xml:space="preserve">            </w:t>
-      </w:r>
+        <w:t xml:space="preserve">    for {</w:t>
+      </w:r>
+    </w:p>
+    <w:p>
+      <w:pPr>
+        <w:pStyle w:val="Normal"/>
+        <w:spacing w:lineRule="auto" w:line="228" w:before="0" w:after="0"/>
+        <w:rPr/>
+      </w:pPr>
       <w:r>
         <w:rPr>
           <w:rFonts w:eastAsia="Courier New" w:cs="Courier New" w:ascii="Courier New" w:hAnsi="Courier New"/>
           <w:sz w:val="17"/>
           <w:szCs w:val="17"/>
         </w:rPr>
-        <w:t>return qStart</w:t>
+        <w:t xml:space="preserve">        fmt.Print("&gt; ")</w:t>
       </w:r>
     </w:p>
     <w:p>
@@ -40308,15 +40654,22 @@
           <w:sz w:val="17"/>
           <w:szCs w:val="17"/>
         </w:rPr>
-        <w:t xml:space="preserve">        </w:t>
-      </w:r>
+        <w:t xml:space="preserve">        if !scanner.Scan() {</w:t>
+      </w:r>
+    </w:p>
+    <w:p>
+      <w:pPr>
+        <w:pStyle w:val="Normal"/>
+        <w:spacing w:lineRule="auto" w:line="228" w:before="0" w:after="0"/>
+        <w:rPr/>
+      </w:pPr>
       <w:r>
         <w:rPr>
           <w:rFonts w:eastAsia="Courier New" w:cs="Courier New" w:ascii="Courier New" w:hAnsi="Courier New"/>
           <w:sz w:val="17"/>
           <w:szCs w:val="17"/>
         </w:rPr>
-        <w:t>case '-':</w:t>
+        <w:t xml:space="preserve">            break</w:t>
       </w:r>
     </w:p>
     <w:p>
@@ -40331,15 +40684,22 @@
           <w:sz w:val="17"/>
           <w:szCs w:val="17"/>
         </w:rPr>
-        <w:t xml:space="preserve">            </w:t>
-      </w:r>
+        <w:t xml:space="preserve">        }</w:t>
+      </w:r>
+    </w:p>
+    <w:p>
+      <w:pPr>
+        <w:pStyle w:val="Normal"/>
+        <w:spacing w:lineRule="auto" w:line="228" w:before="0" w:after="0"/>
+        <w:rPr/>
+      </w:pPr>
       <w:r>
         <w:rPr>
           <w:rFonts w:eastAsia="Courier New" w:cs="Courier New" w:ascii="Courier New" w:hAnsi="Courier New"/>
           <w:sz w:val="17"/>
           <w:szCs w:val="17"/>
         </w:rPr>
-        <w:t>return qAfterHyphen</w:t>
+        <w:t xml:space="preserve"> </w:t>
       </w:r>
     </w:p>
     <w:p>
@@ -40354,15 +40714,22 @@
           <w:sz w:val="17"/>
           <w:szCs w:val="17"/>
         </w:rPr>
-        <w:t xml:space="preserve">        </w:t>
-      </w:r>
+        <w:t xml:space="preserve">        input := scanner.Text()</w:t>
+      </w:r>
+    </w:p>
+    <w:p>
+      <w:pPr>
+        <w:pStyle w:val="Normal"/>
+        <w:spacing w:lineRule="auto" w:line="228" w:before="0" w:after="0"/>
+        <w:rPr/>
+      </w:pPr>
       <w:r>
         <w:rPr>
           <w:rFonts w:eastAsia="Courier New" w:cs="Courier New" w:ascii="Courier New" w:hAnsi="Courier New"/>
           <w:sz w:val="17"/>
           <w:szCs w:val="17"/>
         </w:rPr>
-        <w:t>case '.':</w:t>
+        <w:t xml:space="preserve">        if input == "exit" {</w:t>
       </w:r>
     </w:p>
     <w:p>
@@ -40377,15 +40744,22 @@
           <w:sz w:val="17"/>
           <w:szCs w:val="17"/>
         </w:rPr>
-        <w:t xml:space="preserve">            </w:t>
-      </w:r>
+        <w:t xml:space="preserve">            break</w:t>
+      </w:r>
+    </w:p>
+    <w:p>
+      <w:pPr>
+        <w:pStyle w:val="Normal"/>
+        <w:spacing w:lineRule="auto" w:line="228" w:before="0" w:after="0"/>
+        <w:rPr/>
+      </w:pPr>
       <w:r>
         <w:rPr>
           <w:rFonts w:eastAsia="Courier New" w:cs="Courier New" w:ascii="Courier New" w:hAnsi="Courier New"/>
           <w:sz w:val="17"/>
           <w:szCs w:val="17"/>
         </w:rPr>
-        <w:t>return qAfterFinalDot</w:t>
+        <w:t xml:space="preserve">        }</w:t>
       </w:r>
     </w:p>
     <w:p>
@@ -40400,15 +40774,22 @@
           <w:sz w:val="17"/>
           <w:szCs w:val="17"/>
         </w:rPr>
-        <w:t xml:space="preserve">        </w:t>
-      </w:r>
+        <w:t xml:space="preserve"> </w:t>
+      </w:r>
+    </w:p>
+    <w:p>
+      <w:pPr>
+        <w:pStyle w:val="Normal"/>
+        <w:spacing w:lineRule="auto" w:line="228" w:before="0" w:after="0"/>
+        <w:rPr/>
+      </w:pPr>
       <w:r>
         <w:rPr>
           <w:rFonts w:eastAsia="Courier New" w:cs="Courier New" w:ascii="Courier New" w:hAnsi="Courier New"/>
           <w:sz w:val="17"/>
           <w:szCs w:val="17"/>
         </w:rPr>
-        <w:t>case '@':</w:t>
+        <w:t xml:space="preserve">        trace, ok := Run(input)</w:t>
       </w:r>
     </w:p>
     <w:p>
@@ -40423,15 +40804,22 @@
           <w:sz w:val="17"/>
           <w:szCs w:val="17"/>
         </w:rPr>
-        <w:t xml:space="preserve">            </w:t>
-      </w:r>
+        <w:t xml:space="preserve">        fmt.Print("Трасса: ")</w:t>
+      </w:r>
+    </w:p>
+    <w:p>
+      <w:pPr>
+        <w:pStyle w:val="Normal"/>
+        <w:spacing w:lineRule="auto" w:line="228" w:before="0" w:after="0"/>
+        <w:rPr/>
+      </w:pPr>
       <w:r>
         <w:rPr>
           <w:rFonts w:eastAsia="Courier New" w:cs="Courier New" w:ascii="Courier New" w:hAnsi="Courier New"/>
           <w:sz w:val="17"/>
           <w:szCs w:val="17"/>
         </w:rPr>
-        <w:t>return qAfterAt</w:t>
+        <w:t xml:space="preserve">        for i, q := range trace {</w:t>
       </w:r>
     </w:p>
     <w:p>
@@ -40446,15 +40834,22 @@
           <w:sz w:val="17"/>
           <w:szCs w:val="17"/>
         </w:rPr>
-        <w:t xml:space="preserve">        </w:t>
-      </w:r>
+        <w:t xml:space="preserve">            if i &gt; 0 {</w:t>
+      </w:r>
+    </w:p>
+    <w:p>
+      <w:pPr>
+        <w:pStyle w:val="Normal"/>
+        <w:spacing w:lineRule="auto" w:line="228" w:before="0" w:after="0"/>
+        <w:rPr/>
+      </w:pPr>
       <w:r>
         <w:rPr>
           <w:rFonts w:eastAsia="Courier New" w:cs="Courier New" w:ascii="Courier New" w:hAnsi="Courier New"/>
           <w:sz w:val="17"/>
           <w:szCs w:val="17"/>
         </w:rPr>
-        <w:t>case ';', ',':</w:t>
+        <w:t xml:space="preserve">                fmt.Print(" → ")</w:t>
       </w:r>
     </w:p>
     <w:p>
@@ -40469,15 +40864,22 @@
           <w:sz w:val="17"/>
           <w:szCs w:val="17"/>
         </w:rPr>
-        <w:t xml:space="preserve">            </w:t>
-      </w:r>
+        <w:t xml:space="preserve">            }</w:t>
+      </w:r>
+    </w:p>
+    <w:p>
+      <w:pPr>
+        <w:pStyle w:val="Normal"/>
+        <w:spacing w:lineRule="auto" w:line="228" w:before="0" w:after="0"/>
+        <w:rPr/>
+      </w:pPr>
       <w:r>
         <w:rPr>
           <w:rFonts w:eastAsia="Courier New" w:cs="Courier New" w:ascii="Courier New" w:hAnsi="Courier New"/>
           <w:sz w:val="17"/>
           <w:szCs w:val="17"/>
         </w:rPr>
-        <w:t>return qAfterSep</w:t>
+        <w:t xml:space="preserve">            fmt.Print(stateNames[q])</w:t>
       </w:r>
     </w:p>
     <w:p>
@@ -40492,15 +40894,22 @@
           <w:sz w:val="17"/>
           <w:szCs w:val="17"/>
         </w:rPr>
-        <w:t xml:space="preserve">        </w:t>
-      </w:r>
+        <w:t xml:space="preserve">        }</w:t>
+      </w:r>
+    </w:p>
+    <w:p>
+      <w:pPr>
+        <w:pStyle w:val="Normal"/>
+        <w:spacing w:lineRule="auto" w:line="228" w:before="0" w:after="0"/>
+        <w:rPr/>
+      </w:pPr>
       <w:r>
         <w:rPr>
           <w:rFonts w:eastAsia="Courier New" w:cs="Courier New" w:ascii="Courier New" w:hAnsi="Courier New"/>
           <w:sz w:val="17"/>
           <w:szCs w:val="17"/>
         </w:rPr>
-        <w:t>default:</w:t>
+        <w:t xml:space="preserve">        fmt.Println()</w:t>
       </w:r>
     </w:p>
     <w:p>
@@ -40515,15 +40924,22 @@
           <w:sz w:val="17"/>
           <w:szCs w:val="17"/>
         </w:rPr>
-        <w:t xml:space="preserve">            </w:t>
-      </w:r>
+        <w:t xml:space="preserve">        if ok {</w:t>
+      </w:r>
+    </w:p>
+    <w:p>
+      <w:pPr>
+        <w:pStyle w:val="Normal"/>
+        <w:spacing w:lineRule="auto" w:line="228" w:before="0" w:after="0"/>
+        <w:rPr/>
+      </w:pPr>
       <w:r>
         <w:rPr>
           <w:rFonts w:eastAsia="Courier New" w:cs="Courier New" w:ascii="Courier New" w:hAnsi="Courier New"/>
           <w:sz w:val="17"/>
           <w:szCs w:val="17"/>
         </w:rPr>
-        <w:t>return qDead</w:t>
+        <w:t xml:space="preserve">            fmt.Println("Цепочка принадлежит языку.")</w:t>
       </w:r>
     </w:p>
     <w:p>
@@ -40538,15 +40954,22 @@
           <w:sz w:val="17"/>
           <w:szCs w:val="17"/>
         </w:rPr>
-        <w:t xml:space="preserve">        </w:t>
-      </w:r>
+        <w:t xml:space="preserve">        } else {</w:t>
+      </w:r>
+    </w:p>
+    <w:p>
+      <w:pPr>
+        <w:pStyle w:val="Normal"/>
+        <w:spacing w:lineRule="auto" w:line="228" w:before="0" w:after="0"/>
+        <w:rPr/>
+      </w:pPr>
       <w:r>
         <w:rPr>
           <w:rFonts w:eastAsia="Courier New" w:cs="Courier New" w:ascii="Courier New" w:hAnsi="Courier New"/>
           <w:sz w:val="17"/>
           <w:szCs w:val="17"/>
         </w:rPr>
-        <w:t>}</w:t>
+        <w:t xml:space="preserve">            fmt.Println("Цепочка не принадлежит языку.")</w:t>
       </w:r>
     </w:p>
     <w:p>
@@ -40561,7 +40984,7 @@
           <w:sz w:val="17"/>
           <w:szCs w:val="17"/>
         </w:rPr>
-        <w:t xml:space="preserve"> </w:t>
+        <w:t xml:space="preserve">        }</w:t>
       </w:r>
     </w:p>
     <w:p>
@@ -40576,15 +40999,22 @@
           <w:sz w:val="17"/>
           <w:szCs w:val="17"/>
         </w:rPr>
-        <w:t xml:space="preserve">    </w:t>
-      </w:r>
+        <w:t xml:space="preserve">    }</w:t>
+      </w:r>
+    </w:p>
+    <w:p>
+      <w:pPr>
+        <w:pStyle w:val="Normal"/>
+        <w:spacing w:lineRule="auto" w:line="228" w:before="0" w:after="0"/>
+        <w:rPr/>
+      </w:pPr>
       <w:r>
         <w:rPr>
           <w:rFonts w:eastAsia="Courier New" w:cs="Courier New" w:ascii="Courier New" w:hAnsi="Courier New"/>
           <w:sz w:val="17"/>
           <w:szCs w:val="17"/>
         </w:rPr>
-        <w:t>case qSpaces:</w:t>
+        <w:t xml:space="preserve"> </w:t>
       </w:r>
     </w:p>
     <w:p>
@@ -40599,15 +41029,22 @@
           <w:sz w:val="17"/>
           <w:szCs w:val="17"/>
         </w:rPr>
-        <w:t xml:space="preserve">        </w:t>
-      </w:r>
+        <w:t xml:space="preserve">    if err := scanner.Err(); err != nil {</w:t>
+      </w:r>
+    </w:p>
+    <w:p>
+      <w:pPr>
+        <w:pStyle w:val="Normal"/>
+        <w:spacing w:lineRule="auto" w:line="228" w:before="0" w:after="0"/>
+        <w:rPr/>
+      </w:pPr>
       <w:r>
         <w:rPr>
           <w:rFonts w:eastAsia="Courier New" w:cs="Courier New" w:ascii="Courier New" w:hAnsi="Courier New"/>
           <w:sz w:val="17"/>
           <w:szCs w:val="17"/>
         </w:rPr>
-        <w:t>if w {</w:t>
+        <w:t xml:space="preserve">        fmt.Fprintf(os.Stderr, "Ошибка чтения ввода: %v\n", err)</w:t>
       </w:r>
     </w:p>
     <w:p>
@@ -40622,15 +41059,22 @@
           <w:sz w:val="17"/>
           <w:szCs w:val="17"/>
         </w:rPr>
-        <w:t xml:space="preserve">            </w:t>
-      </w:r>
+        <w:t xml:space="preserve">        os.Exit(1)</w:t>
+      </w:r>
+    </w:p>
+    <w:p>
+      <w:pPr>
+        <w:pStyle w:val="Normal"/>
+        <w:spacing w:lineRule="auto" w:line="228" w:before="0" w:after="0"/>
+        <w:rPr/>
+      </w:pPr>
       <w:r>
         <w:rPr>
           <w:rFonts w:eastAsia="Courier New" w:cs="Courier New" w:ascii="Courier New" w:hAnsi="Courier New"/>
           <w:sz w:val="17"/>
           <w:szCs w:val="17"/>
         </w:rPr>
-        <w:t>return qLocal</w:t>
+        <w:t xml:space="preserve">    }</w:t>
       </w:r>
     </w:p>
     <w:p>
@@ -40645,15 +41089,34 @@
           <w:sz w:val="17"/>
           <w:szCs w:val="17"/>
         </w:rPr>
-        <w:t xml:space="preserve">        </w:t>
-      </w:r>
+        <w:t>}</w:t>
+      </w:r>
+    </w:p>
+    <w:p>
+      <w:pPr>
+        <w:pStyle w:val="Heading2"/>
+        <w:rPr/>
+      </w:pPr>
+      <w:bookmarkStart w:id="24" w:name="_Toc25"/>
+      <w:r>
+        <w:rPr/>
+        <w:t>А.1 Тест EmailListDfa_test.go</w:t>
+      </w:r>
+      <w:bookmarkEnd w:id="24"/>
+    </w:p>
+    <w:p>
+      <w:pPr>
+        <w:pStyle w:val="Normal"/>
+        <w:spacing w:lineRule="auto" w:line="228" w:before="0" w:after="0"/>
+        <w:rPr/>
+      </w:pPr>
       <w:r>
         <w:rPr>
           <w:rFonts w:eastAsia="Courier New" w:cs="Courier New" w:ascii="Courier New" w:hAnsi="Courier New"/>
           <w:sz w:val="17"/>
           <w:szCs w:val="17"/>
         </w:rPr>
-        <w:t>}</w:t>
+        <w:t>package main</w:t>
       </w:r>
     </w:p>
     <w:p>
@@ -40668,15 +41131,22 @@
           <w:sz w:val="17"/>
           <w:szCs w:val="17"/>
         </w:rPr>
-        <w:t xml:space="preserve">        </w:t>
-      </w:r>
+        <w:t xml:space="preserve"> </w:t>
+      </w:r>
+    </w:p>
+    <w:p>
+      <w:pPr>
+        <w:pStyle w:val="Normal"/>
+        <w:spacing w:lineRule="auto" w:line="228" w:before="0" w:after="0"/>
+        <w:rPr/>
+      </w:pPr>
       <w:r>
         <w:rPr>
           <w:rFonts w:eastAsia="Courier New" w:cs="Courier New" w:ascii="Courier New" w:hAnsi="Courier New"/>
           <w:sz w:val="17"/>
           <w:szCs w:val="17"/>
         </w:rPr>
-        <w:t>if s {</w:t>
+        <w:t>import (</w:t>
       </w:r>
     </w:p>
     <w:p>
@@ -40691,15 +41161,22 @@
           <w:sz w:val="17"/>
           <w:szCs w:val="17"/>
         </w:rPr>
-        <w:t xml:space="preserve">            </w:t>
-      </w:r>
+        <w:t xml:space="preserve">    "regexp"</w:t>
+      </w:r>
+    </w:p>
+    <w:p>
+      <w:pPr>
+        <w:pStyle w:val="Normal"/>
+        <w:spacing w:lineRule="auto" w:line="228" w:before="0" w:after="0"/>
+        <w:rPr/>
+      </w:pPr>
       <w:r>
         <w:rPr>
           <w:rFonts w:eastAsia="Courier New" w:cs="Courier New" w:ascii="Courier New" w:hAnsi="Courier New"/>
           <w:sz w:val="17"/>
           <w:szCs w:val="17"/>
         </w:rPr>
-        <w:t>return qSpaces</w:t>
+        <w:t xml:space="preserve">    "testing"</w:t>
       </w:r>
     </w:p>
     <w:p>
@@ -40714,15 +41191,22 @@
           <w:sz w:val="17"/>
           <w:szCs w:val="17"/>
         </w:rPr>
-        <w:t xml:space="preserve">        </w:t>
-      </w:r>
+        <w:t>)</w:t>
+      </w:r>
+    </w:p>
+    <w:p>
+      <w:pPr>
+        <w:pStyle w:val="Normal"/>
+        <w:spacing w:lineRule="auto" w:line="228" w:before="0" w:after="0"/>
+        <w:rPr/>
+      </w:pPr>
       <w:r>
         <w:rPr>
           <w:rFonts w:eastAsia="Courier New" w:cs="Courier New" w:ascii="Courier New" w:hAnsi="Courier New"/>
           <w:sz w:val="17"/>
           <w:szCs w:val="17"/>
         </w:rPr>
-        <w:t>}</w:t>
+        <w:t xml:space="preserve"> </w:t>
       </w:r>
     </w:p>
     <w:p>
@@ -40737,15 +41221,22 @@
           <w:sz w:val="17"/>
           <w:szCs w:val="17"/>
         </w:rPr>
-        <w:t xml:space="preserve">        </w:t>
-      </w:r>
+        <w:t>// Исходный паттерн. В Go (RE2) класс \w — только ASCII, поэтому</w:t>
+      </w:r>
+    </w:p>
+    <w:p>
+      <w:pPr>
+        <w:pStyle w:val="Normal"/>
+        <w:spacing w:lineRule="auto" w:line="228" w:before="0" w:after="0"/>
+        <w:rPr/>
+      </w:pPr>
       <w:r>
         <w:rPr>
           <w:rFonts w:eastAsia="Courier New" w:cs="Courier New" w:ascii="Courier New" w:hAnsi="Courier New"/>
           <w:sz w:val="17"/>
           <w:szCs w:val="17"/>
         </w:rPr>
-        <w:t>if r == '.' || r == ';' || r == ',' {</w:t>
+        <w:t>// сравнение ведётся на ASCII-алфавите: a, пробел, + - . @ ; ,</w:t>
       </w:r>
     </w:p>
     <w:p>
@@ -40760,15 +41251,22 @@
           <w:sz w:val="17"/>
           <w:szCs w:val="17"/>
         </w:rPr>
-        <w:t xml:space="preserve">            </w:t>
-      </w:r>
+        <w:t>var pattern = regexp.MustCompile(`^((\w+([-+.]\w+)*@\w+([-.]\w+)*\.\w+([-.]\w+)*)\s*[;,.]{0,1}\s*)+$`)</w:t>
+      </w:r>
+    </w:p>
+    <w:p>
+      <w:pPr>
+        <w:pStyle w:val="Normal"/>
+        <w:spacing w:lineRule="auto" w:line="228" w:before="0" w:after="0"/>
+        <w:rPr/>
+      </w:pPr>
       <w:r>
         <w:rPr>
           <w:rFonts w:eastAsia="Courier New" w:cs="Courier New" w:ascii="Courier New" w:hAnsi="Courier New"/>
           <w:sz w:val="17"/>
           <w:szCs w:val="17"/>
         </w:rPr>
-        <w:t>return qAfterSep</w:t>
+        <w:t xml:space="preserve"> </w:t>
       </w:r>
     </w:p>
     <w:p>
@@ -40783,15 +41281,22 @@
           <w:sz w:val="17"/>
           <w:szCs w:val="17"/>
         </w:rPr>
-        <w:t xml:space="preserve">        </w:t>
-      </w:r>
+        <w:t>// TestAgainstRegex перебирает ВСЕ цепочки длины 0…7 над алфавитом</w:t>
+      </w:r>
+    </w:p>
+    <w:p>
+      <w:pPr>
+        <w:pStyle w:val="Normal"/>
+        <w:spacing w:lineRule="auto" w:line="228" w:before="0" w:after="0"/>
+        <w:rPr/>
+      </w:pPr>
       <w:r>
         <w:rPr>
           <w:rFonts w:eastAsia="Courier New" w:cs="Courier New" w:ascii="Courier New" w:hAnsi="Courier New"/>
           <w:sz w:val="17"/>
           <w:szCs w:val="17"/>
         </w:rPr>
-        <w:t>}</w:t>
+        <w:t>// из 8 представителей классов и сравнивает ответ автомата с регулярным выражением.</w:t>
       </w:r>
     </w:p>
     <w:p>
@@ -40806,15 +41311,22 @@
           <w:sz w:val="17"/>
           <w:szCs w:val="17"/>
         </w:rPr>
-        <w:t xml:space="preserve">        </w:t>
-      </w:r>
+        <w:t>func TestAgainstRegex(t *testing.T) {</w:t>
+      </w:r>
+    </w:p>
+    <w:p>
+      <w:pPr>
+        <w:pStyle w:val="Normal"/>
+        <w:spacing w:lineRule="auto" w:line="228" w:before="0" w:after="0"/>
+        <w:rPr/>
+      </w:pPr>
       <w:r>
         <w:rPr>
           <w:rFonts w:eastAsia="Courier New" w:cs="Courier New" w:ascii="Courier New" w:hAnsi="Courier New"/>
           <w:sz w:val="17"/>
           <w:szCs w:val="17"/>
         </w:rPr>
-        <w:t>return qDead</w:t>
+        <w:t xml:space="preserve">    alpha := []rune("a +-.@;,")</w:t>
       </w:r>
     </w:p>
     <w:p>
@@ -40829,7 +41341,7 @@
           <w:sz w:val="17"/>
           <w:szCs w:val="17"/>
         </w:rPr>
-        <w:t xml:space="preserve"> </w:t>
+        <w:t xml:space="preserve">    var buf []rune</w:t>
       </w:r>
     </w:p>
     <w:p>
@@ -40844,15 +41356,22 @@
           <w:sz w:val="17"/>
           <w:szCs w:val="17"/>
         </w:rPr>
-        <w:t xml:space="preserve">    </w:t>
-      </w:r>
+        <w:t xml:space="preserve">    count := 0</w:t>
+      </w:r>
+    </w:p>
+    <w:p>
+      <w:pPr>
+        <w:pStyle w:val="Normal"/>
+        <w:spacing w:lineRule="auto" w:line="228" w:before="0" w:after="0"/>
+        <w:rPr/>
+      </w:pPr>
       <w:r>
         <w:rPr>
           <w:rFonts w:eastAsia="Courier New" w:cs="Courier New" w:ascii="Courier New" w:hAnsi="Courier New"/>
           <w:sz w:val="17"/>
           <w:szCs w:val="17"/>
         </w:rPr>
-        <w:t>case qAfterFinalDot:</w:t>
+        <w:t xml:space="preserve">    var rec func(depth int)</w:t>
       </w:r>
     </w:p>
     <w:p>
@@ -40867,15 +41386,22 @@
           <w:sz w:val="17"/>
           <w:szCs w:val="17"/>
         </w:rPr>
-        <w:t xml:space="preserve">        </w:t>
-      </w:r>
+        <w:t xml:space="preserve">    rec = func(depth int) {</w:t>
+      </w:r>
+    </w:p>
+    <w:p>
+      <w:pPr>
+        <w:pStyle w:val="Normal"/>
+        <w:spacing w:lineRule="auto" w:line="228" w:before="0" w:after="0"/>
+        <w:rPr/>
+      </w:pPr>
       <w:r>
         <w:rPr>
           <w:rFonts w:eastAsia="Courier New" w:cs="Courier New" w:ascii="Courier New" w:hAnsi="Courier New"/>
           <w:sz w:val="17"/>
           <w:szCs w:val="17"/>
         </w:rPr>
-        <w:t>if w {</w:t>
+        <w:t xml:space="preserve">        s := string(buf)</w:t>
       </w:r>
     </w:p>
     <w:p>
@@ -40890,15 +41416,22 @@
           <w:sz w:val="17"/>
           <w:szCs w:val="17"/>
         </w:rPr>
-        <w:t xml:space="preserve">            </w:t>
-      </w:r>
+        <w:t xml:space="preserve">        count++</w:t>
+      </w:r>
+    </w:p>
+    <w:p>
+      <w:pPr>
+        <w:pStyle w:val="Normal"/>
+        <w:spacing w:lineRule="auto" w:line="228" w:before="0" w:after="0"/>
+        <w:rPr/>
+      </w:pPr>
       <w:r>
         <w:rPr>
           <w:rFonts w:eastAsia="Courier New" w:cs="Courier New" w:ascii="Courier New" w:hAnsi="Courier New"/>
           <w:sz w:val="17"/>
           <w:szCs w:val="17"/>
         </w:rPr>
-        <w:t>return qEmailWord</w:t>
+        <w:t xml:space="preserve">        if Accepts(s) != pattern.MatchString(s) {</w:t>
       </w:r>
     </w:p>
     <w:p>
@@ -40913,15 +41446,22 @@
           <w:sz w:val="17"/>
           <w:szCs w:val="17"/>
         </w:rPr>
-        <w:t xml:space="preserve">        </w:t>
-      </w:r>
+        <w:t xml:space="preserve">            t.Fatalf("расхождение на %q: автомат=%v, regex=%v", s, Accepts(s), pattern.MatchString(s))</w:t>
+      </w:r>
+    </w:p>
+    <w:p>
+      <w:pPr>
+        <w:pStyle w:val="Normal"/>
+        <w:spacing w:lineRule="auto" w:line="228" w:before="0" w:after="0"/>
+        <w:rPr/>
+      </w:pPr>
       <w:r>
         <w:rPr>
           <w:rFonts w:eastAsia="Courier New" w:cs="Courier New" w:ascii="Courier New" w:hAnsi="Courier New"/>
           <w:sz w:val="17"/>
           <w:szCs w:val="17"/>
         </w:rPr>
-        <w:t>}</w:t>
+        <w:t xml:space="preserve">        }</w:t>
       </w:r>
     </w:p>
     <w:p>
@@ -40936,15 +41476,22 @@
           <w:sz w:val="17"/>
           <w:szCs w:val="17"/>
         </w:rPr>
-        <w:t xml:space="preserve">        </w:t>
-      </w:r>
+        <w:t xml:space="preserve">        if depth == 7 {</w:t>
+      </w:r>
+    </w:p>
+    <w:p>
+      <w:pPr>
+        <w:pStyle w:val="Normal"/>
+        <w:spacing w:lineRule="auto" w:line="228" w:before="0" w:after="0"/>
+        <w:rPr/>
+      </w:pPr>
       <w:r>
         <w:rPr>
           <w:rFonts w:eastAsia="Courier New" w:cs="Courier New" w:ascii="Courier New" w:hAnsi="Courier New"/>
           <w:sz w:val="17"/>
           <w:szCs w:val="17"/>
         </w:rPr>
-        <w:t>if s {</w:t>
+        <w:t xml:space="preserve">            return</w:t>
       </w:r>
     </w:p>
     <w:p>
@@ -40959,15 +41506,22 @@
           <w:sz w:val="17"/>
           <w:szCs w:val="17"/>
         </w:rPr>
-        <w:t xml:space="preserve">            </w:t>
-      </w:r>
+        <w:t xml:space="preserve">        }</w:t>
+      </w:r>
+    </w:p>
+    <w:p>
+      <w:pPr>
+        <w:pStyle w:val="Normal"/>
+        <w:spacing w:lineRule="auto" w:line="228" w:before="0" w:after="0"/>
+        <w:rPr/>
+      </w:pPr>
       <w:r>
         <w:rPr>
           <w:rFonts w:eastAsia="Courier New" w:cs="Courier New" w:ascii="Courier New" w:hAnsi="Courier New"/>
           <w:sz w:val="17"/>
           <w:szCs w:val="17"/>
         </w:rPr>
-        <w:t>return qAfterSep</w:t>
+        <w:t xml:space="preserve">        for _, r := range alpha {</w:t>
       </w:r>
     </w:p>
     <w:p>
@@ -40982,15 +41536,22 @@
           <w:sz w:val="17"/>
           <w:szCs w:val="17"/>
         </w:rPr>
-        <w:t xml:space="preserve">        </w:t>
-      </w:r>
+        <w:t xml:space="preserve">            buf = append(buf, r)</w:t>
+      </w:r>
+    </w:p>
+    <w:p>
+      <w:pPr>
+        <w:pStyle w:val="Normal"/>
+        <w:spacing w:lineRule="auto" w:line="228" w:before="0" w:after="0"/>
+        <w:rPr/>
+      </w:pPr>
       <w:r>
         <w:rPr>
           <w:rFonts w:eastAsia="Courier New" w:cs="Courier New" w:ascii="Courier New" w:hAnsi="Courier New"/>
           <w:sz w:val="17"/>
           <w:szCs w:val="17"/>
         </w:rPr>
-        <w:t>}</w:t>
+        <w:t xml:space="preserve">            rec(depth + 1)</w:t>
       </w:r>
     </w:p>
     <w:p>
@@ -41005,15 +41566,22 @@
           <w:sz w:val="17"/>
           <w:szCs w:val="17"/>
         </w:rPr>
-        <w:t xml:space="preserve">        </w:t>
-      </w:r>
+        <w:t xml:space="preserve">            buf = buf[:len(buf)-1]</w:t>
+      </w:r>
+    </w:p>
+    <w:p>
+      <w:pPr>
+        <w:pStyle w:val="Normal"/>
+        <w:spacing w:lineRule="auto" w:line="228" w:before="0" w:after="0"/>
+        <w:rPr/>
+      </w:pPr>
       <w:r>
         <w:rPr>
           <w:rFonts w:eastAsia="Courier New" w:cs="Courier New" w:ascii="Courier New" w:hAnsi="Courier New"/>
           <w:sz w:val="17"/>
           <w:szCs w:val="17"/>
         </w:rPr>
-        <w:t>return qDead</w:t>
+        <w:t xml:space="preserve">        }</w:t>
       </w:r>
     </w:p>
     <w:p>
@@ -41028,7 +41596,7 @@
           <w:sz w:val="17"/>
           <w:szCs w:val="17"/>
         </w:rPr>
-        <w:t xml:space="preserve"> </w:t>
+        <w:t xml:space="preserve">    }</w:t>
       </w:r>
     </w:p>
     <w:p>
@@ -41043,2576 +41611,22 @@
           <w:sz w:val="17"/>
           <w:szCs w:val="17"/>
         </w:rPr>
-        <w:t xml:space="preserve">    </w:t>
-      </w:r>
+        <w:t xml:space="preserve">    rec(0)</w:t>
+      </w:r>
+    </w:p>
+    <w:p>
+      <w:pPr>
+        <w:pStyle w:val="Normal"/>
+        <w:spacing w:lineRule="auto" w:line="228" w:before="0" w:after="0"/>
+        <w:rPr/>
+      </w:pPr>
       <w:r>
         <w:rPr>
           <w:rFonts w:eastAsia="Courier New" w:cs="Courier New" w:ascii="Courier New" w:hAnsi="Courier New"/>
           <w:sz w:val="17"/>
           <w:szCs w:val="17"/>
         </w:rPr>
-        <w:t>case qAfterSep:</w:t>
-      </w:r>
-    </w:p>
-    <w:p>
-      <w:pPr>
-        <w:pStyle w:val="Normal"/>
-        <w:spacing w:lineRule="auto" w:line="228" w:before="0" w:after="0"/>
-        <w:rPr/>
-      </w:pPr>
-      <w:r>
-        <w:rPr>
-          <w:rFonts w:eastAsia="Courier New" w:cs="Courier New" w:ascii="Courier New" w:hAnsi="Courier New"/>
-          <w:sz w:val="17"/>
-          <w:szCs w:val="17"/>
-        </w:rPr>
-        <w:t xml:space="preserve">        </w:t>
-      </w:r>
-      <w:r>
-        <w:rPr>
-          <w:rFonts w:eastAsia="Courier New" w:cs="Courier New" w:ascii="Courier New" w:hAnsi="Courier New"/>
-          <w:sz w:val="17"/>
-          <w:szCs w:val="17"/>
-        </w:rPr>
-        <w:t>if w {</w:t>
-      </w:r>
-    </w:p>
-    <w:p>
-      <w:pPr>
-        <w:pStyle w:val="Normal"/>
-        <w:spacing w:lineRule="auto" w:line="228" w:before="0" w:after="0"/>
-        <w:rPr/>
-      </w:pPr>
-      <w:r>
-        <w:rPr>
-          <w:rFonts w:eastAsia="Courier New" w:cs="Courier New" w:ascii="Courier New" w:hAnsi="Courier New"/>
-          <w:sz w:val="17"/>
-          <w:szCs w:val="17"/>
-        </w:rPr>
-        <w:t xml:space="preserve">            </w:t>
-      </w:r>
-      <w:r>
-        <w:rPr>
-          <w:rFonts w:eastAsia="Courier New" w:cs="Courier New" w:ascii="Courier New" w:hAnsi="Courier New"/>
-          <w:sz w:val="17"/>
-          <w:szCs w:val="17"/>
-        </w:rPr>
-        <w:t>return qLocal</w:t>
-      </w:r>
-    </w:p>
-    <w:p>
-      <w:pPr>
-        <w:pStyle w:val="Normal"/>
-        <w:spacing w:lineRule="auto" w:line="228" w:before="0" w:after="0"/>
-        <w:rPr/>
-      </w:pPr>
-      <w:r>
-        <w:rPr>
-          <w:rFonts w:eastAsia="Courier New" w:cs="Courier New" w:ascii="Courier New" w:hAnsi="Courier New"/>
-          <w:sz w:val="17"/>
-          <w:szCs w:val="17"/>
-        </w:rPr>
-        <w:t xml:space="preserve">        </w:t>
-      </w:r>
-      <w:r>
-        <w:rPr>
-          <w:rFonts w:eastAsia="Courier New" w:cs="Courier New" w:ascii="Courier New" w:hAnsi="Courier New"/>
-          <w:sz w:val="17"/>
-          <w:szCs w:val="17"/>
-        </w:rPr>
-        <w:t>}</w:t>
-      </w:r>
-    </w:p>
-    <w:p>
-      <w:pPr>
-        <w:pStyle w:val="Normal"/>
-        <w:spacing w:lineRule="auto" w:line="228" w:before="0" w:after="0"/>
-        <w:rPr/>
-      </w:pPr>
-      <w:r>
-        <w:rPr>
-          <w:rFonts w:eastAsia="Courier New" w:cs="Courier New" w:ascii="Courier New" w:hAnsi="Courier New"/>
-          <w:sz w:val="17"/>
-          <w:szCs w:val="17"/>
-        </w:rPr>
-        <w:t xml:space="preserve">        </w:t>
-      </w:r>
-      <w:r>
-        <w:rPr>
-          <w:rFonts w:eastAsia="Courier New" w:cs="Courier New" w:ascii="Courier New" w:hAnsi="Courier New"/>
-          <w:sz w:val="17"/>
-          <w:szCs w:val="17"/>
-        </w:rPr>
-        <w:t>if s {</w:t>
-      </w:r>
-    </w:p>
-    <w:p>
-      <w:pPr>
-        <w:pStyle w:val="Normal"/>
-        <w:spacing w:lineRule="auto" w:line="228" w:before="0" w:after="0"/>
-        <w:rPr/>
-      </w:pPr>
-      <w:r>
-        <w:rPr>
-          <w:rFonts w:eastAsia="Courier New" w:cs="Courier New" w:ascii="Courier New" w:hAnsi="Courier New"/>
-          <w:sz w:val="17"/>
-          <w:szCs w:val="17"/>
-        </w:rPr>
-        <w:t xml:space="preserve">            </w:t>
-      </w:r>
-      <w:r>
-        <w:rPr>
-          <w:rFonts w:eastAsia="Courier New" w:cs="Courier New" w:ascii="Courier New" w:hAnsi="Courier New"/>
-          <w:sz w:val="17"/>
-          <w:szCs w:val="17"/>
-        </w:rPr>
-        <w:t>return qAfterSep</w:t>
-      </w:r>
-    </w:p>
-    <w:p>
-      <w:pPr>
-        <w:pStyle w:val="Normal"/>
-        <w:spacing w:lineRule="auto" w:line="228" w:before="0" w:after="0"/>
-        <w:rPr/>
-      </w:pPr>
-      <w:r>
-        <w:rPr>
-          <w:rFonts w:eastAsia="Courier New" w:cs="Courier New" w:ascii="Courier New" w:hAnsi="Courier New"/>
-          <w:sz w:val="17"/>
-          <w:szCs w:val="17"/>
-        </w:rPr>
-        <w:t xml:space="preserve">        </w:t>
-      </w:r>
-      <w:r>
-        <w:rPr>
-          <w:rFonts w:eastAsia="Courier New" w:cs="Courier New" w:ascii="Courier New" w:hAnsi="Courier New"/>
-          <w:sz w:val="17"/>
-          <w:szCs w:val="17"/>
-        </w:rPr>
-        <w:t>}</w:t>
-      </w:r>
-    </w:p>
-    <w:p>
-      <w:pPr>
-        <w:pStyle w:val="Normal"/>
-        <w:spacing w:lineRule="auto" w:line="228" w:before="0" w:after="0"/>
-        <w:rPr/>
-      </w:pPr>
-      <w:r>
-        <w:rPr>
-          <w:rFonts w:eastAsia="Courier New" w:cs="Courier New" w:ascii="Courier New" w:hAnsi="Courier New"/>
-          <w:sz w:val="17"/>
-          <w:szCs w:val="17"/>
-        </w:rPr>
-        <w:t xml:space="preserve">        </w:t>
-      </w:r>
-      <w:r>
-        <w:rPr>
-          <w:rFonts w:eastAsia="Courier New" w:cs="Courier New" w:ascii="Courier New" w:hAnsi="Courier New"/>
-          <w:sz w:val="17"/>
-          <w:szCs w:val="17"/>
-        </w:rPr>
-        <w:t>return qDead</w:t>
-      </w:r>
-    </w:p>
-    <w:p>
-      <w:pPr>
-        <w:pStyle w:val="Normal"/>
-        <w:spacing w:lineRule="auto" w:line="228" w:before="0" w:after="0"/>
-        <w:rPr/>
-      </w:pPr>
-      <w:r>
-        <w:rPr>
-          <w:rFonts w:eastAsia="Courier New" w:cs="Courier New" w:ascii="Courier New" w:hAnsi="Courier New"/>
-          <w:sz w:val="17"/>
-          <w:szCs w:val="17"/>
-        </w:rPr>
-        <w:t xml:space="preserve"> </w:t>
-      </w:r>
-    </w:p>
-    <w:p>
-      <w:pPr>
-        <w:pStyle w:val="Normal"/>
-        <w:spacing w:lineRule="auto" w:line="228" w:before="0" w:after="0"/>
-        <w:rPr/>
-      </w:pPr>
-      <w:r>
-        <w:rPr>
-          <w:rFonts w:eastAsia="Courier New" w:cs="Courier New" w:ascii="Courier New" w:hAnsi="Courier New"/>
-          <w:sz w:val="17"/>
-          <w:szCs w:val="17"/>
-        </w:rPr>
-        <w:t xml:space="preserve">    </w:t>
-      </w:r>
-      <w:r>
-        <w:rPr>
-          <w:rFonts w:eastAsia="Courier New" w:cs="Courier New" w:ascii="Courier New" w:hAnsi="Courier New"/>
-          <w:sz w:val="17"/>
-          <w:szCs w:val="17"/>
-        </w:rPr>
-        <w:t>case qAfterHyphen:</w:t>
-      </w:r>
-    </w:p>
-    <w:p>
-      <w:pPr>
-        <w:pStyle w:val="Normal"/>
-        <w:spacing w:lineRule="auto" w:line="228" w:before="0" w:after="0"/>
-        <w:rPr/>
-      </w:pPr>
-      <w:r>
-        <w:rPr>
-          <w:rFonts w:eastAsia="Courier New" w:cs="Courier New" w:ascii="Courier New" w:hAnsi="Courier New"/>
-          <w:sz w:val="17"/>
-          <w:szCs w:val="17"/>
-        </w:rPr>
-        <w:t xml:space="preserve">        </w:t>
-      </w:r>
-      <w:r>
-        <w:rPr>
-          <w:rFonts w:eastAsia="Courier New" w:cs="Courier New" w:ascii="Courier New" w:hAnsi="Courier New"/>
-          <w:sz w:val="17"/>
-          <w:szCs w:val="17"/>
-        </w:rPr>
-        <w:t>if w {</w:t>
-      </w:r>
-    </w:p>
-    <w:p>
-      <w:pPr>
-        <w:pStyle w:val="Normal"/>
-        <w:spacing w:lineRule="auto" w:line="228" w:before="0" w:after="0"/>
-        <w:rPr/>
-      </w:pPr>
-      <w:r>
-        <w:rPr>
-          <w:rFonts w:eastAsia="Courier New" w:cs="Courier New" w:ascii="Courier New" w:hAnsi="Courier New"/>
-          <w:sz w:val="17"/>
-          <w:szCs w:val="17"/>
-        </w:rPr>
-        <w:t xml:space="preserve">            </w:t>
-      </w:r>
-      <w:r>
-        <w:rPr>
-          <w:rFonts w:eastAsia="Courier New" w:cs="Courier New" w:ascii="Courier New" w:hAnsi="Courier New"/>
-          <w:sz w:val="17"/>
-          <w:szCs w:val="17"/>
-        </w:rPr>
-        <w:t>return qEmailWord</w:t>
-      </w:r>
-    </w:p>
-    <w:p>
-      <w:pPr>
-        <w:pStyle w:val="Normal"/>
-        <w:spacing w:lineRule="auto" w:line="228" w:before="0" w:after="0"/>
-        <w:rPr/>
-      </w:pPr>
-      <w:r>
-        <w:rPr>
-          <w:rFonts w:eastAsia="Courier New" w:cs="Courier New" w:ascii="Courier New" w:hAnsi="Courier New"/>
-          <w:sz w:val="17"/>
-          <w:szCs w:val="17"/>
-        </w:rPr>
-        <w:t xml:space="preserve">        </w:t>
-      </w:r>
-      <w:r>
-        <w:rPr>
-          <w:rFonts w:eastAsia="Courier New" w:cs="Courier New" w:ascii="Courier New" w:hAnsi="Courier New"/>
-          <w:sz w:val="17"/>
-          <w:szCs w:val="17"/>
-        </w:rPr>
-        <w:t>}</w:t>
-      </w:r>
-    </w:p>
-    <w:p>
-      <w:pPr>
-        <w:pStyle w:val="Normal"/>
-        <w:spacing w:lineRule="auto" w:line="228" w:before="0" w:after="0"/>
-        <w:rPr/>
-      </w:pPr>
-      <w:r>
-        <w:rPr>
-          <w:rFonts w:eastAsia="Courier New" w:cs="Courier New" w:ascii="Courier New" w:hAnsi="Courier New"/>
-          <w:sz w:val="17"/>
-          <w:szCs w:val="17"/>
-        </w:rPr>
-        <w:t xml:space="preserve">        </w:t>
-      </w:r>
-      <w:r>
-        <w:rPr>
-          <w:rFonts w:eastAsia="Courier New" w:cs="Courier New" w:ascii="Courier New" w:hAnsi="Courier New"/>
-          <w:sz w:val="17"/>
-          <w:szCs w:val="17"/>
-        </w:rPr>
-        <w:t>return qDead</w:t>
-      </w:r>
-    </w:p>
-    <w:p>
-      <w:pPr>
-        <w:pStyle w:val="Normal"/>
-        <w:spacing w:lineRule="auto" w:line="228" w:before="0" w:after="0"/>
-        <w:rPr/>
-      </w:pPr>
-      <w:r>
-        <w:rPr>
-          <w:rFonts w:eastAsia="Courier New" w:cs="Courier New" w:ascii="Courier New" w:hAnsi="Courier New"/>
-          <w:sz w:val="17"/>
-          <w:szCs w:val="17"/>
-        </w:rPr>
-        <w:t xml:space="preserve"> </w:t>
-      </w:r>
-    </w:p>
-    <w:p>
-      <w:pPr>
-        <w:pStyle w:val="Normal"/>
-        <w:spacing w:lineRule="auto" w:line="228" w:before="0" w:after="0"/>
-        <w:rPr/>
-      </w:pPr>
-      <w:r>
-        <w:rPr>
-          <w:rFonts w:eastAsia="Courier New" w:cs="Courier New" w:ascii="Courier New" w:hAnsi="Courier New"/>
-          <w:sz w:val="17"/>
-          <w:szCs w:val="17"/>
-        </w:rPr>
-        <w:t xml:space="preserve">    </w:t>
-      </w:r>
-      <w:r>
-        <w:rPr>
-          <w:rFonts w:eastAsia="Courier New" w:cs="Courier New" w:ascii="Courier New" w:hAnsi="Courier New"/>
-          <w:sz w:val="17"/>
-          <w:szCs w:val="17"/>
-        </w:rPr>
-        <w:t>default:</w:t>
-      </w:r>
-    </w:p>
-    <w:p>
-      <w:pPr>
-        <w:pStyle w:val="Normal"/>
-        <w:spacing w:lineRule="auto" w:line="228" w:before="0" w:after="0"/>
-        <w:rPr/>
-      </w:pPr>
-      <w:r>
-        <w:rPr>
-          <w:rFonts w:eastAsia="Courier New" w:cs="Courier New" w:ascii="Courier New" w:hAnsi="Courier New"/>
-          <w:sz w:val="17"/>
-          <w:szCs w:val="17"/>
-        </w:rPr>
-        <w:t xml:space="preserve">        </w:t>
-      </w:r>
-      <w:r>
-        <w:rPr>
-          <w:rFonts w:eastAsia="Courier New" w:cs="Courier New" w:ascii="Courier New" w:hAnsi="Courier New"/>
-          <w:sz w:val="17"/>
-          <w:szCs w:val="17"/>
-        </w:rPr>
-        <w:t>return qDead</w:t>
-      </w:r>
-    </w:p>
-    <w:p>
-      <w:pPr>
-        <w:pStyle w:val="Normal"/>
-        <w:spacing w:lineRule="auto" w:line="228" w:before="0" w:after="0"/>
-        <w:rPr/>
-      </w:pPr>
-      <w:r>
-        <w:rPr>
-          <w:rFonts w:eastAsia="Courier New" w:cs="Courier New" w:ascii="Courier New" w:hAnsi="Courier New"/>
-          <w:sz w:val="17"/>
-          <w:szCs w:val="17"/>
-        </w:rPr>
-        <w:t xml:space="preserve">    </w:t>
-      </w:r>
-      <w:r>
-        <w:rPr>
-          <w:rFonts w:eastAsia="Courier New" w:cs="Courier New" w:ascii="Courier New" w:hAnsi="Courier New"/>
-          <w:sz w:val="17"/>
-          <w:szCs w:val="17"/>
-        </w:rPr>
-        <w:t>}</w:t>
-      </w:r>
-    </w:p>
-    <w:p>
-      <w:pPr>
-        <w:pStyle w:val="Normal"/>
-        <w:spacing w:lineRule="auto" w:line="228" w:before="0" w:after="0"/>
-        <w:rPr/>
-      </w:pPr>
-      <w:r>
-        <w:rPr>
-          <w:rFonts w:eastAsia="Courier New" w:cs="Courier New" w:ascii="Courier New" w:hAnsi="Courier New"/>
-          <w:sz w:val="17"/>
-          <w:szCs w:val="17"/>
-        </w:rPr>
-        <w:t>}</w:t>
-      </w:r>
-    </w:p>
-    <w:p>
-      <w:pPr>
-        <w:pStyle w:val="Normal"/>
-        <w:spacing w:lineRule="auto" w:line="228" w:before="0" w:after="0"/>
-        <w:rPr/>
-      </w:pPr>
-      <w:r>
-        <w:rPr>
-          <w:rFonts w:eastAsia="Courier New" w:cs="Courier New" w:ascii="Courier New" w:hAnsi="Courier New"/>
-          <w:sz w:val="17"/>
-          <w:szCs w:val="17"/>
-        </w:rPr>
-        <w:t xml:space="preserve"> </w:t>
-      </w:r>
-    </w:p>
-    <w:p>
-      <w:pPr>
-        <w:pStyle w:val="Normal"/>
-        <w:spacing w:lineRule="auto" w:line="228" w:before="0" w:after="0"/>
-        <w:rPr/>
-      </w:pPr>
-      <w:r>
-        <w:rPr>
-          <w:rFonts w:eastAsia="Courier New" w:cs="Courier New" w:ascii="Courier New" w:hAnsi="Courier New"/>
-          <w:sz w:val="17"/>
-          <w:szCs w:val="17"/>
-        </w:rPr>
-        <w:t>// isFinal проверяет, является ли состояние заключительным (q6–q10).</w:t>
-      </w:r>
-    </w:p>
-    <w:p>
-      <w:pPr>
-        <w:pStyle w:val="Normal"/>
-        <w:spacing w:lineRule="auto" w:line="228" w:before="0" w:after="0"/>
-        <w:rPr/>
-      </w:pPr>
-      <w:r>
-        <w:rPr>
-          <w:rFonts w:eastAsia="Courier New" w:cs="Courier New" w:ascii="Courier New" w:hAnsi="Courier New"/>
-          <w:sz w:val="17"/>
-          <w:szCs w:val="17"/>
-        </w:rPr>
-        <w:t>func isFinal(state int) bool {</w:t>
-      </w:r>
-    </w:p>
-    <w:p>
-      <w:pPr>
-        <w:pStyle w:val="Normal"/>
-        <w:spacing w:lineRule="auto" w:line="228" w:before="0" w:after="0"/>
-        <w:rPr/>
-      </w:pPr>
-      <w:r>
-        <w:rPr>
-          <w:rFonts w:eastAsia="Courier New" w:cs="Courier New" w:ascii="Courier New" w:hAnsi="Courier New"/>
-          <w:sz w:val="17"/>
-          <w:szCs w:val="17"/>
-        </w:rPr>
-        <w:t xml:space="preserve">    </w:t>
-      </w:r>
-      <w:r>
-        <w:rPr>
-          <w:rFonts w:eastAsia="Courier New" w:cs="Courier New" w:ascii="Courier New" w:hAnsi="Courier New"/>
-          <w:sz w:val="17"/>
-          <w:szCs w:val="17"/>
-        </w:rPr>
-        <w:t>switch state {</w:t>
-      </w:r>
-    </w:p>
-    <w:p>
-      <w:pPr>
-        <w:pStyle w:val="Normal"/>
-        <w:spacing w:lineRule="auto" w:line="228" w:before="0" w:after="0"/>
-        <w:rPr/>
-      </w:pPr>
-      <w:r>
-        <w:rPr>
-          <w:rFonts w:eastAsia="Courier New" w:cs="Courier New" w:ascii="Courier New" w:hAnsi="Courier New"/>
-          <w:sz w:val="17"/>
-          <w:szCs w:val="17"/>
-        </w:rPr>
-        <w:t xml:space="preserve">    </w:t>
-      </w:r>
-      <w:r>
-        <w:rPr>
-          <w:rFonts w:eastAsia="Courier New" w:cs="Courier New" w:ascii="Courier New" w:hAnsi="Courier New"/>
-          <w:sz w:val="17"/>
-          <w:szCs w:val="17"/>
-        </w:rPr>
-        <w:t>case qEmailEnd, qEmailWord, qSpaces, qAfterFinalDot, qAfterSep:</w:t>
-      </w:r>
-    </w:p>
-    <w:p>
-      <w:pPr>
-        <w:pStyle w:val="Normal"/>
-        <w:spacing w:lineRule="auto" w:line="228" w:before="0" w:after="0"/>
-        <w:rPr/>
-      </w:pPr>
-      <w:r>
-        <w:rPr>
-          <w:rFonts w:eastAsia="Courier New" w:cs="Courier New" w:ascii="Courier New" w:hAnsi="Courier New"/>
-          <w:sz w:val="17"/>
-          <w:szCs w:val="17"/>
-        </w:rPr>
-        <w:t xml:space="preserve">        </w:t>
-      </w:r>
-      <w:r>
-        <w:rPr>
-          <w:rFonts w:eastAsia="Courier New" w:cs="Courier New" w:ascii="Courier New" w:hAnsi="Courier New"/>
-          <w:sz w:val="17"/>
-          <w:szCs w:val="17"/>
-        </w:rPr>
-        <w:t>return true</w:t>
-      </w:r>
-    </w:p>
-    <w:p>
-      <w:pPr>
-        <w:pStyle w:val="Normal"/>
-        <w:spacing w:lineRule="auto" w:line="228" w:before="0" w:after="0"/>
-        <w:rPr/>
-      </w:pPr>
-      <w:r>
-        <w:rPr>
-          <w:rFonts w:eastAsia="Courier New" w:cs="Courier New" w:ascii="Courier New" w:hAnsi="Courier New"/>
-          <w:sz w:val="17"/>
-          <w:szCs w:val="17"/>
-        </w:rPr>
-        <w:t xml:space="preserve">    </w:t>
-      </w:r>
-      <w:r>
-        <w:rPr>
-          <w:rFonts w:eastAsia="Courier New" w:cs="Courier New" w:ascii="Courier New" w:hAnsi="Courier New"/>
-          <w:sz w:val="17"/>
-          <w:szCs w:val="17"/>
-        </w:rPr>
-        <w:t>default:</w:t>
-      </w:r>
-    </w:p>
-    <w:p>
-      <w:pPr>
-        <w:pStyle w:val="Normal"/>
-        <w:spacing w:lineRule="auto" w:line="228" w:before="0" w:after="0"/>
-        <w:rPr/>
-      </w:pPr>
-      <w:r>
-        <w:rPr>
-          <w:rFonts w:eastAsia="Courier New" w:cs="Courier New" w:ascii="Courier New" w:hAnsi="Courier New"/>
-          <w:sz w:val="17"/>
-          <w:szCs w:val="17"/>
-        </w:rPr>
-        <w:t xml:space="preserve">        </w:t>
-      </w:r>
-      <w:r>
-        <w:rPr>
-          <w:rFonts w:eastAsia="Courier New" w:cs="Courier New" w:ascii="Courier New" w:hAnsi="Courier New"/>
-          <w:sz w:val="17"/>
-          <w:szCs w:val="17"/>
-        </w:rPr>
-        <w:t>return false</w:t>
-      </w:r>
-    </w:p>
-    <w:p>
-      <w:pPr>
-        <w:pStyle w:val="Normal"/>
-        <w:spacing w:lineRule="auto" w:line="228" w:before="0" w:after="0"/>
-        <w:rPr/>
-      </w:pPr>
-      <w:r>
-        <w:rPr>
-          <w:rFonts w:eastAsia="Courier New" w:cs="Courier New" w:ascii="Courier New" w:hAnsi="Courier New"/>
-          <w:sz w:val="17"/>
-          <w:szCs w:val="17"/>
-        </w:rPr>
-        <w:t xml:space="preserve">    </w:t>
-      </w:r>
-      <w:r>
-        <w:rPr>
-          <w:rFonts w:eastAsia="Courier New" w:cs="Courier New" w:ascii="Courier New" w:hAnsi="Courier New"/>
-          <w:sz w:val="17"/>
-          <w:szCs w:val="17"/>
-        </w:rPr>
-        <w:t>}</w:t>
-      </w:r>
-    </w:p>
-    <w:p>
-      <w:pPr>
-        <w:pStyle w:val="Normal"/>
-        <w:spacing w:lineRule="auto" w:line="228" w:before="0" w:after="0"/>
-        <w:rPr/>
-      </w:pPr>
-      <w:r>
-        <w:rPr>
-          <w:rFonts w:eastAsia="Courier New" w:cs="Courier New" w:ascii="Courier New" w:hAnsi="Courier New"/>
-          <w:sz w:val="17"/>
-          <w:szCs w:val="17"/>
-        </w:rPr>
-        <w:t>}</w:t>
-      </w:r>
-    </w:p>
-    <w:p>
-      <w:pPr>
-        <w:pStyle w:val="Normal"/>
-        <w:spacing w:lineRule="auto" w:line="228" w:before="0" w:after="0"/>
-        <w:rPr/>
-      </w:pPr>
-      <w:r>
-        <w:rPr>
-          <w:rFonts w:eastAsia="Courier New" w:cs="Courier New" w:ascii="Courier New" w:hAnsi="Courier New"/>
-          <w:sz w:val="17"/>
-          <w:szCs w:val="17"/>
-        </w:rPr>
-        <w:t xml:space="preserve"> </w:t>
-      </w:r>
-    </w:p>
-    <w:p>
-      <w:pPr>
-        <w:pStyle w:val="Normal"/>
-        <w:spacing w:lineRule="auto" w:line="228" w:before="0" w:after="0"/>
-        <w:rPr/>
-      </w:pPr>
-      <w:r>
-        <w:rPr>
-          <w:rFonts w:eastAsia="Courier New" w:cs="Courier New" w:ascii="Courier New" w:hAnsi="Courier New"/>
-          <w:sz w:val="17"/>
-          <w:szCs w:val="17"/>
-        </w:rPr>
-        <w:t>// Run обрабатывает всю цепочку и возвращает последовательность</w:t>
-      </w:r>
-    </w:p>
-    <w:p>
-      <w:pPr>
-        <w:pStyle w:val="Normal"/>
-        <w:spacing w:lineRule="auto" w:line="228" w:before="0" w:after="0"/>
-        <w:rPr/>
-      </w:pPr>
-      <w:r>
-        <w:rPr>
-          <w:rFonts w:eastAsia="Courier New" w:cs="Courier New" w:ascii="Courier New" w:hAnsi="Courier New"/>
-          <w:sz w:val="17"/>
-          <w:szCs w:val="17"/>
-        </w:rPr>
-        <w:t>// пройденных состояний (трассу) и результат распознавания.</w:t>
-      </w:r>
-    </w:p>
-    <w:p>
-      <w:pPr>
-        <w:pStyle w:val="Normal"/>
-        <w:spacing w:lineRule="auto" w:line="228" w:before="0" w:after="0"/>
-        <w:rPr/>
-      </w:pPr>
-      <w:r>
-        <w:rPr>
-          <w:rFonts w:eastAsia="Courier New" w:cs="Courier New" w:ascii="Courier New" w:hAnsi="Courier New"/>
-          <w:sz w:val="17"/>
-          <w:szCs w:val="17"/>
-        </w:rPr>
-        <w:t>func Run(input string) ([]int, bool) {</w:t>
-      </w:r>
-    </w:p>
-    <w:p>
-      <w:pPr>
-        <w:pStyle w:val="Normal"/>
-        <w:spacing w:lineRule="auto" w:line="228" w:before="0" w:after="0"/>
-        <w:rPr/>
-      </w:pPr>
-      <w:r>
-        <w:rPr>
-          <w:rFonts w:eastAsia="Courier New" w:cs="Courier New" w:ascii="Courier New" w:hAnsi="Courier New"/>
-          <w:sz w:val="17"/>
-          <w:szCs w:val="17"/>
-        </w:rPr>
-        <w:t xml:space="preserve">    </w:t>
-      </w:r>
-      <w:r>
-        <w:rPr>
-          <w:rFonts w:eastAsia="Courier New" w:cs="Courier New" w:ascii="Courier New" w:hAnsi="Courier New"/>
-          <w:sz w:val="17"/>
-          <w:szCs w:val="17"/>
-        </w:rPr>
-        <w:t>state := qStart</w:t>
-      </w:r>
-    </w:p>
-    <w:p>
-      <w:pPr>
-        <w:pStyle w:val="Normal"/>
-        <w:spacing w:lineRule="auto" w:line="228" w:before="0" w:after="0"/>
-        <w:rPr/>
-      </w:pPr>
-      <w:r>
-        <w:rPr>
-          <w:rFonts w:eastAsia="Courier New" w:cs="Courier New" w:ascii="Courier New" w:hAnsi="Courier New"/>
-          <w:sz w:val="17"/>
-          <w:szCs w:val="17"/>
-        </w:rPr>
-        <w:t xml:space="preserve">    </w:t>
-      </w:r>
-      <w:r>
-        <w:rPr>
-          <w:rFonts w:eastAsia="Courier New" w:cs="Courier New" w:ascii="Courier New" w:hAnsi="Courier New"/>
-          <w:sz w:val="17"/>
-          <w:szCs w:val="17"/>
-        </w:rPr>
-        <w:t>trace := []int{state}</w:t>
-      </w:r>
-    </w:p>
-    <w:p>
-      <w:pPr>
-        <w:pStyle w:val="Normal"/>
-        <w:spacing w:lineRule="auto" w:line="228" w:before="0" w:after="0"/>
-        <w:rPr/>
-      </w:pPr>
-      <w:r>
-        <w:rPr>
-          <w:rFonts w:eastAsia="Courier New" w:cs="Courier New" w:ascii="Courier New" w:hAnsi="Courier New"/>
-          <w:sz w:val="17"/>
-          <w:szCs w:val="17"/>
-        </w:rPr>
-        <w:t xml:space="preserve">    </w:t>
-      </w:r>
-      <w:r>
-        <w:rPr>
-          <w:rFonts w:eastAsia="Courier New" w:cs="Courier New" w:ascii="Courier New" w:hAnsi="Courier New"/>
-          <w:sz w:val="17"/>
-          <w:szCs w:val="17"/>
-        </w:rPr>
-        <w:t>for _, r := range input {</w:t>
-      </w:r>
-    </w:p>
-    <w:p>
-      <w:pPr>
-        <w:pStyle w:val="Normal"/>
-        <w:spacing w:lineRule="auto" w:line="228" w:before="0" w:after="0"/>
-        <w:rPr/>
-      </w:pPr>
-      <w:r>
-        <w:rPr>
-          <w:rFonts w:eastAsia="Courier New" w:cs="Courier New" w:ascii="Courier New" w:hAnsi="Courier New"/>
-          <w:sz w:val="17"/>
-          <w:szCs w:val="17"/>
-        </w:rPr>
-        <w:t xml:space="preserve">        </w:t>
-      </w:r>
-      <w:r>
-        <w:rPr>
-          <w:rFonts w:eastAsia="Courier New" w:cs="Courier New" w:ascii="Courier New" w:hAnsi="Courier New"/>
-          <w:sz w:val="17"/>
-          <w:szCs w:val="17"/>
-        </w:rPr>
-        <w:t>state = nextState(state, r)</w:t>
-      </w:r>
-    </w:p>
-    <w:p>
-      <w:pPr>
-        <w:pStyle w:val="Normal"/>
-        <w:spacing w:lineRule="auto" w:line="228" w:before="0" w:after="0"/>
-        <w:rPr/>
-      </w:pPr>
-      <w:r>
-        <w:rPr>
-          <w:rFonts w:eastAsia="Courier New" w:cs="Courier New" w:ascii="Courier New" w:hAnsi="Courier New"/>
-          <w:sz w:val="17"/>
-          <w:szCs w:val="17"/>
-        </w:rPr>
-        <w:t xml:space="preserve">        </w:t>
-      </w:r>
-      <w:r>
-        <w:rPr>
-          <w:rFonts w:eastAsia="Courier New" w:cs="Courier New" w:ascii="Courier New" w:hAnsi="Courier New"/>
-          <w:sz w:val="17"/>
-          <w:szCs w:val="17"/>
-        </w:rPr>
-        <w:t>trace = append(trace, state)</w:t>
-      </w:r>
-    </w:p>
-    <w:p>
-      <w:pPr>
-        <w:pStyle w:val="Normal"/>
-        <w:spacing w:lineRule="auto" w:line="228" w:before="0" w:after="0"/>
-        <w:rPr/>
-      </w:pPr>
-      <w:r>
-        <w:rPr>
-          <w:rFonts w:eastAsia="Courier New" w:cs="Courier New" w:ascii="Courier New" w:hAnsi="Courier New"/>
-          <w:sz w:val="17"/>
-          <w:szCs w:val="17"/>
-        </w:rPr>
-        <w:t xml:space="preserve">        </w:t>
-      </w:r>
-      <w:r>
-        <w:rPr>
-          <w:rFonts w:eastAsia="Courier New" w:cs="Courier New" w:ascii="Courier New" w:hAnsi="Courier New"/>
-          <w:sz w:val="17"/>
-          <w:szCs w:val="17"/>
-        </w:rPr>
-        <w:t>if state == qDead {</w:t>
-      </w:r>
-    </w:p>
-    <w:p>
-      <w:pPr>
-        <w:pStyle w:val="Normal"/>
-        <w:spacing w:lineRule="auto" w:line="228" w:before="0" w:after="0"/>
-        <w:rPr/>
-      </w:pPr>
-      <w:r>
-        <w:rPr>
-          <w:rFonts w:eastAsia="Courier New" w:cs="Courier New" w:ascii="Courier New" w:hAnsi="Courier New"/>
-          <w:sz w:val="17"/>
-          <w:szCs w:val="17"/>
-        </w:rPr>
-        <w:t xml:space="preserve">            </w:t>
-      </w:r>
-      <w:r>
-        <w:rPr>
-          <w:rFonts w:eastAsia="Courier New" w:cs="Courier New" w:ascii="Courier New" w:hAnsi="Courier New"/>
-          <w:sz w:val="17"/>
-          <w:szCs w:val="17"/>
-        </w:rPr>
-        <w:t>break // из q⊥ выхода нет, дальше читать бессмысленно</w:t>
-      </w:r>
-    </w:p>
-    <w:p>
-      <w:pPr>
-        <w:pStyle w:val="Normal"/>
-        <w:spacing w:lineRule="auto" w:line="228" w:before="0" w:after="0"/>
-        <w:rPr/>
-      </w:pPr>
-      <w:r>
-        <w:rPr>
-          <w:rFonts w:eastAsia="Courier New" w:cs="Courier New" w:ascii="Courier New" w:hAnsi="Courier New"/>
-          <w:sz w:val="17"/>
-          <w:szCs w:val="17"/>
-        </w:rPr>
-        <w:t xml:space="preserve">        </w:t>
-      </w:r>
-      <w:r>
-        <w:rPr>
-          <w:rFonts w:eastAsia="Courier New" w:cs="Courier New" w:ascii="Courier New" w:hAnsi="Courier New"/>
-          <w:sz w:val="17"/>
-          <w:szCs w:val="17"/>
-        </w:rPr>
-        <w:t>}</w:t>
-      </w:r>
-    </w:p>
-    <w:p>
-      <w:pPr>
-        <w:pStyle w:val="Normal"/>
-        <w:spacing w:lineRule="auto" w:line="228" w:before="0" w:after="0"/>
-        <w:rPr/>
-      </w:pPr>
-      <w:r>
-        <w:rPr>
-          <w:rFonts w:eastAsia="Courier New" w:cs="Courier New" w:ascii="Courier New" w:hAnsi="Courier New"/>
-          <w:sz w:val="17"/>
-          <w:szCs w:val="17"/>
-        </w:rPr>
-        <w:t xml:space="preserve">    </w:t>
-      </w:r>
-      <w:r>
-        <w:rPr>
-          <w:rFonts w:eastAsia="Courier New" w:cs="Courier New" w:ascii="Courier New" w:hAnsi="Courier New"/>
-          <w:sz w:val="17"/>
-          <w:szCs w:val="17"/>
-        </w:rPr>
-        <w:t>}</w:t>
-      </w:r>
-    </w:p>
-    <w:p>
-      <w:pPr>
-        <w:pStyle w:val="Normal"/>
-        <w:spacing w:lineRule="auto" w:line="228" w:before="0" w:after="0"/>
-        <w:rPr/>
-      </w:pPr>
-      <w:r>
-        <w:rPr>
-          <w:rFonts w:eastAsia="Courier New" w:cs="Courier New" w:ascii="Courier New" w:hAnsi="Courier New"/>
-          <w:sz w:val="17"/>
-          <w:szCs w:val="17"/>
-        </w:rPr>
-        <w:t xml:space="preserve">    </w:t>
-      </w:r>
-      <w:r>
-        <w:rPr>
-          <w:rFonts w:eastAsia="Courier New" w:cs="Courier New" w:ascii="Courier New" w:hAnsi="Courier New"/>
-          <w:sz w:val="17"/>
-          <w:szCs w:val="17"/>
-        </w:rPr>
-        <w:t>return trace, isFinal(state)</w:t>
-      </w:r>
-    </w:p>
-    <w:p>
-      <w:pPr>
-        <w:pStyle w:val="Normal"/>
-        <w:spacing w:lineRule="auto" w:line="228" w:before="0" w:after="0"/>
-        <w:rPr/>
-      </w:pPr>
-      <w:r>
-        <w:rPr>
-          <w:rFonts w:eastAsia="Courier New" w:cs="Courier New" w:ascii="Courier New" w:hAnsi="Courier New"/>
-          <w:sz w:val="17"/>
-          <w:szCs w:val="17"/>
-        </w:rPr>
-        <w:t>}</w:t>
-      </w:r>
-    </w:p>
-    <w:p>
-      <w:pPr>
-        <w:pStyle w:val="Normal"/>
-        <w:spacing w:lineRule="auto" w:line="228" w:before="0" w:after="0"/>
-        <w:rPr/>
-      </w:pPr>
-      <w:r>
-        <w:rPr>
-          <w:rFonts w:eastAsia="Courier New" w:cs="Courier New" w:ascii="Courier New" w:hAnsi="Courier New"/>
-          <w:sz w:val="17"/>
-          <w:szCs w:val="17"/>
-        </w:rPr>
-        <w:t xml:space="preserve"> </w:t>
-      </w:r>
-    </w:p>
-    <w:p>
-      <w:pPr>
-        <w:pStyle w:val="Normal"/>
-        <w:spacing w:lineRule="auto" w:line="228" w:before="0" w:after="0"/>
-        <w:rPr/>
-      </w:pPr>
-      <w:r>
-        <w:rPr>
-          <w:rFonts w:eastAsia="Courier New" w:cs="Courier New" w:ascii="Courier New" w:hAnsi="Courier New"/>
-          <w:sz w:val="17"/>
-          <w:szCs w:val="17"/>
-        </w:rPr>
-        <w:t>// Accepts возвращает true, если цепочка принадлежит языку.</w:t>
-      </w:r>
-    </w:p>
-    <w:p>
-      <w:pPr>
-        <w:pStyle w:val="Normal"/>
-        <w:spacing w:lineRule="auto" w:line="228" w:before="0" w:after="0"/>
-        <w:rPr/>
-      </w:pPr>
-      <w:r>
-        <w:rPr>
-          <w:rFonts w:eastAsia="Courier New" w:cs="Courier New" w:ascii="Courier New" w:hAnsi="Courier New"/>
-          <w:sz w:val="17"/>
-          <w:szCs w:val="17"/>
-        </w:rPr>
-        <w:t>func Accepts(input string) bool {</w:t>
-      </w:r>
-    </w:p>
-    <w:p>
-      <w:pPr>
-        <w:pStyle w:val="Normal"/>
-        <w:spacing w:lineRule="auto" w:line="228" w:before="0" w:after="0"/>
-        <w:rPr/>
-      </w:pPr>
-      <w:r>
-        <w:rPr>
-          <w:rFonts w:eastAsia="Courier New" w:cs="Courier New" w:ascii="Courier New" w:hAnsi="Courier New"/>
-          <w:sz w:val="17"/>
-          <w:szCs w:val="17"/>
-        </w:rPr>
-        <w:t xml:space="preserve">    </w:t>
-      </w:r>
-      <w:r>
-        <w:rPr>
-          <w:rFonts w:eastAsia="Courier New" w:cs="Courier New" w:ascii="Courier New" w:hAnsi="Courier New"/>
-          <w:sz w:val="17"/>
-          <w:szCs w:val="17"/>
-        </w:rPr>
-        <w:t>_, ok := Run(input)</w:t>
-      </w:r>
-    </w:p>
-    <w:p>
-      <w:pPr>
-        <w:pStyle w:val="Normal"/>
-        <w:spacing w:lineRule="auto" w:line="228" w:before="0" w:after="0"/>
-        <w:rPr/>
-      </w:pPr>
-      <w:r>
-        <w:rPr>
-          <w:rFonts w:eastAsia="Courier New" w:cs="Courier New" w:ascii="Courier New" w:hAnsi="Courier New"/>
-          <w:sz w:val="17"/>
-          <w:szCs w:val="17"/>
-        </w:rPr>
-        <w:t xml:space="preserve">    </w:t>
-      </w:r>
-      <w:r>
-        <w:rPr>
-          <w:rFonts w:eastAsia="Courier New" w:cs="Courier New" w:ascii="Courier New" w:hAnsi="Courier New"/>
-          <w:sz w:val="17"/>
-          <w:szCs w:val="17"/>
-        </w:rPr>
-        <w:t>return ok</w:t>
-      </w:r>
-    </w:p>
-    <w:p>
-      <w:pPr>
-        <w:pStyle w:val="Normal"/>
-        <w:spacing w:lineRule="auto" w:line="228" w:before="0" w:after="0"/>
-        <w:rPr/>
-      </w:pPr>
-      <w:r>
-        <w:rPr>
-          <w:rFonts w:eastAsia="Courier New" w:cs="Courier New" w:ascii="Courier New" w:hAnsi="Courier New"/>
-          <w:sz w:val="17"/>
-          <w:szCs w:val="17"/>
-        </w:rPr>
-        <w:t>}</w:t>
-      </w:r>
-    </w:p>
-    <w:p>
-      <w:pPr>
-        <w:pStyle w:val="Normal"/>
-        <w:spacing w:lineRule="auto" w:line="228" w:before="0" w:after="0"/>
-        <w:rPr/>
-      </w:pPr>
-      <w:r>
-        <w:rPr>
-          <w:rFonts w:eastAsia="Courier New" w:cs="Courier New" w:ascii="Courier New" w:hAnsi="Courier New"/>
-          <w:sz w:val="17"/>
-          <w:szCs w:val="17"/>
-        </w:rPr>
-        <w:t xml:space="preserve"> </w:t>
-      </w:r>
-    </w:p>
-    <w:p>
-      <w:pPr>
-        <w:pStyle w:val="Normal"/>
-        <w:spacing w:lineRule="auto" w:line="228" w:before="0" w:after="0"/>
-        <w:rPr/>
-      </w:pPr>
-      <w:r>
-        <w:rPr>
-          <w:rFonts w:eastAsia="Courier New" w:cs="Courier New" w:ascii="Courier New" w:hAnsi="Courier New"/>
-          <w:sz w:val="17"/>
-          <w:szCs w:val="17"/>
-        </w:rPr>
-        <w:t>func main() {</w:t>
-      </w:r>
-    </w:p>
-    <w:p>
-      <w:pPr>
-        <w:pStyle w:val="Normal"/>
-        <w:spacing w:lineRule="auto" w:line="228" w:before="0" w:after="0"/>
-        <w:rPr/>
-      </w:pPr>
-      <w:r>
-        <w:rPr>
-          <w:rFonts w:eastAsia="Courier New" w:cs="Courier New" w:ascii="Courier New" w:hAnsi="Courier New"/>
-          <w:sz w:val="17"/>
-          <w:szCs w:val="17"/>
-        </w:rPr>
-        <w:t xml:space="preserve">    </w:t>
-      </w:r>
-      <w:r>
-        <w:rPr>
-          <w:rFonts w:eastAsia="Courier New" w:cs="Courier New" w:ascii="Courier New" w:hAnsi="Courier New"/>
-          <w:sz w:val="17"/>
-          <w:szCs w:val="17"/>
-        </w:rPr>
-        <w:t>scanner := bufio.NewScanner(os.Stdin)</w:t>
-      </w:r>
-    </w:p>
-    <w:p>
-      <w:pPr>
-        <w:pStyle w:val="Normal"/>
-        <w:spacing w:lineRule="auto" w:line="228" w:before="0" w:after="0"/>
-        <w:rPr/>
-      </w:pPr>
-      <w:r>
-        <w:rPr>
-          <w:rFonts w:eastAsia="Courier New" w:cs="Courier New" w:ascii="Courier New" w:hAnsi="Courier New"/>
-          <w:sz w:val="17"/>
-          <w:szCs w:val="17"/>
-        </w:rPr>
-        <w:t xml:space="preserve">    </w:t>
-      </w:r>
-      <w:r>
-        <w:rPr>
-          <w:rFonts w:eastAsia="Courier New" w:cs="Courier New" w:ascii="Courier New" w:hAnsi="Courier New"/>
-          <w:sz w:val="17"/>
-          <w:szCs w:val="17"/>
-        </w:rPr>
-        <w:t>// Увеличиваем стандартный лимит длины строки для длинных списков адресов.</w:t>
-      </w:r>
-    </w:p>
-    <w:p>
-      <w:pPr>
-        <w:pStyle w:val="Normal"/>
-        <w:spacing w:lineRule="auto" w:line="228" w:before="0" w:after="0"/>
-        <w:rPr/>
-      </w:pPr>
-      <w:r>
-        <w:rPr>
-          <w:rFonts w:eastAsia="Courier New" w:cs="Courier New" w:ascii="Courier New" w:hAnsi="Courier New"/>
-          <w:sz w:val="17"/>
-          <w:szCs w:val="17"/>
-        </w:rPr>
-        <w:t xml:space="preserve">    </w:t>
-      </w:r>
-      <w:r>
-        <w:rPr>
-          <w:rFonts w:eastAsia="Courier New" w:cs="Courier New" w:ascii="Courier New" w:hAnsi="Courier New"/>
-          <w:sz w:val="17"/>
-          <w:szCs w:val="17"/>
-        </w:rPr>
-        <w:t>scanner.Buffer(make([]byte, 64*1024), 1024*1024)</w:t>
-      </w:r>
-    </w:p>
-    <w:p>
-      <w:pPr>
-        <w:pStyle w:val="Normal"/>
-        <w:spacing w:lineRule="auto" w:line="228" w:before="0" w:after="0"/>
-        <w:rPr/>
-      </w:pPr>
-      <w:r>
-        <w:rPr>
-          <w:rFonts w:eastAsia="Courier New" w:cs="Courier New" w:ascii="Courier New" w:hAnsi="Courier New"/>
-          <w:sz w:val="17"/>
-          <w:szCs w:val="17"/>
-        </w:rPr>
-        <w:t xml:space="preserve"> </w:t>
-      </w:r>
-    </w:p>
-    <w:p>
-      <w:pPr>
-        <w:pStyle w:val="Normal"/>
-        <w:spacing w:lineRule="auto" w:line="228" w:before="0" w:after="0"/>
-        <w:rPr/>
-      </w:pPr>
-      <w:r>
-        <w:rPr>
-          <w:rFonts w:eastAsia="Courier New" w:cs="Courier New" w:ascii="Courier New" w:hAnsi="Courier New"/>
-          <w:sz w:val="17"/>
-          <w:szCs w:val="17"/>
-        </w:rPr>
-        <w:t xml:space="preserve">    </w:t>
-      </w:r>
-      <w:r>
-        <w:rPr>
-          <w:rFonts w:eastAsia="Courier New" w:cs="Courier New" w:ascii="Courier New" w:hAnsi="Courier New"/>
-          <w:sz w:val="17"/>
-          <w:szCs w:val="17"/>
-        </w:rPr>
-        <w:t>fmt.Println("Проверка строк конечным автоматом. Для выхода введите exit.")</w:t>
-      </w:r>
-    </w:p>
-    <w:p>
-      <w:pPr>
-        <w:pStyle w:val="Normal"/>
-        <w:spacing w:lineRule="auto" w:line="228" w:before="0" w:after="0"/>
-        <w:rPr/>
-      </w:pPr>
-      <w:r>
-        <w:rPr>
-          <w:rFonts w:eastAsia="Courier New" w:cs="Courier New" w:ascii="Courier New" w:hAnsi="Courier New"/>
-          <w:sz w:val="17"/>
-          <w:szCs w:val="17"/>
-        </w:rPr>
-        <w:t xml:space="preserve">    </w:t>
-      </w:r>
-      <w:r>
-        <w:rPr>
-          <w:rFonts w:eastAsia="Courier New" w:cs="Courier New" w:ascii="Courier New" w:hAnsi="Courier New"/>
-          <w:sz w:val="17"/>
-          <w:szCs w:val="17"/>
-        </w:rPr>
-        <w:t>for {</w:t>
-      </w:r>
-    </w:p>
-    <w:p>
-      <w:pPr>
-        <w:pStyle w:val="Normal"/>
-        <w:spacing w:lineRule="auto" w:line="228" w:before="0" w:after="0"/>
-        <w:rPr/>
-      </w:pPr>
-      <w:r>
-        <w:rPr>
-          <w:rFonts w:eastAsia="Courier New" w:cs="Courier New" w:ascii="Courier New" w:hAnsi="Courier New"/>
-          <w:sz w:val="17"/>
-          <w:szCs w:val="17"/>
-        </w:rPr>
-        <w:t xml:space="preserve">        </w:t>
-      </w:r>
-      <w:r>
-        <w:rPr>
-          <w:rFonts w:eastAsia="Courier New" w:cs="Courier New" w:ascii="Courier New" w:hAnsi="Courier New"/>
-          <w:sz w:val="17"/>
-          <w:szCs w:val="17"/>
-        </w:rPr>
-        <w:t>fmt.Print("&gt; ")</w:t>
-      </w:r>
-    </w:p>
-    <w:p>
-      <w:pPr>
-        <w:pStyle w:val="Normal"/>
-        <w:spacing w:lineRule="auto" w:line="228" w:before="0" w:after="0"/>
-        <w:rPr/>
-      </w:pPr>
-      <w:r>
-        <w:rPr>
-          <w:rFonts w:eastAsia="Courier New" w:cs="Courier New" w:ascii="Courier New" w:hAnsi="Courier New"/>
-          <w:sz w:val="17"/>
-          <w:szCs w:val="17"/>
-        </w:rPr>
-        <w:t xml:space="preserve">        </w:t>
-      </w:r>
-      <w:r>
-        <w:rPr>
-          <w:rFonts w:eastAsia="Courier New" w:cs="Courier New" w:ascii="Courier New" w:hAnsi="Courier New"/>
-          <w:sz w:val="17"/>
-          <w:szCs w:val="17"/>
-        </w:rPr>
-        <w:t>if !scanner.Scan() {</w:t>
-      </w:r>
-    </w:p>
-    <w:p>
-      <w:pPr>
-        <w:pStyle w:val="Normal"/>
-        <w:spacing w:lineRule="auto" w:line="228" w:before="0" w:after="0"/>
-        <w:rPr/>
-      </w:pPr>
-      <w:r>
-        <w:rPr>
-          <w:rFonts w:eastAsia="Courier New" w:cs="Courier New" w:ascii="Courier New" w:hAnsi="Courier New"/>
-          <w:sz w:val="17"/>
-          <w:szCs w:val="17"/>
-        </w:rPr>
-        <w:t xml:space="preserve">            </w:t>
-      </w:r>
-      <w:r>
-        <w:rPr>
-          <w:rFonts w:eastAsia="Courier New" w:cs="Courier New" w:ascii="Courier New" w:hAnsi="Courier New"/>
-          <w:sz w:val="17"/>
-          <w:szCs w:val="17"/>
-        </w:rPr>
-        <w:t>break</w:t>
-      </w:r>
-    </w:p>
-    <w:p>
-      <w:pPr>
-        <w:pStyle w:val="Normal"/>
-        <w:spacing w:lineRule="auto" w:line="228" w:before="0" w:after="0"/>
-        <w:rPr/>
-      </w:pPr>
-      <w:r>
-        <w:rPr>
-          <w:rFonts w:eastAsia="Courier New" w:cs="Courier New" w:ascii="Courier New" w:hAnsi="Courier New"/>
-          <w:sz w:val="17"/>
-          <w:szCs w:val="17"/>
-        </w:rPr>
-        <w:t xml:space="preserve">        </w:t>
-      </w:r>
-      <w:r>
-        <w:rPr>
-          <w:rFonts w:eastAsia="Courier New" w:cs="Courier New" w:ascii="Courier New" w:hAnsi="Courier New"/>
-          <w:sz w:val="17"/>
-          <w:szCs w:val="17"/>
-        </w:rPr>
-        <w:t>}</w:t>
-      </w:r>
-    </w:p>
-    <w:p>
-      <w:pPr>
-        <w:pStyle w:val="Normal"/>
-        <w:spacing w:lineRule="auto" w:line="228" w:before="0" w:after="0"/>
-        <w:rPr/>
-      </w:pPr>
-      <w:r>
-        <w:rPr>
-          <w:rFonts w:eastAsia="Courier New" w:cs="Courier New" w:ascii="Courier New" w:hAnsi="Courier New"/>
-          <w:sz w:val="17"/>
-          <w:szCs w:val="17"/>
-        </w:rPr>
-        <w:t xml:space="preserve"> </w:t>
-      </w:r>
-    </w:p>
-    <w:p>
-      <w:pPr>
-        <w:pStyle w:val="Normal"/>
-        <w:spacing w:lineRule="auto" w:line="228" w:before="0" w:after="0"/>
-        <w:rPr/>
-      </w:pPr>
-      <w:r>
-        <w:rPr>
-          <w:rFonts w:eastAsia="Courier New" w:cs="Courier New" w:ascii="Courier New" w:hAnsi="Courier New"/>
-          <w:sz w:val="17"/>
-          <w:szCs w:val="17"/>
-        </w:rPr>
-        <w:t xml:space="preserve">        </w:t>
-      </w:r>
-      <w:r>
-        <w:rPr>
-          <w:rFonts w:eastAsia="Courier New" w:cs="Courier New" w:ascii="Courier New" w:hAnsi="Courier New"/>
-          <w:sz w:val="17"/>
-          <w:szCs w:val="17"/>
-        </w:rPr>
-        <w:t>input := scanner.Text()</w:t>
-      </w:r>
-    </w:p>
-    <w:p>
-      <w:pPr>
-        <w:pStyle w:val="Normal"/>
-        <w:spacing w:lineRule="auto" w:line="228" w:before="0" w:after="0"/>
-        <w:rPr/>
-      </w:pPr>
-      <w:r>
-        <w:rPr>
-          <w:rFonts w:eastAsia="Courier New" w:cs="Courier New" w:ascii="Courier New" w:hAnsi="Courier New"/>
-          <w:sz w:val="17"/>
-          <w:szCs w:val="17"/>
-        </w:rPr>
-        <w:t xml:space="preserve">        </w:t>
-      </w:r>
-      <w:r>
-        <w:rPr>
-          <w:rFonts w:eastAsia="Courier New" w:cs="Courier New" w:ascii="Courier New" w:hAnsi="Courier New"/>
-          <w:sz w:val="17"/>
-          <w:szCs w:val="17"/>
-        </w:rPr>
-        <w:t>if input == "exit" {</w:t>
-      </w:r>
-    </w:p>
-    <w:p>
-      <w:pPr>
-        <w:pStyle w:val="Normal"/>
-        <w:spacing w:lineRule="auto" w:line="228" w:before="0" w:after="0"/>
-        <w:rPr/>
-      </w:pPr>
-      <w:r>
-        <w:rPr>
-          <w:rFonts w:eastAsia="Courier New" w:cs="Courier New" w:ascii="Courier New" w:hAnsi="Courier New"/>
-          <w:sz w:val="17"/>
-          <w:szCs w:val="17"/>
-        </w:rPr>
-        <w:t xml:space="preserve">            </w:t>
-      </w:r>
-      <w:r>
-        <w:rPr>
-          <w:rFonts w:eastAsia="Courier New" w:cs="Courier New" w:ascii="Courier New" w:hAnsi="Courier New"/>
-          <w:sz w:val="17"/>
-          <w:szCs w:val="17"/>
-        </w:rPr>
-        <w:t>break</w:t>
-      </w:r>
-    </w:p>
-    <w:p>
-      <w:pPr>
-        <w:pStyle w:val="Normal"/>
-        <w:spacing w:lineRule="auto" w:line="228" w:before="0" w:after="0"/>
-        <w:rPr/>
-      </w:pPr>
-      <w:r>
-        <w:rPr>
-          <w:rFonts w:eastAsia="Courier New" w:cs="Courier New" w:ascii="Courier New" w:hAnsi="Courier New"/>
-          <w:sz w:val="17"/>
-          <w:szCs w:val="17"/>
-        </w:rPr>
-        <w:t xml:space="preserve">        </w:t>
-      </w:r>
-      <w:r>
-        <w:rPr>
-          <w:rFonts w:eastAsia="Courier New" w:cs="Courier New" w:ascii="Courier New" w:hAnsi="Courier New"/>
-          <w:sz w:val="17"/>
-          <w:szCs w:val="17"/>
-        </w:rPr>
-        <w:t>}</w:t>
-      </w:r>
-    </w:p>
-    <w:p>
-      <w:pPr>
-        <w:pStyle w:val="Normal"/>
-        <w:spacing w:lineRule="auto" w:line="228" w:before="0" w:after="0"/>
-        <w:rPr/>
-      </w:pPr>
-      <w:r>
-        <w:rPr>
-          <w:rFonts w:eastAsia="Courier New" w:cs="Courier New" w:ascii="Courier New" w:hAnsi="Courier New"/>
-          <w:sz w:val="17"/>
-          <w:szCs w:val="17"/>
-        </w:rPr>
-        <w:t xml:space="preserve"> </w:t>
-      </w:r>
-    </w:p>
-    <w:p>
-      <w:pPr>
-        <w:pStyle w:val="Normal"/>
-        <w:spacing w:lineRule="auto" w:line="228" w:before="0" w:after="0"/>
-        <w:rPr/>
-      </w:pPr>
-      <w:r>
-        <w:rPr>
-          <w:rFonts w:eastAsia="Courier New" w:cs="Courier New" w:ascii="Courier New" w:hAnsi="Courier New"/>
-          <w:sz w:val="17"/>
-          <w:szCs w:val="17"/>
-        </w:rPr>
-        <w:t xml:space="preserve">        </w:t>
-      </w:r>
-      <w:r>
-        <w:rPr>
-          <w:rFonts w:eastAsia="Courier New" w:cs="Courier New" w:ascii="Courier New" w:hAnsi="Courier New"/>
-          <w:sz w:val="17"/>
-          <w:szCs w:val="17"/>
-        </w:rPr>
-        <w:t>trace, ok := Run(input)</w:t>
-      </w:r>
-    </w:p>
-    <w:p>
-      <w:pPr>
-        <w:pStyle w:val="Normal"/>
-        <w:spacing w:lineRule="auto" w:line="228" w:before="0" w:after="0"/>
-        <w:rPr/>
-      </w:pPr>
-      <w:r>
-        <w:rPr>
-          <w:rFonts w:eastAsia="Courier New" w:cs="Courier New" w:ascii="Courier New" w:hAnsi="Courier New"/>
-          <w:sz w:val="17"/>
-          <w:szCs w:val="17"/>
-        </w:rPr>
-        <w:t xml:space="preserve">        </w:t>
-      </w:r>
-      <w:r>
-        <w:rPr>
-          <w:rFonts w:eastAsia="Courier New" w:cs="Courier New" w:ascii="Courier New" w:hAnsi="Courier New"/>
-          <w:sz w:val="17"/>
-          <w:szCs w:val="17"/>
-        </w:rPr>
-        <w:t>fmt.Print("Трасса: ")</w:t>
-      </w:r>
-    </w:p>
-    <w:p>
-      <w:pPr>
-        <w:pStyle w:val="Normal"/>
-        <w:spacing w:lineRule="auto" w:line="228" w:before="0" w:after="0"/>
-        <w:rPr/>
-      </w:pPr>
-      <w:r>
-        <w:rPr>
-          <w:rFonts w:eastAsia="Courier New" w:cs="Courier New" w:ascii="Courier New" w:hAnsi="Courier New"/>
-          <w:sz w:val="17"/>
-          <w:szCs w:val="17"/>
-        </w:rPr>
-        <w:t xml:space="preserve">        </w:t>
-      </w:r>
-      <w:r>
-        <w:rPr>
-          <w:rFonts w:eastAsia="Courier New" w:cs="Courier New" w:ascii="Courier New" w:hAnsi="Courier New"/>
-          <w:sz w:val="17"/>
-          <w:szCs w:val="17"/>
-        </w:rPr>
-        <w:t>for i, q := range trace {</w:t>
-      </w:r>
-    </w:p>
-    <w:p>
-      <w:pPr>
-        <w:pStyle w:val="Normal"/>
-        <w:spacing w:lineRule="auto" w:line="228" w:before="0" w:after="0"/>
-        <w:rPr/>
-      </w:pPr>
-      <w:r>
-        <w:rPr>
-          <w:rFonts w:eastAsia="Courier New" w:cs="Courier New" w:ascii="Courier New" w:hAnsi="Courier New"/>
-          <w:sz w:val="17"/>
-          <w:szCs w:val="17"/>
-        </w:rPr>
-        <w:t xml:space="preserve">            </w:t>
-      </w:r>
-      <w:r>
-        <w:rPr>
-          <w:rFonts w:eastAsia="Courier New" w:cs="Courier New" w:ascii="Courier New" w:hAnsi="Courier New"/>
-          <w:sz w:val="17"/>
-          <w:szCs w:val="17"/>
-        </w:rPr>
-        <w:t>if i &gt; 0 {</w:t>
-      </w:r>
-    </w:p>
-    <w:p>
-      <w:pPr>
-        <w:pStyle w:val="Normal"/>
-        <w:spacing w:lineRule="auto" w:line="228" w:before="0" w:after="0"/>
-        <w:rPr/>
-      </w:pPr>
-      <w:r>
-        <w:rPr>
-          <w:rFonts w:eastAsia="Courier New" w:cs="Courier New" w:ascii="Courier New" w:hAnsi="Courier New"/>
-          <w:sz w:val="17"/>
-          <w:szCs w:val="17"/>
-        </w:rPr>
-        <w:t xml:space="preserve">                </w:t>
-      </w:r>
-      <w:r>
-        <w:rPr>
-          <w:rFonts w:eastAsia="Courier New" w:cs="Courier New" w:ascii="Courier New" w:hAnsi="Courier New"/>
-          <w:sz w:val="17"/>
-          <w:szCs w:val="17"/>
-        </w:rPr>
-        <w:t>fmt.Print(" → ")</w:t>
-      </w:r>
-    </w:p>
-    <w:p>
-      <w:pPr>
-        <w:pStyle w:val="Normal"/>
-        <w:spacing w:lineRule="auto" w:line="228" w:before="0" w:after="0"/>
-        <w:rPr/>
-      </w:pPr>
-      <w:r>
-        <w:rPr>
-          <w:rFonts w:eastAsia="Courier New" w:cs="Courier New" w:ascii="Courier New" w:hAnsi="Courier New"/>
-          <w:sz w:val="17"/>
-          <w:szCs w:val="17"/>
-        </w:rPr>
-        <w:t xml:space="preserve">            </w:t>
-      </w:r>
-      <w:r>
-        <w:rPr>
-          <w:rFonts w:eastAsia="Courier New" w:cs="Courier New" w:ascii="Courier New" w:hAnsi="Courier New"/>
-          <w:sz w:val="17"/>
-          <w:szCs w:val="17"/>
-        </w:rPr>
-        <w:t>}</w:t>
-      </w:r>
-    </w:p>
-    <w:p>
-      <w:pPr>
-        <w:pStyle w:val="Normal"/>
-        <w:spacing w:lineRule="auto" w:line="228" w:before="0" w:after="0"/>
-        <w:rPr/>
-      </w:pPr>
-      <w:r>
-        <w:rPr>
-          <w:rFonts w:eastAsia="Courier New" w:cs="Courier New" w:ascii="Courier New" w:hAnsi="Courier New"/>
-          <w:sz w:val="17"/>
-          <w:szCs w:val="17"/>
-        </w:rPr>
-        <w:t xml:space="preserve">            </w:t>
-      </w:r>
-      <w:r>
-        <w:rPr>
-          <w:rFonts w:eastAsia="Courier New" w:cs="Courier New" w:ascii="Courier New" w:hAnsi="Courier New"/>
-          <w:sz w:val="17"/>
-          <w:szCs w:val="17"/>
-        </w:rPr>
-        <w:t>fmt.Print(stateNames[q])</w:t>
-      </w:r>
-    </w:p>
-    <w:p>
-      <w:pPr>
-        <w:pStyle w:val="Normal"/>
-        <w:spacing w:lineRule="auto" w:line="228" w:before="0" w:after="0"/>
-        <w:rPr/>
-      </w:pPr>
-      <w:r>
-        <w:rPr>
-          <w:rFonts w:eastAsia="Courier New" w:cs="Courier New" w:ascii="Courier New" w:hAnsi="Courier New"/>
-          <w:sz w:val="17"/>
-          <w:szCs w:val="17"/>
-        </w:rPr>
-        <w:t xml:space="preserve">        </w:t>
-      </w:r>
-      <w:r>
-        <w:rPr>
-          <w:rFonts w:eastAsia="Courier New" w:cs="Courier New" w:ascii="Courier New" w:hAnsi="Courier New"/>
-          <w:sz w:val="17"/>
-          <w:szCs w:val="17"/>
-        </w:rPr>
-        <w:t>}</w:t>
-      </w:r>
-    </w:p>
-    <w:p>
-      <w:pPr>
-        <w:pStyle w:val="Normal"/>
-        <w:spacing w:lineRule="auto" w:line="228" w:before="0" w:after="0"/>
-        <w:rPr/>
-      </w:pPr>
-      <w:r>
-        <w:rPr>
-          <w:rFonts w:eastAsia="Courier New" w:cs="Courier New" w:ascii="Courier New" w:hAnsi="Courier New"/>
-          <w:sz w:val="17"/>
-          <w:szCs w:val="17"/>
-        </w:rPr>
-        <w:t xml:space="preserve">        </w:t>
-      </w:r>
-      <w:r>
-        <w:rPr>
-          <w:rFonts w:eastAsia="Courier New" w:cs="Courier New" w:ascii="Courier New" w:hAnsi="Courier New"/>
-          <w:sz w:val="17"/>
-          <w:szCs w:val="17"/>
-        </w:rPr>
-        <w:t>fmt.Println()</w:t>
-      </w:r>
-    </w:p>
-    <w:p>
-      <w:pPr>
-        <w:pStyle w:val="Normal"/>
-        <w:spacing w:lineRule="auto" w:line="228" w:before="0" w:after="0"/>
-        <w:rPr/>
-      </w:pPr>
-      <w:r>
-        <w:rPr>
-          <w:rFonts w:eastAsia="Courier New" w:cs="Courier New" w:ascii="Courier New" w:hAnsi="Courier New"/>
-          <w:sz w:val="17"/>
-          <w:szCs w:val="17"/>
-        </w:rPr>
-        <w:t xml:space="preserve">        </w:t>
-      </w:r>
-      <w:r>
-        <w:rPr>
-          <w:rFonts w:eastAsia="Courier New" w:cs="Courier New" w:ascii="Courier New" w:hAnsi="Courier New"/>
-          <w:sz w:val="17"/>
-          <w:szCs w:val="17"/>
-        </w:rPr>
-        <w:t>if ok {</w:t>
-      </w:r>
-    </w:p>
-    <w:p>
-      <w:pPr>
-        <w:pStyle w:val="Normal"/>
-        <w:spacing w:lineRule="auto" w:line="228" w:before="0" w:after="0"/>
-        <w:rPr/>
-      </w:pPr>
-      <w:r>
-        <w:rPr>
-          <w:rFonts w:eastAsia="Courier New" w:cs="Courier New" w:ascii="Courier New" w:hAnsi="Courier New"/>
-          <w:sz w:val="17"/>
-          <w:szCs w:val="17"/>
-        </w:rPr>
-        <w:t xml:space="preserve">            </w:t>
-      </w:r>
-      <w:r>
-        <w:rPr>
-          <w:rFonts w:eastAsia="Courier New" w:cs="Courier New" w:ascii="Courier New" w:hAnsi="Courier New"/>
-          <w:sz w:val="17"/>
-          <w:szCs w:val="17"/>
-        </w:rPr>
-        <w:t>fmt.Println("Цепочка принадлежит языку.")</w:t>
-      </w:r>
-    </w:p>
-    <w:p>
-      <w:pPr>
-        <w:pStyle w:val="Normal"/>
-        <w:spacing w:lineRule="auto" w:line="228" w:before="0" w:after="0"/>
-        <w:rPr/>
-      </w:pPr>
-      <w:r>
-        <w:rPr>
-          <w:rFonts w:eastAsia="Courier New" w:cs="Courier New" w:ascii="Courier New" w:hAnsi="Courier New"/>
-          <w:sz w:val="17"/>
-          <w:szCs w:val="17"/>
-        </w:rPr>
-        <w:t xml:space="preserve">        </w:t>
-      </w:r>
-      <w:r>
-        <w:rPr>
-          <w:rFonts w:eastAsia="Courier New" w:cs="Courier New" w:ascii="Courier New" w:hAnsi="Courier New"/>
-          <w:sz w:val="17"/>
-          <w:szCs w:val="17"/>
-        </w:rPr>
-        <w:t>} else {</w:t>
-      </w:r>
-    </w:p>
-    <w:p>
-      <w:pPr>
-        <w:pStyle w:val="Normal"/>
-        <w:spacing w:lineRule="auto" w:line="228" w:before="0" w:after="0"/>
-        <w:rPr/>
-      </w:pPr>
-      <w:r>
-        <w:rPr>
-          <w:rFonts w:eastAsia="Courier New" w:cs="Courier New" w:ascii="Courier New" w:hAnsi="Courier New"/>
-          <w:sz w:val="17"/>
-          <w:szCs w:val="17"/>
-        </w:rPr>
-        <w:t xml:space="preserve">            </w:t>
-      </w:r>
-      <w:r>
-        <w:rPr>
-          <w:rFonts w:eastAsia="Courier New" w:cs="Courier New" w:ascii="Courier New" w:hAnsi="Courier New"/>
-          <w:sz w:val="17"/>
-          <w:szCs w:val="17"/>
-        </w:rPr>
-        <w:t>fmt.Println("Цепочка не принадлежит языку.")</w:t>
-      </w:r>
-    </w:p>
-    <w:p>
-      <w:pPr>
-        <w:pStyle w:val="Normal"/>
-        <w:spacing w:lineRule="auto" w:line="228" w:before="0" w:after="0"/>
-        <w:rPr/>
-      </w:pPr>
-      <w:r>
-        <w:rPr>
-          <w:rFonts w:eastAsia="Courier New" w:cs="Courier New" w:ascii="Courier New" w:hAnsi="Courier New"/>
-          <w:sz w:val="17"/>
-          <w:szCs w:val="17"/>
-        </w:rPr>
-        <w:t xml:space="preserve">        </w:t>
-      </w:r>
-      <w:r>
-        <w:rPr>
-          <w:rFonts w:eastAsia="Courier New" w:cs="Courier New" w:ascii="Courier New" w:hAnsi="Courier New"/>
-          <w:sz w:val="17"/>
-          <w:szCs w:val="17"/>
-        </w:rPr>
-        <w:t>}</w:t>
-      </w:r>
-    </w:p>
-    <w:p>
-      <w:pPr>
-        <w:pStyle w:val="Normal"/>
-        <w:spacing w:lineRule="auto" w:line="228" w:before="0" w:after="0"/>
-        <w:rPr/>
-      </w:pPr>
-      <w:r>
-        <w:rPr>
-          <w:rFonts w:eastAsia="Courier New" w:cs="Courier New" w:ascii="Courier New" w:hAnsi="Courier New"/>
-          <w:sz w:val="17"/>
-          <w:szCs w:val="17"/>
-        </w:rPr>
-        <w:t xml:space="preserve">    </w:t>
-      </w:r>
-      <w:r>
-        <w:rPr>
-          <w:rFonts w:eastAsia="Courier New" w:cs="Courier New" w:ascii="Courier New" w:hAnsi="Courier New"/>
-          <w:sz w:val="17"/>
-          <w:szCs w:val="17"/>
-        </w:rPr>
-        <w:t>}</w:t>
-      </w:r>
-    </w:p>
-    <w:p>
-      <w:pPr>
-        <w:pStyle w:val="Normal"/>
-        <w:spacing w:lineRule="auto" w:line="228" w:before="0" w:after="0"/>
-        <w:rPr/>
-      </w:pPr>
-      <w:r>
-        <w:rPr>
-          <w:rFonts w:eastAsia="Courier New" w:cs="Courier New" w:ascii="Courier New" w:hAnsi="Courier New"/>
-          <w:sz w:val="17"/>
-          <w:szCs w:val="17"/>
-        </w:rPr>
-        <w:t xml:space="preserve"> </w:t>
-      </w:r>
-    </w:p>
-    <w:p>
-      <w:pPr>
-        <w:pStyle w:val="Normal"/>
-        <w:spacing w:lineRule="auto" w:line="228" w:before="0" w:after="0"/>
-        <w:rPr/>
-      </w:pPr>
-      <w:r>
-        <w:rPr>
-          <w:rFonts w:eastAsia="Courier New" w:cs="Courier New" w:ascii="Courier New" w:hAnsi="Courier New"/>
-          <w:sz w:val="17"/>
-          <w:szCs w:val="17"/>
-        </w:rPr>
-        <w:t xml:space="preserve">    </w:t>
-      </w:r>
-      <w:r>
-        <w:rPr>
-          <w:rFonts w:eastAsia="Courier New" w:cs="Courier New" w:ascii="Courier New" w:hAnsi="Courier New"/>
-          <w:sz w:val="17"/>
-          <w:szCs w:val="17"/>
-        </w:rPr>
-        <w:t>if err := scanner.Err(); err != nil {</w:t>
-      </w:r>
-    </w:p>
-    <w:p>
-      <w:pPr>
-        <w:pStyle w:val="Normal"/>
-        <w:spacing w:lineRule="auto" w:line="228" w:before="0" w:after="0"/>
-        <w:rPr/>
-      </w:pPr>
-      <w:r>
-        <w:rPr>
-          <w:rFonts w:eastAsia="Courier New" w:cs="Courier New" w:ascii="Courier New" w:hAnsi="Courier New"/>
-          <w:sz w:val="17"/>
-          <w:szCs w:val="17"/>
-        </w:rPr>
-        <w:t xml:space="preserve">        </w:t>
-      </w:r>
-      <w:r>
-        <w:rPr>
-          <w:rFonts w:eastAsia="Courier New" w:cs="Courier New" w:ascii="Courier New" w:hAnsi="Courier New"/>
-          <w:sz w:val="17"/>
-          <w:szCs w:val="17"/>
-        </w:rPr>
-        <w:t>fmt.Fprintf(os.Stderr, "Ошибка чтения ввода: %v\n", err)</w:t>
-      </w:r>
-    </w:p>
-    <w:p>
-      <w:pPr>
-        <w:pStyle w:val="Normal"/>
-        <w:spacing w:lineRule="auto" w:line="228" w:before="0" w:after="0"/>
-        <w:rPr/>
-      </w:pPr>
-      <w:r>
-        <w:rPr>
-          <w:rFonts w:eastAsia="Courier New" w:cs="Courier New" w:ascii="Courier New" w:hAnsi="Courier New"/>
-          <w:sz w:val="17"/>
-          <w:szCs w:val="17"/>
-        </w:rPr>
-        <w:t xml:space="preserve">        </w:t>
-      </w:r>
-      <w:r>
-        <w:rPr>
-          <w:rFonts w:eastAsia="Courier New" w:cs="Courier New" w:ascii="Courier New" w:hAnsi="Courier New"/>
-          <w:sz w:val="17"/>
-          <w:szCs w:val="17"/>
-        </w:rPr>
-        <w:t>os.Exit(1)</w:t>
-      </w:r>
-    </w:p>
-    <w:p>
-      <w:pPr>
-        <w:pStyle w:val="Normal"/>
-        <w:spacing w:lineRule="auto" w:line="228" w:before="0" w:after="0"/>
-        <w:rPr/>
-      </w:pPr>
-      <w:r>
-        <w:rPr>
-          <w:rFonts w:eastAsia="Courier New" w:cs="Courier New" w:ascii="Courier New" w:hAnsi="Courier New"/>
-          <w:sz w:val="17"/>
-          <w:szCs w:val="17"/>
-        </w:rPr>
-        <w:t xml:space="preserve">    </w:t>
-      </w:r>
-      <w:r>
-        <w:rPr>
-          <w:rFonts w:eastAsia="Courier New" w:cs="Courier New" w:ascii="Courier New" w:hAnsi="Courier New"/>
-          <w:sz w:val="17"/>
-          <w:szCs w:val="17"/>
-        </w:rPr>
-        <w:t>}</w:t>
-      </w:r>
-    </w:p>
-    <w:p>
-      <w:pPr>
-        <w:pStyle w:val="Normal"/>
-        <w:spacing w:lineRule="auto" w:line="228" w:before="0" w:after="0"/>
-        <w:rPr/>
-      </w:pPr>
-      <w:r>
-        <w:rPr>
-          <w:rFonts w:eastAsia="Courier New" w:cs="Courier New" w:ascii="Courier New" w:hAnsi="Courier New"/>
-          <w:sz w:val="17"/>
-          <w:szCs w:val="17"/>
-        </w:rPr>
-        <w:t>}</w:t>
-      </w:r>
-    </w:p>
-    <w:p>
-      <w:pPr>
-        <w:pStyle w:val="Heading2"/>
-        <w:rPr/>
-      </w:pPr>
-      <w:bookmarkStart w:id="24" w:name="_Toc25"/>
-      <w:r>
-        <w:rPr/>
-        <w:t>А.1 Тест EmailListDfa_test.go</w:t>
-      </w:r>
-      <w:bookmarkEnd w:id="24"/>
-    </w:p>
-    <w:p>
-      <w:pPr>
-        <w:pStyle w:val="Normal"/>
-        <w:spacing w:lineRule="auto" w:line="228" w:before="0" w:after="0"/>
-        <w:rPr/>
-      </w:pPr>
-      <w:r>
-        <w:rPr>
-          <w:rFonts w:eastAsia="Courier New" w:cs="Courier New" w:ascii="Courier New" w:hAnsi="Courier New"/>
-          <w:sz w:val="17"/>
-          <w:szCs w:val="17"/>
-        </w:rPr>
-        <w:t>package main</w:t>
-      </w:r>
-    </w:p>
-    <w:p>
-      <w:pPr>
-        <w:pStyle w:val="Normal"/>
-        <w:spacing w:lineRule="auto" w:line="228" w:before="0" w:after="0"/>
-        <w:rPr/>
-      </w:pPr>
-      <w:r>
-        <w:rPr>
-          <w:rFonts w:eastAsia="Courier New" w:cs="Courier New" w:ascii="Courier New" w:hAnsi="Courier New"/>
-          <w:sz w:val="17"/>
-          <w:szCs w:val="17"/>
-        </w:rPr>
-        <w:t xml:space="preserve"> </w:t>
-      </w:r>
-    </w:p>
-    <w:p>
-      <w:pPr>
-        <w:pStyle w:val="Normal"/>
-        <w:spacing w:lineRule="auto" w:line="228" w:before="0" w:after="0"/>
-        <w:rPr/>
-      </w:pPr>
-      <w:r>
-        <w:rPr>
-          <w:rFonts w:eastAsia="Courier New" w:cs="Courier New" w:ascii="Courier New" w:hAnsi="Courier New"/>
-          <w:sz w:val="17"/>
-          <w:szCs w:val="17"/>
-        </w:rPr>
-        <w:t>import (</w:t>
-      </w:r>
-    </w:p>
-    <w:p>
-      <w:pPr>
-        <w:pStyle w:val="Normal"/>
-        <w:spacing w:lineRule="auto" w:line="228" w:before="0" w:after="0"/>
-        <w:rPr/>
-      </w:pPr>
-      <w:r>
-        <w:rPr>
-          <w:rFonts w:eastAsia="Courier New" w:cs="Courier New" w:ascii="Courier New" w:hAnsi="Courier New"/>
-          <w:sz w:val="17"/>
-          <w:szCs w:val="17"/>
-        </w:rPr>
-        <w:t xml:space="preserve">    </w:t>
-      </w:r>
-      <w:r>
-        <w:rPr>
-          <w:rFonts w:eastAsia="Courier New" w:cs="Courier New" w:ascii="Courier New" w:hAnsi="Courier New"/>
-          <w:sz w:val="17"/>
-          <w:szCs w:val="17"/>
-        </w:rPr>
-        <w:t>"regexp"</w:t>
-      </w:r>
-    </w:p>
-    <w:p>
-      <w:pPr>
-        <w:pStyle w:val="Normal"/>
-        <w:spacing w:lineRule="auto" w:line="228" w:before="0" w:after="0"/>
-        <w:rPr/>
-      </w:pPr>
-      <w:r>
-        <w:rPr>
-          <w:rFonts w:eastAsia="Courier New" w:cs="Courier New" w:ascii="Courier New" w:hAnsi="Courier New"/>
-          <w:sz w:val="17"/>
-          <w:szCs w:val="17"/>
-        </w:rPr>
-        <w:t xml:space="preserve">    </w:t>
-      </w:r>
-      <w:r>
-        <w:rPr>
-          <w:rFonts w:eastAsia="Courier New" w:cs="Courier New" w:ascii="Courier New" w:hAnsi="Courier New"/>
-          <w:sz w:val="17"/>
-          <w:szCs w:val="17"/>
-        </w:rPr>
-        <w:t>"testing"</w:t>
-      </w:r>
-    </w:p>
-    <w:p>
-      <w:pPr>
-        <w:pStyle w:val="Normal"/>
-        <w:spacing w:lineRule="auto" w:line="228" w:before="0" w:after="0"/>
-        <w:rPr/>
-      </w:pPr>
-      <w:r>
-        <w:rPr>
-          <w:rFonts w:eastAsia="Courier New" w:cs="Courier New" w:ascii="Courier New" w:hAnsi="Courier New"/>
-          <w:sz w:val="17"/>
-          <w:szCs w:val="17"/>
-        </w:rPr>
-        <w:t>)</w:t>
-      </w:r>
-    </w:p>
-    <w:p>
-      <w:pPr>
-        <w:pStyle w:val="Normal"/>
-        <w:spacing w:lineRule="auto" w:line="228" w:before="0" w:after="0"/>
-        <w:rPr/>
-      </w:pPr>
-      <w:r>
-        <w:rPr>
-          <w:rFonts w:eastAsia="Courier New" w:cs="Courier New" w:ascii="Courier New" w:hAnsi="Courier New"/>
-          <w:sz w:val="17"/>
-          <w:szCs w:val="17"/>
-        </w:rPr>
-        <w:t xml:space="preserve"> </w:t>
-      </w:r>
-    </w:p>
-    <w:p>
-      <w:pPr>
-        <w:pStyle w:val="Normal"/>
-        <w:spacing w:lineRule="auto" w:line="228" w:before="0" w:after="0"/>
-        <w:rPr/>
-      </w:pPr>
-      <w:r>
-        <w:rPr>
-          <w:rFonts w:eastAsia="Courier New" w:cs="Courier New" w:ascii="Courier New" w:hAnsi="Courier New"/>
-          <w:sz w:val="17"/>
-          <w:szCs w:val="17"/>
-        </w:rPr>
-        <w:t>// Исходный паттерн. В Go (RE2) класс \w — только ASCII, поэтому</w:t>
-      </w:r>
-    </w:p>
-    <w:p>
-      <w:pPr>
-        <w:pStyle w:val="Normal"/>
-        <w:spacing w:lineRule="auto" w:line="228" w:before="0" w:after="0"/>
-        <w:rPr/>
-      </w:pPr>
-      <w:r>
-        <w:rPr>
-          <w:rFonts w:eastAsia="Courier New" w:cs="Courier New" w:ascii="Courier New" w:hAnsi="Courier New"/>
-          <w:sz w:val="17"/>
-          <w:szCs w:val="17"/>
-        </w:rPr>
-        <w:t>// сравнение ведётся на ASCII-алфавите: a, пробел, + - . @ ; ,</w:t>
-      </w:r>
-    </w:p>
-    <w:p>
-      <w:pPr>
-        <w:pStyle w:val="Normal"/>
-        <w:spacing w:lineRule="auto" w:line="228" w:before="0" w:after="0"/>
-        <w:rPr/>
-      </w:pPr>
-      <w:r>
-        <w:rPr>
-          <w:rFonts w:eastAsia="Courier New" w:cs="Courier New" w:ascii="Courier New" w:hAnsi="Courier New"/>
-          <w:sz w:val="17"/>
-          <w:szCs w:val="17"/>
-        </w:rPr>
-        <w:t>var pattern = regexp.MustCompile(`^((\w+([-+.]\w+)*@\w+([-.]\w+)*\.\w+([-.]\w+)*)\s*[;,.]{0,1}\s*)+$`)</w:t>
-      </w:r>
-    </w:p>
-    <w:p>
-      <w:pPr>
-        <w:pStyle w:val="Normal"/>
-        <w:spacing w:lineRule="auto" w:line="228" w:before="0" w:after="0"/>
-        <w:rPr/>
-      </w:pPr>
-      <w:r>
-        <w:rPr>
-          <w:rFonts w:eastAsia="Courier New" w:cs="Courier New" w:ascii="Courier New" w:hAnsi="Courier New"/>
-          <w:sz w:val="17"/>
-          <w:szCs w:val="17"/>
-        </w:rPr>
-        <w:t xml:space="preserve"> </w:t>
-      </w:r>
-    </w:p>
-    <w:p>
-      <w:pPr>
-        <w:pStyle w:val="Normal"/>
-        <w:spacing w:lineRule="auto" w:line="228" w:before="0" w:after="0"/>
-        <w:rPr/>
-      </w:pPr>
-      <w:r>
-        <w:rPr>
-          <w:rFonts w:eastAsia="Courier New" w:cs="Courier New" w:ascii="Courier New" w:hAnsi="Courier New"/>
-          <w:sz w:val="17"/>
-          <w:szCs w:val="17"/>
-        </w:rPr>
-        <w:t>// TestAgainstRegex перебирает ВСЕ цепочки длины 0…7 над алфавитом</w:t>
-      </w:r>
-    </w:p>
-    <w:p>
-      <w:pPr>
-        <w:pStyle w:val="Normal"/>
-        <w:spacing w:lineRule="auto" w:line="228" w:before="0" w:after="0"/>
-        <w:rPr/>
-      </w:pPr>
-      <w:r>
-        <w:rPr>
-          <w:rFonts w:eastAsia="Courier New" w:cs="Courier New" w:ascii="Courier New" w:hAnsi="Courier New"/>
-          <w:sz w:val="17"/>
-          <w:szCs w:val="17"/>
-        </w:rPr>
-        <w:t>// из 8 представителей классов и сравнивает ответ автомата с регулярным выражением.</w:t>
-      </w:r>
-    </w:p>
-    <w:p>
-      <w:pPr>
-        <w:pStyle w:val="Normal"/>
-        <w:spacing w:lineRule="auto" w:line="228" w:before="0" w:after="0"/>
-        <w:rPr/>
-      </w:pPr>
-      <w:r>
-        <w:rPr>
-          <w:rFonts w:eastAsia="Courier New" w:cs="Courier New" w:ascii="Courier New" w:hAnsi="Courier New"/>
-          <w:sz w:val="17"/>
-          <w:szCs w:val="17"/>
-        </w:rPr>
-        <w:t>func TestAgainstRegex(t *testing.T) {</w:t>
-      </w:r>
-    </w:p>
-    <w:p>
-      <w:pPr>
-        <w:pStyle w:val="Normal"/>
-        <w:spacing w:lineRule="auto" w:line="228" w:before="0" w:after="0"/>
-        <w:rPr/>
-      </w:pPr>
-      <w:r>
-        <w:rPr>
-          <w:rFonts w:eastAsia="Courier New" w:cs="Courier New" w:ascii="Courier New" w:hAnsi="Courier New"/>
-          <w:sz w:val="17"/>
-          <w:szCs w:val="17"/>
-        </w:rPr>
-        <w:t xml:space="preserve">    </w:t>
-      </w:r>
-      <w:r>
-        <w:rPr>
-          <w:rFonts w:eastAsia="Courier New" w:cs="Courier New" w:ascii="Courier New" w:hAnsi="Courier New"/>
-          <w:sz w:val="17"/>
-          <w:szCs w:val="17"/>
-        </w:rPr>
-        <w:t>alpha := []rune("a +-.@;,")</w:t>
-      </w:r>
-    </w:p>
-    <w:p>
-      <w:pPr>
-        <w:pStyle w:val="Normal"/>
-        <w:spacing w:lineRule="auto" w:line="228" w:before="0" w:after="0"/>
-        <w:rPr/>
-      </w:pPr>
-      <w:r>
-        <w:rPr>
-          <w:rFonts w:eastAsia="Courier New" w:cs="Courier New" w:ascii="Courier New" w:hAnsi="Courier New"/>
-          <w:sz w:val="17"/>
-          <w:szCs w:val="17"/>
-        </w:rPr>
-        <w:t xml:space="preserve">    </w:t>
-      </w:r>
-      <w:r>
-        <w:rPr>
-          <w:rFonts w:eastAsia="Courier New" w:cs="Courier New" w:ascii="Courier New" w:hAnsi="Courier New"/>
-          <w:sz w:val="17"/>
-          <w:szCs w:val="17"/>
-        </w:rPr>
-        <w:t>var buf []rune</w:t>
-      </w:r>
-    </w:p>
-    <w:p>
-      <w:pPr>
-        <w:pStyle w:val="Normal"/>
-        <w:spacing w:lineRule="auto" w:line="228" w:before="0" w:after="0"/>
-        <w:rPr/>
-      </w:pPr>
-      <w:r>
-        <w:rPr>
-          <w:rFonts w:eastAsia="Courier New" w:cs="Courier New" w:ascii="Courier New" w:hAnsi="Courier New"/>
-          <w:sz w:val="17"/>
-          <w:szCs w:val="17"/>
-        </w:rPr>
-        <w:t xml:space="preserve">    </w:t>
-      </w:r>
-      <w:r>
-        <w:rPr>
-          <w:rFonts w:eastAsia="Courier New" w:cs="Courier New" w:ascii="Courier New" w:hAnsi="Courier New"/>
-          <w:sz w:val="17"/>
-          <w:szCs w:val="17"/>
-        </w:rPr>
-        <w:t>count := 0</w:t>
-      </w:r>
-    </w:p>
-    <w:p>
-      <w:pPr>
-        <w:pStyle w:val="Normal"/>
-        <w:spacing w:lineRule="auto" w:line="228" w:before="0" w:after="0"/>
-        <w:rPr/>
-      </w:pPr>
-      <w:r>
-        <w:rPr>
-          <w:rFonts w:eastAsia="Courier New" w:cs="Courier New" w:ascii="Courier New" w:hAnsi="Courier New"/>
-          <w:sz w:val="17"/>
-          <w:szCs w:val="17"/>
-        </w:rPr>
-        <w:t xml:space="preserve">    </w:t>
-      </w:r>
-      <w:r>
-        <w:rPr>
-          <w:rFonts w:eastAsia="Courier New" w:cs="Courier New" w:ascii="Courier New" w:hAnsi="Courier New"/>
-          <w:sz w:val="17"/>
-          <w:szCs w:val="17"/>
-        </w:rPr>
-        <w:t>var rec func(depth int)</w:t>
-      </w:r>
-    </w:p>
-    <w:p>
-      <w:pPr>
-        <w:pStyle w:val="Normal"/>
-        <w:spacing w:lineRule="auto" w:line="228" w:before="0" w:after="0"/>
-        <w:rPr/>
-      </w:pPr>
-      <w:r>
-        <w:rPr>
-          <w:rFonts w:eastAsia="Courier New" w:cs="Courier New" w:ascii="Courier New" w:hAnsi="Courier New"/>
-          <w:sz w:val="17"/>
-          <w:szCs w:val="17"/>
-        </w:rPr>
-        <w:t xml:space="preserve">    </w:t>
-      </w:r>
-      <w:r>
-        <w:rPr>
-          <w:rFonts w:eastAsia="Courier New" w:cs="Courier New" w:ascii="Courier New" w:hAnsi="Courier New"/>
-          <w:sz w:val="17"/>
-          <w:szCs w:val="17"/>
-        </w:rPr>
-        <w:t>rec = func(depth int) {</w:t>
-      </w:r>
-    </w:p>
-    <w:p>
-      <w:pPr>
-        <w:pStyle w:val="Normal"/>
-        <w:spacing w:lineRule="auto" w:line="228" w:before="0" w:after="0"/>
-        <w:rPr/>
-      </w:pPr>
-      <w:r>
-        <w:rPr>
-          <w:rFonts w:eastAsia="Courier New" w:cs="Courier New" w:ascii="Courier New" w:hAnsi="Courier New"/>
-          <w:sz w:val="17"/>
-          <w:szCs w:val="17"/>
-        </w:rPr>
-        <w:t xml:space="preserve">        </w:t>
-      </w:r>
-      <w:r>
-        <w:rPr>
-          <w:rFonts w:eastAsia="Courier New" w:cs="Courier New" w:ascii="Courier New" w:hAnsi="Courier New"/>
-          <w:sz w:val="17"/>
-          <w:szCs w:val="17"/>
-        </w:rPr>
-        <w:t>s := string(buf)</w:t>
-      </w:r>
-    </w:p>
-    <w:p>
-      <w:pPr>
-        <w:pStyle w:val="Normal"/>
-        <w:spacing w:lineRule="auto" w:line="228" w:before="0" w:after="0"/>
-        <w:rPr/>
-      </w:pPr>
-      <w:r>
-        <w:rPr>
-          <w:rFonts w:eastAsia="Courier New" w:cs="Courier New" w:ascii="Courier New" w:hAnsi="Courier New"/>
-          <w:sz w:val="17"/>
-          <w:szCs w:val="17"/>
-        </w:rPr>
-        <w:t xml:space="preserve">        </w:t>
-      </w:r>
-      <w:r>
-        <w:rPr>
-          <w:rFonts w:eastAsia="Courier New" w:cs="Courier New" w:ascii="Courier New" w:hAnsi="Courier New"/>
-          <w:sz w:val="17"/>
-          <w:szCs w:val="17"/>
-        </w:rPr>
-        <w:t>count++</w:t>
-      </w:r>
-    </w:p>
-    <w:p>
-      <w:pPr>
-        <w:pStyle w:val="Normal"/>
-        <w:spacing w:lineRule="auto" w:line="228" w:before="0" w:after="0"/>
-        <w:rPr/>
-      </w:pPr>
-      <w:r>
-        <w:rPr>
-          <w:rFonts w:eastAsia="Courier New" w:cs="Courier New" w:ascii="Courier New" w:hAnsi="Courier New"/>
-          <w:sz w:val="17"/>
-          <w:szCs w:val="17"/>
-        </w:rPr>
-        <w:t xml:space="preserve">        </w:t>
-      </w:r>
-      <w:r>
-        <w:rPr>
-          <w:rFonts w:eastAsia="Courier New" w:cs="Courier New" w:ascii="Courier New" w:hAnsi="Courier New"/>
-          <w:sz w:val="17"/>
-          <w:szCs w:val="17"/>
-        </w:rPr>
-        <w:t>if Accepts(s) != pattern.MatchString(s) {</w:t>
-      </w:r>
-    </w:p>
-    <w:p>
-      <w:pPr>
-        <w:pStyle w:val="Normal"/>
-        <w:spacing w:lineRule="auto" w:line="228" w:before="0" w:after="0"/>
-        <w:rPr/>
-      </w:pPr>
-      <w:r>
-        <w:rPr>
-          <w:rFonts w:eastAsia="Courier New" w:cs="Courier New" w:ascii="Courier New" w:hAnsi="Courier New"/>
-          <w:sz w:val="17"/>
-          <w:szCs w:val="17"/>
-        </w:rPr>
-        <w:t xml:space="preserve">            </w:t>
-      </w:r>
-      <w:r>
-        <w:rPr>
-          <w:rFonts w:eastAsia="Courier New" w:cs="Courier New" w:ascii="Courier New" w:hAnsi="Courier New"/>
-          <w:sz w:val="17"/>
-          <w:szCs w:val="17"/>
-        </w:rPr>
-        <w:t>t.Fatalf("расхождение на %q: автомат=%v, regex=%v", s, Accepts(s), pattern.MatchString(s))</w:t>
-      </w:r>
-    </w:p>
-    <w:p>
-      <w:pPr>
-        <w:pStyle w:val="Normal"/>
-        <w:spacing w:lineRule="auto" w:line="228" w:before="0" w:after="0"/>
-        <w:rPr/>
-      </w:pPr>
-      <w:r>
-        <w:rPr>
-          <w:rFonts w:eastAsia="Courier New" w:cs="Courier New" w:ascii="Courier New" w:hAnsi="Courier New"/>
-          <w:sz w:val="17"/>
-          <w:szCs w:val="17"/>
-        </w:rPr>
-        <w:t xml:space="preserve">        </w:t>
-      </w:r>
-      <w:r>
-        <w:rPr>
-          <w:rFonts w:eastAsia="Courier New" w:cs="Courier New" w:ascii="Courier New" w:hAnsi="Courier New"/>
-          <w:sz w:val="17"/>
-          <w:szCs w:val="17"/>
-        </w:rPr>
-        <w:t>}</w:t>
-      </w:r>
-    </w:p>
-    <w:p>
-      <w:pPr>
-        <w:pStyle w:val="Normal"/>
-        <w:spacing w:lineRule="auto" w:line="228" w:before="0" w:after="0"/>
-        <w:rPr/>
-      </w:pPr>
-      <w:r>
-        <w:rPr>
-          <w:rFonts w:eastAsia="Courier New" w:cs="Courier New" w:ascii="Courier New" w:hAnsi="Courier New"/>
-          <w:sz w:val="17"/>
-          <w:szCs w:val="17"/>
-        </w:rPr>
-        <w:t xml:space="preserve">        </w:t>
-      </w:r>
-      <w:r>
-        <w:rPr>
-          <w:rFonts w:eastAsia="Courier New" w:cs="Courier New" w:ascii="Courier New" w:hAnsi="Courier New"/>
-          <w:sz w:val="17"/>
-          <w:szCs w:val="17"/>
-        </w:rPr>
-        <w:t>if depth == 7 {</w:t>
-      </w:r>
-    </w:p>
-    <w:p>
-      <w:pPr>
-        <w:pStyle w:val="Normal"/>
-        <w:spacing w:lineRule="auto" w:line="228" w:before="0" w:after="0"/>
-        <w:rPr/>
-      </w:pPr>
-      <w:r>
-        <w:rPr>
-          <w:rFonts w:eastAsia="Courier New" w:cs="Courier New" w:ascii="Courier New" w:hAnsi="Courier New"/>
-          <w:sz w:val="17"/>
-          <w:szCs w:val="17"/>
-        </w:rPr>
-        <w:t xml:space="preserve">            </w:t>
-      </w:r>
-      <w:r>
-        <w:rPr>
-          <w:rFonts w:eastAsia="Courier New" w:cs="Courier New" w:ascii="Courier New" w:hAnsi="Courier New"/>
-          <w:sz w:val="17"/>
-          <w:szCs w:val="17"/>
-        </w:rPr>
-        <w:t>return</w:t>
-      </w:r>
-    </w:p>
-    <w:p>
-      <w:pPr>
-        <w:pStyle w:val="Normal"/>
-        <w:spacing w:lineRule="auto" w:line="228" w:before="0" w:after="0"/>
-        <w:rPr/>
-      </w:pPr>
-      <w:r>
-        <w:rPr>
-          <w:rFonts w:eastAsia="Courier New" w:cs="Courier New" w:ascii="Courier New" w:hAnsi="Courier New"/>
-          <w:sz w:val="17"/>
-          <w:szCs w:val="17"/>
-        </w:rPr>
-        <w:t xml:space="preserve">        </w:t>
-      </w:r>
-      <w:r>
-        <w:rPr>
-          <w:rFonts w:eastAsia="Courier New" w:cs="Courier New" w:ascii="Courier New" w:hAnsi="Courier New"/>
-          <w:sz w:val="17"/>
-          <w:szCs w:val="17"/>
-        </w:rPr>
-        <w:t>}</w:t>
-      </w:r>
-    </w:p>
-    <w:p>
-      <w:pPr>
-        <w:pStyle w:val="Normal"/>
-        <w:spacing w:lineRule="auto" w:line="228" w:before="0" w:after="0"/>
-        <w:rPr/>
-      </w:pPr>
-      <w:r>
-        <w:rPr>
-          <w:rFonts w:eastAsia="Courier New" w:cs="Courier New" w:ascii="Courier New" w:hAnsi="Courier New"/>
-          <w:sz w:val="17"/>
-          <w:szCs w:val="17"/>
-        </w:rPr>
-        <w:t xml:space="preserve">        </w:t>
-      </w:r>
-      <w:r>
-        <w:rPr>
-          <w:rFonts w:eastAsia="Courier New" w:cs="Courier New" w:ascii="Courier New" w:hAnsi="Courier New"/>
-          <w:sz w:val="17"/>
-          <w:szCs w:val="17"/>
-        </w:rPr>
-        <w:t>for _, r := range alpha {</w:t>
-      </w:r>
-    </w:p>
-    <w:p>
-      <w:pPr>
-        <w:pStyle w:val="Normal"/>
-        <w:spacing w:lineRule="auto" w:line="228" w:before="0" w:after="0"/>
-        <w:rPr/>
-      </w:pPr>
-      <w:r>
-        <w:rPr>
-          <w:rFonts w:eastAsia="Courier New" w:cs="Courier New" w:ascii="Courier New" w:hAnsi="Courier New"/>
-          <w:sz w:val="17"/>
-          <w:szCs w:val="17"/>
-        </w:rPr>
-        <w:t xml:space="preserve">            </w:t>
-      </w:r>
-      <w:r>
-        <w:rPr>
-          <w:rFonts w:eastAsia="Courier New" w:cs="Courier New" w:ascii="Courier New" w:hAnsi="Courier New"/>
-          <w:sz w:val="17"/>
-          <w:szCs w:val="17"/>
-        </w:rPr>
-        <w:t>buf = append(buf, r)</w:t>
-      </w:r>
-    </w:p>
-    <w:p>
-      <w:pPr>
-        <w:pStyle w:val="Normal"/>
-        <w:spacing w:lineRule="auto" w:line="228" w:before="0" w:after="0"/>
-        <w:rPr/>
-      </w:pPr>
-      <w:r>
-        <w:rPr>
-          <w:rFonts w:eastAsia="Courier New" w:cs="Courier New" w:ascii="Courier New" w:hAnsi="Courier New"/>
-          <w:sz w:val="17"/>
-          <w:szCs w:val="17"/>
-        </w:rPr>
-        <w:t xml:space="preserve">            </w:t>
-      </w:r>
-      <w:r>
-        <w:rPr>
-          <w:rFonts w:eastAsia="Courier New" w:cs="Courier New" w:ascii="Courier New" w:hAnsi="Courier New"/>
-          <w:sz w:val="17"/>
-          <w:szCs w:val="17"/>
-        </w:rPr>
-        <w:t>rec(depth + 1)</w:t>
-      </w:r>
-    </w:p>
-    <w:p>
-      <w:pPr>
-        <w:pStyle w:val="Normal"/>
-        <w:spacing w:lineRule="auto" w:line="228" w:before="0" w:after="0"/>
-        <w:rPr/>
-      </w:pPr>
-      <w:r>
-        <w:rPr>
-          <w:rFonts w:eastAsia="Courier New" w:cs="Courier New" w:ascii="Courier New" w:hAnsi="Courier New"/>
-          <w:sz w:val="17"/>
-          <w:szCs w:val="17"/>
-        </w:rPr>
-        <w:t xml:space="preserve">            </w:t>
-      </w:r>
-      <w:r>
-        <w:rPr>
-          <w:rFonts w:eastAsia="Courier New" w:cs="Courier New" w:ascii="Courier New" w:hAnsi="Courier New"/>
-          <w:sz w:val="17"/>
-          <w:szCs w:val="17"/>
-        </w:rPr>
-        <w:t>buf = buf[:len(buf)-1]</w:t>
-      </w:r>
-    </w:p>
-    <w:p>
-      <w:pPr>
-        <w:pStyle w:val="Normal"/>
-        <w:spacing w:lineRule="auto" w:line="228" w:before="0" w:after="0"/>
-        <w:rPr/>
-      </w:pPr>
-      <w:r>
-        <w:rPr>
-          <w:rFonts w:eastAsia="Courier New" w:cs="Courier New" w:ascii="Courier New" w:hAnsi="Courier New"/>
-          <w:sz w:val="17"/>
-          <w:szCs w:val="17"/>
-        </w:rPr>
-        <w:t xml:space="preserve">        </w:t>
-      </w:r>
-      <w:r>
-        <w:rPr>
-          <w:rFonts w:eastAsia="Courier New" w:cs="Courier New" w:ascii="Courier New" w:hAnsi="Courier New"/>
-          <w:sz w:val="17"/>
-          <w:szCs w:val="17"/>
-        </w:rPr>
-        <w:t>}</w:t>
-      </w:r>
-    </w:p>
-    <w:p>
-      <w:pPr>
-        <w:pStyle w:val="Normal"/>
-        <w:spacing w:lineRule="auto" w:line="228" w:before="0" w:after="0"/>
-        <w:rPr/>
-      </w:pPr>
-      <w:r>
-        <w:rPr>
-          <w:rFonts w:eastAsia="Courier New" w:cs="Courier New" w:ascii="Courier New" w:hAnsi="Courier New"/>
-          <w:sz w:val="17"/>
-          <w:szCs w:val="17"/>
-        </w:rPr>
-        <w:t xml:space="preserve">    </w:t>
-      </w:r>
-      <w:r>
-        <w:rPr>
-          <w:rFonts w:eastAsia="Courier New" w:cs="Courier New" w:ascii="Courier New" w:hAnsi="Courier New"/>
-          <w:sz w:val="17"/>
-          <w:szCs w:val="17"/>
-        </w:rPr>
-        <w:t>}</w:t>
-      </w:r>
-    </w:p>
-    <w:p>
-      <w:pPr>
-        <w:pStyle w:val="Normal"/>
-        <w:spacing w:lineRule="auto" w:line="228" w:before="0" w:after="0"/>
-        <w:rPr/>
-      </w:pPr>
-      <w:r>
-        <w:rPr>
-          <w:rFonts w:eastAsia="Courier New" w:cs="Courier New" w:ascii="Courier New" w:hAnsi="Courier New"/>
-          <w:sz w:val="17"/>
-          <w:szCs w:val="17"/>
-        </w:rPr>
-        <w:t xml:space="preserve">    </w:t>
-      </w:r>
-      <w:r>
-        <w:rPr>
-          <w:rFonts w:eastAsia="Courier New" w:cs="Courier New" w:ascii="Courier New" w:hAnsi="Courier New"/>
-          <w:sz w:val="17"/>
-          <w:szCs w:val="17"/>
-        </w:rPr>
-        <w:t>rec(0)</w:t>
-      </w:r>
-    </w:p>
-    <w:p>
-      <w:pPr>
-        <w:pStyle w:val="Normal"/>
-        <w:spacing w:lineRule="auto" w:line="228" w:before="0" w:after="0"/>
-        <w:rPr/>
-      </w:pPr>
-      <w:r>
-        <w:rPr>
-          <w:rFonts w:eastAsia="Courier New" w:cs="Courier New" w:ascii="Courier New" w:hAnsi="Courier New"/>
-          <w:sz w:val="17"/>
-          <w:szCs w:val="17"/>
-        </w:rPr>
-        <w:t xml:space="preserve">    </w:t>
-      </w:r>
-      <w:r>
-        <w:rPr>
-          <w:rFonts w:eastAsia="Courier New" w:cs="Courier New" w:ascii="Courier New" w:hAnsi="Courier New"/>
-          <w:sz w:val="17"/>
-          <w:szCs w:val="17"/>
-        </w:rPr>
-        <w:t>t.Logf("проверено цепочек: %d", count)</w:t>
+        <w:t xml:space="preserve">    t.Logf("проверено цепочек: %d", count)</w:t>
       </w:r>
     </w:p>
     <w:p>
